--- a/docs/Защита_отчет_2372.docx
+++ b/docs/Защита_отчет_2372.docx
@@ -265,7 +265,15 @@
           <w:sz w:val="24"/>
           <w:lang w:val="ru-RU"/>
         </w:rPr>
-        <w:t>Волков Владимир Олегович</w:t>
+        <w:t>Волков Владими</w:t>
+      </w:r>
+      <w:r>
+        <w:rPr>
+          <w:color w:val="000000"/>
+          <w:sz w:val="24"/>
+          <w:lang w:val="ru-RU"/>
+        </w:rPr>
+        <w:t>р Олегович</w:t>
       </w:r>
     </w:p>
     <w:p>
@@ -441,13 +449,13 @@
         <w:rPr>
           <w:lang w:val="ru-RU"/>
         </w:rPr>
-        <w:t>, управление восемью цифровыми линиями и видеонаблюден</w:t>
-      </w:r>
-      <w:r>
-        <w:rPr>
-          <w:lang w:val="ru-RU"/>
-        </w:rPr>
-        <w:t>ие за платой.</w:t>
+        <w:t>, управление восемью цифровыми линиями и видеонаблюдение за</w:t>
+      </w:r>
+      <w:r>
+        <w:rPr>
+          <w:lang w:val="ru-RU"/>
+        </w:rPr>
+        <w:t xml:space="preserve"> платой.</w:t>
       </w:r>
     </w:p>
     <w:p>
@@ -580,13 +588,13 @@
         <w:rPr>
           <w:lang w:val="ru-RU"/>
         </w:rPr>
-        <w:t>Результатом проекта является воспроизводимый программно-аппаратный стенд, который устанавливает</w:t>
-      </w:r>
-      <w:r>
-        <w:rPr>
-          <w:lang w:val="ru-RU"/>
-        </w:rPr>
-        <w:t>ся штатными сценариями без ручной сборки окружения, позволяет выполнять асинхронные задания и интерактивные сессии и содержит примеры для проверки корректности соединений и прошивки платы.</w:t>
+        <w:t>Результатом проекта является воспроизводимый программно-аппаратный стенд, который устанавливается шт</w:t>
+      </w:r>
+      <w:r>
+        <w:rPr>
+          <w:lang w:val="ru-RU"/>
+        </w:rPr>
+        <w:t>атными сценариями без ручной сборки окружения, позволяет выполнять асинхронные задания и интерактивные сессии и содержит примеры для проверки корректности соединений и прошивки платы.</w:t>
       </w:r>
     </w:p>
     <w:p>
@@ -1392,7 +1400,15 @@
             <w:noProof/>
             <w:lang w:val="ru-RU"/>
           </w:rPr>
-          <w:t>5.1 Общая структура</w:t>
+          <w:t>5.1 Обща</w:t>
+        </w:r>
+        <w:r>
+          <w:rPr>
+            <w:rStyle w:val="aff8"/>
+            <w:noProof/>
+            <w:lang w:val="ru-RU"/>
+          </w:rPr>
+          <w:t>я структура</w:t>
         </w:r>
         <w:r>
           <w:rPr>
@@ -1605,7 +1621,15 @@
             <w:noProof/>
             <w:lang w:val="ru-RU"/>
           </w:rPr>
-          <w:t>5.4 Веб-интерфейс</w:t>
+          <w:t>5.4 Ве</w:t>
+        </w:r>
+        <w:r>
+          <w:rPr>
+            <w:rStyle w:val="aff8"/>
+            <w:noProof/>
+            <w:lang w:val="ru-RU"/>
+          </w:rPr>
+          <w:t>б-интерфейс</w:t>
         </w:r>
         <w:r>
           <w:rPr>
@@ -2045,7 +2069,15 @@
             <w:noProof/>
             <w:lang w:val="ru-RU"/>
           </w:rPr>
-          <w:t>7.2 Асинхронное задание</w:t>
+          <w:t xml:space="preserve">7.2 </w:t>
+        </w:r>
+        <w:r>
+          <w:rPr>
+            <w:rStyle w:val="aff8"/>
+            <w:noProof/>
+            <w:lang w:val="ru-RU"/>
+          </w:rPr>
+          <w:t>Асинхронное задание</w:t>
         </w:r>
         <w:r>
           <w:rPr>
@@ -2632,7 +2664,14 @@
             <w:noProof/>
             <w:webHidden/>
           </w:rPr>
-          <w:instrText xml:space="preserve"> PAGEREF _Toc240289997 \h </w:instrText>
+          <w:instrText xml:space="preserve"> PAGER</w:instrText>
+        </w:r>
+        <w:r>
+          <w:rPr>
+            <w:noProof/>
+            <w:webHidden/>
+          </w:rPr>
+          <w:instrText xml:space="preserve">EF _Toc240289997 \h </w:instrText>
         </w:r>
         <w:r>
           <w:rPr>
@@ -3078,7 +3117,13 @@
         <w:rPr>
           <w:lang w:val="ru-RU"/>
         </w:rPr>
-        <w:t xml:space="preserve"> — программный интерфейс приложения.</w:t>
+        <w:t xml:space="preserve"> — программный инт</w:t>
+      </w:r>
+      <w:r>
+        <w:rPr>
+          <w:lang w:val="ru-RU"/>
+        </w:rPr>
+        <w:t>ерфейс приложения.</w:t>
       </w:r>
     </w:p>
     <w:p>
@@ -3096,13 +3141,7 @@
         <w:rPr>
           <w:lang w:val="ru-RU"/>
         </w:rPr>
-        <w:t xml:space="preserve"> — </w:t>
-      </w:r>
-      <w:r>
-        <w:rPr>
-          <w:lang w:val="ru-RU"/>
-        </w:rPr>
-        <w:t xml:space="preserve">система нумерации выводов </w:t>
+        <w:t xml:space="preserve"> — система нумерации выводов </w:t>
       </w:r>
       <w:r>
         <w:t>GPIO</w:t>
@@ -3183,13 +3222,7 @@
         <w:rPr>
           <w:lang w:val="ru-RU"/>
         </w:rPr>
-        <w:t xml:space="preserve"> — последовательный интерфейс тестирования и программирования циф</w:t>
-      </w:r>
-      <w:r>
-        <w:rPr>
-          <w:lang w:val="ru-RU"/>
-        </w:rPr>
-        <w:t>ровых устройств.</w:t>
+        <w:t xml:space="preserve"> — последовательный интерфейс тестирования и программирования цифровых устройств.</w:t>
       </w:r>
     </w:p>
     <w:p>
@@ -3319,7 +3352,13 @@
         <w:rPr>
           <w:lang w:val="ru-RU"/>
         </w:rPr>
-        <w:t xml:space="preserve"> — программное средство для работы с интерфейсами отладки и программирования.</w:t>
+        <w:t xml:space="preserve"> — программное сре</w:t>
+      </w:r>
+      <w:r>
+        <w:rPr>
+          <w:lang w:val="ru-RU"/>
+        </w:rPr>
+        <w:t>дство для работы с интерфейсами отладки и программирования.</w:t>
       </w:r>
     </w:p>
     <w:p>
@@ -3416,13 +3455,13 @@
         <w:rPr>
           <w:lang w:val="ru-RU"/>
         </w:rPr>
-        <w:t xml:space="preserve"> и проектированию систем на кристалле требуют доступа к отладочным платам ПЛИС, программа</w:t>
-      </w:r>
-      <w:r>
-        <w:rPr>
-          <w:lang w:val="ru-RU"/>
-        </w:rPr>
-        <w:t>торам и настроенному программному окружению. При очной работе один комплект оборудования обычно закреплён за рабочим местом, поэтому число одновременно работающих студентов непосредственно зависит от количества комплектов и от доступности лаборатории.</w:t>
+        <w:t xml:space="preserve"> и проектированию систем на кристалле требуют доступа к отладочным платам ПЛИС, программаторам и настроенному программному окружению. При очной работе один комплект оборудования обычно закреплён за рабочим местом, поэтому число одновременно работающих студ</w:t>
+      </w:r>
+      <w:r>
+        <w:rPr>
+          <w:lang w:val="ru-RU"/>
+        </w:rPr>
+        <w:t>ентов непосредственно зависит от количества комплектов и от доступности лаборатории.</w:t>
       </w:r>
     </w:p>
     <w:p>
@@ -3438,13 +3477,7 @@
         <w:rPr>
           <w:lang w:val="ru-RU"/>
         </w:rPr>
-        <w:t>Прое</w:t>
-      </w:r>
-      <w:r>
-        <w:rPr>
-          <w:lang w:val="ru-RU"/>
-        </w:rPr>
-        <w:t xml:space="preserve">кт №2372 направлен на перенос управляющей части удалённого </w:t>
+        <w:t xml:space="preserve">Проект №2372 направлен на перенос управляющей части удалённого </w:t>
       </w:r>
       <w:r>
         <w:t>FPGA</w:t>
@@ -3453,13 +3486,13 @@
         <w:rPr>
           <w:lang w:val="ru-RU"/>
         </w:rPr>
-        <w:t>-стенда с обычного персонального компьютера на одноплатный компьютер. Такой подход соответствует паспорту проекта: целевой результат должен уменьшать стоимость и занимаемое место одной лаборато</w:t>
-      </w:r>
-      <w:r>
-        <w:rPr>
-          <w:lang w:val="ru-RU"/>
-        </w:rPr>
-        <w:t>рной ячейки, не меняя привычный для пользователя сценарий работы с реальной платой [1].</w:t>
+        <w:t>-стенда с обычного персонального компьютера на одноплатный компьютер. Такой подход позволяет уменьшить с</w:t>
+      </w:r>
+      <w:r>
+        <w:rPr>
+          <w:lang w:val="ru-RU"/>
+        </w:rPr>
+        <w:t>тоимость, энергопотребление и занимаемое место одной лабораторной ячейки, сохранив для пользователя привычный сценарий работы с реальной платой.</w:t>
       </w:r>
     </w:p>
     <w:p>
@@ -3513,13 +3546,13 @@
         <w:rPr>
           <w:lang w:val="ru-RU"/>
         </w:rPr>
-        <w:t>, выбирает доступную ячейку в веб-интерфейсе и либо отправляет асинхронное задан</w:t>
-      </w:r>
-      <w:r>
-        <w:rPr>
-          <w:lang w:val="ru-RU"/>
-        </w:rPr>
-        <w:t xml:space="preserve">ие с последовательностью воздействий на цифровые линии, либо занимает стенд для интерактивной сессии. Агент на </w:t>
+        <w:t>, выбирает доступную яч</w:t>
+      </w:r>
+      <w:r>
+        <w:rPr>
+          <w:lang w:val="ru-RU"/>
+        </w:rPr>
+        <w:t xml:space="preserve">ейку в веб-интерфейсе и либо отправляет асинхронное задание с последовательностью воздействий на цифровые линии, либо занимает стенд для интерактивной сессии. Агент на </w:t>
       </w:r>
       <w:r>
         <w:t>Raspberry</w:t>
@@ -3564,13 +3597,13 @@
         <w:rPr>
           <w:lang w:val="ru-RU"/>
         </w:rPr>
-        <w:t xml:space="preserve"> и камерой, а сервер хранит состояние заданий, результаты и диагностические сооб</w:t>
-      </w:r>
-      <w:r>
-        <w:rPr>
-          <w:lang w:val="ru-RU"/>
-        </w:rPr>
-        <w:t>щения.</w:t>
+        <w:t xml:space="preserve"> и камерой, а сервер хр</w:t>
+      </w:r>
+      <w:r>
+        <w:rPr>
+          <w:lang w:val="ru-RU"/>
+        </w:rPr>
+        <w:t>анит состояние заданий, результаты и диагностические сообщения.</w:t>
       </w:r>
     </w:p>
     <w:p>
@@ -3608,7 +3641,13 @@
         <w:rPr>
           <w:lang w:val="ru-RU"/>
         </w:rPr>
-        <w:t xml:space="preserve">Использование удалённых лабораторий позволяет отделить рабочее место пользователя от физического оборудования. Для курсов, связанных с ПЛИС, это особенно полезно: студенту не требуется иметь дома конкретную отладочную плату и </w:t>
+        <w:t>Использование удалённых лабораторий позволяет отделить рабочее место пользователя от физического оборудования. Для курсов, связанных с ПЛИС, это особенно полезно: студен</w:t>
+      </w:r>
+      <w:r>
+        <w:rPr>
+          <w:lang w:val="ru-RU"/>
+        </w:rPr>
+        <w:t xml:space="preserve">ту не требуется иметь дома конкретную отладочную плату и </w:t>
       </w:r>
       <w:r>
         <w:t>USB</w:t>
@@ -3653,13 +3692,13 @@
         <w:rPr>
           <w:lang w:val="ru-RU"/>
         </w:rPr>
-        <w:t>Наиболее затратная часть традиционной удалённой ячейки — постоянно включённый п</w:t>
-      </w:r>
-      <w:r>
-        <w:rPr>
-          <w:lang w:val="ru-RU"/>
-        </w:rPr>
-        <w:t xml:space="preserve">ерсональный компьютер. </w:t>
+        <w:t>Наиболее затратная час</w:t>
+      </w:r>
+      <w:r>
+        <w:rPr>
+          <w:lang w:val="ru-RU"/>
+        </w:rPr>
+        <w:t xml:space="preserve">ть традиционной удалённой ячейки — постоянно включённый персональный компьютер. </w:t>
       </w:r>
       <w:r>
         <w:t>Raspberry</w:t>
@@ -3677,18 +3716,7 @@
         <w:rPr>
           <w:lang w:val="ru-RU"/>
         </w:rPr>
-        <w:t xml:space="preserve"> выполняет необходимые задачи управления: принимает команды по сети, запускает </w:t>
-      </w:r>
-      <w:proofErr w:type="spellStart"/>
-      <w:r>
-        <w:t>OpenOCD</w:t>
-      </w:r>
-      <w:proofErr w:type="spellEnd"/>
-      <w:r>
-        <w:rPr>
-          <w:lang w:val="ru-RU"/>
-        </w:rPr>
-        <w:t xml:space="preserve">, работает с камерой и </w:t>
+        <w:t xml:space="preserve"> выполняет необходимые задачи управления: принимает команды по сети, запускает средства программирования, работает с камерой и </w:t>
       </w:r>
       <w:r>
         <w:t>GPIO</w:t>
@@ -3697,13 +3725,13 @@
         <w:rPr>
           <w:lang w:val="ru-RU"/>
         </w:rPr>
-        <w:t>, при этом имеет меньшие габариты и энергопотребление. Именно это направление указано в официальном паспорте</w:t>
-      </w:r>
-      <w:r>
-        <w:rPr>
-          <w:lang w:val="ru-RU"/>
-        </w:rPr>
-        <w:t xml:space="preserve"> проекта как основная идея разработки [1].</w:t>
+        <w:t>, при этом имеет меньшие габариты</w:t>
+      </w:r>
+      <w:r>
+        <w:rPr>
+          <w:lang w:val="ru-RU"/>
+        </w:rPr>
+        <w:t xml:space="preserve"> и энергопотребление. За счёт этого управляющий узел можно разместить непосредственно рядом с лабораторным оборудованием.</w:t>
       </w:r>
     </w:p>
     <w:p>
@@ -3719,55 +3747,33 @@
         <w:rPr>
           <w:lang w:val="ru-RU"/>
         </w:rPr>
-        <w:t xml:space="preserve">Дополнительная актуальность связана с </w:t>
+        <w:t xml:space="preserve">Отдельная задача проекта — обеспечить </w:t>
       </w:r>
       <w:proofErr w:type="spellStart"/>
       <w:r>
         <w:rPr>
           <w:lang w:val="ru-RU"/>
         </w:rPr>
-        <w:t>тиражируемостью</w:t>
+        <w:t>воспроизводимость</w:t>
       </w:r>
       <w:proofErr w:type="spellEnd"/>
       <w:r>
         <w:rPr>
           <w:lang w:val="ru-RU"/>
         </w:rPr>
-        <w:t xml:space="preserve">. Проектный офис МИЭМ требует, чтобы документация позволяла повторно использовать и развивать результат проекта [2]. Поэтому в </w:t>
-      </w:r>
-      <w:proofErr w:type="spellStart"/>
-      <w:r>
-        <w:rPr>
-          <w:lang w:val="ru-RU"/>
-        </w:rPr>
-        <w:t>репозитории</w:t>
-      </w:r>
-      <w:proofErr w:type="spellEnd"/>
-      <w:r>
-        <w:rPr>
-          <w:lang w:val="ru-RU"/>
-        </w:rPr>
-        <w:t xml:space="preserve"> предусмотрены установ</w:t>
-      </w:r>
-      <w:r>
-        <w:rPr>
-          <w:lang w:val="ru-RU"/>
-        </w:rPr>
-        <w:t xml:space="preserve">очные сценарии, шаблоны конфигурации и режим имитации оборудования, а в документации отдельно описаны пользовательская, административная и </w:t>
-      </w:r>
-      <w:proofErr w:type="spellStart"/>
-      <w:r>
-        <w:rPr>
-          <w:lang w:val="ru-RU"/>
-        </w:rPr>
-        <w:t>разработческая</w:t>
-      </w:r>
-      <w:proofErr w:type="spellEnd"/>
-      <w:r>
-        <w:rPr>
-          <w:lang w:val="ru-RU"/>
-        </w:rPr>
-        <w:t xml:space="preserve"> стороны эксплуатации.</w:t>
+        <w:t xml:space="preserve"> стенда. Серверная и агентская части устанавливаются штатными сценариями, основ</w:t>
+      </w:r>
+      <w:r>
+        <w:rPr>
+          <w:lang w:val="ru-RU"/>
+        </w:rPr>
+        <w:t>ные параметры вынесены в шаблоны конфигурации, а режим имитации оборудования позволяет проверить программную часть без подключённой платы. Благодаря этому новую лабораторную ячейку можно собрать и запустить по документации без ручного воспроизведения окруж</w:t>
+      </w:r>
+      <w:r>
+        <w:rPr>
+          <w:lang w:val="ru-RU"/>
+        </w:rPr>
+        <w:t>ения и большого количества индивидуальных настроек.</w:t>
       </w:r>
     </w:p>
     <w:p>
@@ -3825,13 +3831,7 @@
         <w:rPr>
           <w:lang w:val="ru-RU"/>
         </w:rPr>
-        <w:t>Целью проекта является создание компактного уда</w:t>
-      </w:r>
-      <w:r>
-        <w:rPr>
-          <w:lang w:val="ru-RU"/>
-        </w:rPr>
-        <w:t xml:space="preserve">лённого стенда для работы с отладочной платой ПЛИС </w:t>
+        <w:t xml:space="preserve">Целью проекта является создание компактного удалённого стенда для работы с отладочной платой ПЛИС </w:t>
       </w:r>
       <w:r>
         <w:t>DE</w:t>
@@ -3893,7 +3893,7 @@
     <w:p>
       <w:pPr>
         <w:spacing w:line="360" w:lineRule="auto"/>
-        <w:ind w:left="0" w:firstLine="709"/>
+        <w:ind w:firstLine="709"/>
         <w:jc w:val="both"/>
         <w:rPr>
           <w:lang w:val="ru-RU"/>
@@ -3903,19 +3903,13 @@
         <w:rPr>
           <w:lang w:val="ru-RU"/>
         </w:rPr>
-        <w:t>– разработать серверную часть, обеспечивающу</w:t>
-      </w:r>
-      <w:r>
-        <w:rPr>
-          <w:lang w:val="ru-RU"/>
-        </w:rPr>
-        <w:t>ю учёт пользователей, стендов, заданий и интерактивных сессий;</w:t>
+        <w:t>– разработать серверную часть, обеспечивающую учёт пользователей, стендов, заданий и интерактивных сессий;</w:t>
       </w:r>
     </w:p>
     <w:p>
       <w:pPr>
         <w:spacing w:line="360" w:lineRule="auto"/>
-        <w:ind w:left="0" w:firstLine="709"/>
+        <w:ind w:firstLine="709"/>
         <w:jc w:val="both"/>
         <w:rPr>
           <w:lang w:val="ru-RU"/>
@@ -3943,13 +3937,19 @@
         <w:rPr>
           <w:lang w:val="ru-RU"/>
         </w:rPr>
-        <w:t xml:space="preserve"> с аппаратным и имитационным режимами;</w:t>
+        <w:t xml:space="preserve"> с аппаратны</w:t>
+      </w:r>
+      <w:r>
+        <w:rPr>
+          <w:lang w:val="ru-RU"/>
+        </w:rPr>
+        <w:t>м и имитационным режимами;</w:t>
       </w:r>
     </w:p>
     <w:p>
       <w:pPr>
         <w:spacing w:line="360" w:lineRule="auto"/>
-        <w:ind w:left="0" w:firstLine="709"/>
+        <w:ind w:firstLine="709"/>
         <w:jc w:val="both"/>
         <w:rPr>
           <w:lang w:val="ru-RU"/>
@@ -3990,8 +3990,6 @@
         </w:rPr>
         <w:t>-</w:t>
       </w:r>
-      <w:bookmarkStart w:id="5" w:name="_GoBack"/>
-      <w:bookmarkEnd w:id="5"/>
       <w:r>
         <w:t>Blaster</w:t>
       </w:r>
@@ -4005,7 +4003,7 @@
     <w:p>
       <w:pPr>
         <w:spacing w:line="360" w:lineRule="auto"/>
-        <w:ind w:left="0" w:firstLine="709"/>
+        <w:ind w:firstLine="709"/>
         <w:jc w:val="both"/>
         <w:rPr>
           <w:lang w:val="ru-RU"/>
@@ -4015,13 +4013,7 @@
         <w:rPr>
           <w:lang w:val="ru-RU"/>
         </w:rPr>
-        <w:t>– реализовать управление вос</w:t>
-      </w:r>
-      <w:r>
-        <w:rPr>
-          <w:lang w:val="ru-RU"/>
-        </w:rPr>
-        <w:t xml:space="preserve">емью цифровыми линиями </w:t>
+        <w:t xml:space="preserve">– реализовать управление восемью цифровыми линиями </w:t>
       </w:r>
       <w:r>
         <w:t>GPIO</w:t>
@@ -4036,7 +4028,7 @@
     <w:p>
       <w:pPr>
         <w:spacing w:line="360" w:lineRule="auto"/>
-        <w:ind w:left="0" w:firstLine="709"/>
+        <w:ind w:firstLine="709"/>
         <w:jc w:val="both"/>
         <w:rPr>
           <w:lang w:val="ru-RU"/>
@@ -4046,13 +4038,19 @@
         <w:rPr>
           <w:lang w:val="ru-RU"/>
         </w:rPr>
-        <w:t>– обеспечить видеозапись результата асинхронной задачи и живой видеопоток в интерактивной сессии;</w:t>
+        <w:t>– обеспечить видеозапись результата ас</w:t>
+      </w:r>
+      <w:r>
+        <w:rPr>
+          <w:lang w:val="ru-RU"/>
+        </w:rPr>
+        <w:t>инхронной задачи и живой видеопоток в интерактивной сессии;</w:t>
       </w:r>
     </w:p>
     <w:p>
       <w:pPr>
         <w:spacing w:line="360" w:lineRule="auto"/>
-        <w:ind w:left="0" w:firstLine="709"/>
+        <w:ind w:firstLine="709"/>
         <w:jc w:val="both"/>
         <w:rPr>
           <w:lang w:val="ru-RU"/>
@@ -4062,19 +4060,13 @@
         <w:rPr>
           <w:lang w:val="ru-RU"/>
         </w:rPr>
-        <w:t>– создать пользовательский веб-интерфейс и отдельную страницу мониторинг</w:t>
-      </w:r>
-      <w:r>
-        <w:rPr>
-          <w:lang w:val="ru-RU"/>
-        </w:rPr>
-        <w:t>а для персонала;</w:t>
+        <w:t>– создать пользовательский веб-интерфейс и отдельную страницу мониторинга для персонала;</w:t>
       </w:r>
     </w:p>
     <w:p>
       <w:pPr>
         <w:spacing w:line="360" w:lineRule="auto"/>
-        <w:ind w:left="0" w:firstLine="709"/>
+        <w:ind w:firstLine="709"/>
         <w:jc w:val="both"/>
         <w:rPr>
           <w:lang w:val="ru-RU"/>
@@ -4084,13 +4076,7 @@
         <w:rPr>
           <w:lang w:val="ru-RU"/>
         </w:rPr>
-        <w:t xml:space="preserve">– подготовить примеры </w:t>
-      </w:r>
-      <w:r>
-        <w:rPr>
-          <w:lang w:val="ru-RU"/>
-        </w:rPr>
-        <w:t xml:space="preserve">для </w:t>
+        <w:t xml:space="preserve">– подготовить примеры для </w:t>
       </w:r>
       <w:r>
         <w:t>DE</w:t>
@@ -4123,7 +4109,7 @@
     <w:p>
       <w:pPr>
         <w:spacing w:line="360" w:lineRule="auto"/>
-        <w:ind w:left="0" w:firstLine="709"/>
+        <w:ind w:firstLine="709"/>
         <w:jc w:val="both"/>
         <w:rPr>
           <w:lang w:val="ru-RU"/>
@@ -4133,7 +4119,13 @@
         <w:rPr>
           <w:lang w:val="ru-RU"/>
         </w:rPr>
-        <w:t>– автоматизировать установку серверной и агентской частей и подготовить комплект эксплуатационной документации.</w:t>
+        <w:t>– автоматизировать установку серверно</w:t>
+      </w:r>
+      <w:r>
+        <w:rPr>
+          <w:lang w:val="ru-RU"/>
+        </w:rPr>
+        <w:t>й и агентской частей и подготовить комплект эксплуатационной документации.</w:t>
       </w:r>
     </w:p>
     <w:p>
@@ -4146,7 +4138,7 @@
           <w:lang w:val="ru-RU"/>
         </w:rPr>
       </w:pPr>
-      <w:bookmarkStart w:id="6" w:name="_Toc240289975"/>
+      <w:bookmarkStart w:id="5" w:name="_Toc240289975"/>
       <w:r>
         <w:rPr>
           <w:rFonts w:ascii="Times New Roman" w:hAnsi="Times New Roman"/>
@@ -4155,11 +4147,53 @@
         </w:rPr>
         <w:lastRenderedPageBreak/>
         <w:t>3 Планируемый и фактический результат</w:t>
+      </w:r>
+      <w:bookmarkEnd w:id="5"/>
+    </w:p>
+    <w:p>
+      <w:pPr>
+        <w:pStyle w:val="21"/>
+        <w:spacing w:before="240" w:after="80" w:line="360" w:lineRule="auto"/>
+        <w:ind w:firstLine="709"/>
+        <w:rPr>
+          <w:lang w:val="ru-RU"/>
+        </w:rPr>
+      </w:pPr>
+      <w:bookmarkStart w:id="6" w:name="_Toc240289976"/>
+      <w:r>
+        <w:rPr>
+          <w:rFonts w:ascii="Times New Roman" w:hAnsi="Times New Roman"/>
+          <w:color w:val="000000"/>
+          <w:lang w:val="ru-RU"/>
+        </w:rPr>
+        <w:t>3.1 Планируемый результат</w:t>
       </w:r>
       <w:bookmarkEnd w:id="6"/>
     </w:p>
     <w:p>
       <w:pPr>
+        <w:spacing w:line="360" w:lineRule="auto"/>
+        <w:ind w:firstLine="709"/>
+        <w:jc w:val="both"/>
+        <w:rPr>
+          <w:lang w:val="ru-RU"/>
+        </w:rPr>
+      </w:pPr>
+      <w:r>
+        <w:rPr>
+          <w:lang w:val="ru-RU"/>
+        </w:rPr>
+        <w:t xml:space="preserve">Планируемым результатом являлся программно-аппаратный комплекс для удалённой работы с отладочной платой ПЛИС, </w:t>
+      </w:r>
+      <w:r>
+        <w:rPr>
+          <w:lang w:val="ru-RU"/>
+        </w:rPr>
+        <w:t>включающий серверную часть, управляющий узел на одноплатном компьютере, пользовательский интерфейс, средства программирования и управления цифровыми линиями, а также комплект документации и демонстрационных примеров.</w:t>
+      </w:r>
+    </w:p>
+    <w:p>
+      <w:pPr>
         <w:pStyle w:val="21"/>
         <w:spacing w:before="240" w:after="80" w:line="360" w:lineRule="auto"/>
         <w:ind w:firstLine="709"/>
@@ -4167,14 +4201,14 @@
           <w:lang w:val="ru-RU"/>
         </w:rPr>
       </w:pPr>
-      <w:bookmarkStart w:id="7" w:name="_Toc240289976"/>
+      <w:bookmarkStart w:id="7" w:name="_Toc240289977"/>
       <w:r>
         <w:rPr>
           <w:rFonts w:ascii="Times New Roman" w:hAnsi="Times New Roman"/>
           <w:color w:val="000000"/>
           <w:lang w:val="ru-RU"/>
         </w:rPr>
-        <w:t>3.1 Планируемый результат</w:t>
+        <w:t>3.2 Фактический результат</w:t>
       </w:r>
       <w:bookmarkEnd w:id="7"/>
     </w:p>
@@ -4191,201 +4225,275 @@
         <w:rPr>
           <w:lang w:val="ru-RU"/>
         </w:rPr>
-        <w:t xml:space="preserve">Согласно </w:t>
-      </w:r>
-      <w:proofErr w:type="gramStart"/>
-      <w:r>
-        <w:rPr>
-          <w:lang w:val="ru-RU"/>
-        </w:rPr>
-        <w:t>паспорту проекта</w:t>
-      </w:r>
-      <w:proofErr w:type="gramEnd"/>
-      <w:r>
-        <w:rPr>
-          <w:lang w:val="ru-RU"/>
-        </w:rPr>
-        <w:t xml:space="preserve"> планируемым результатом является программно-аппаратный комплекс для работы с отладочными платами ПЛИС, комплект документации, методические материалы и материалы для демонстрации результата [1]. В рамках п</w:t>
-      </w:r>
-      <w:r>
-        <w:rPr>
-          <w:lang w:val="ru-RU"/>
-        </w:rPr>
-        <w:t>рограммной части требуется обеспечить удалённый доступ к стенду и перенос управляющей логики на одноплатный компьютер.</w:t>
+        <w:t xml:space="preserve">В </w:t>
+      </w:r>
+      <w:proofErr w:type="spellStart"/>
+      <w:r>
+        <w:rPr>
+          <w:lang w:val="ru-RU"/>
+        </w:rPr>
+        <w:t>репозитории</w:t>
+      </w:r>
+      <w:proofErr w:type="spellEnd"/>
+      <w:r>
+        <w:rPr>
+          <w:lang w:val="ru-RU"/>
+        </w:rPr>
+        <w:t xml:space="preserve"> проекта сформирована рабочая версия комплекса </w:t>
+      </w:r>
+      <w:r>
+        <w:t>FPGA</w:t>
+      </w:r>
+      <w:r>
+        <w:rPr>
+          <w:lang w:val="ru-RU"/>
+        </w:rPr>
+        <w:t xml:space="preserve"> </w:t>
+      </w:r>
+      <w:r>
+        <w:t>Testbed</w:t>
+      </w:r>
+      <w:r>
+        <w:rPr>
+          <w:lang w:val="ru-RU"/>
+        </w:rPr>
+        <w:t xml:space="preserve">. Сервер реализован на </w:t>
+      </w:r>
+      <w:r>
+        <w:t>Django</w:t>
+      </w:r>
+      <w:r>
+        <w:rPr>
+          <w:lang w:val="ru-RU"/>
+        </w:rPr>
+        <w:t xml:space="preserve"> [</w:t>
+      </w:r>
+      <w:r>
+        <w:fldChar w:fldCharType="begin"/>
+      </w:r>
+      <w:r>
+        <w:instrText>REF</w:instrText>
+      </w:r>
+      <w:r>
+        <w:rPr>
+          <w:lang w:val="ru-RU"/>
+        </w:rPr>
+        <w:instrText xml:space="preserve"> </w:instrText>
+      </w:r>
+      <w:r>
+        <w:instrText>src</w:instrText>
+      </w:r>
+      <w:r>
+        <w:rPr>
+          <w:lang w:val="ru-RU"/>
+        </w:rPr>
+        <w:instrText>5 \</w:instrText>
+      </w:r>
+      <w:r>
+        <w:instrText>h</w:instrText>
+      </w:r>
+      <w:r>
+        <w:fldChar w:fldCharType="separate"/>
+      </w:r>
+      <w:r>
+        <w:rPr>
+          <w:lang w:val="ru-RU"/>
+        </w:rPr>
+        <w:t>5</w:t>
+      </w:r>
+      <w:r>
+        <w:fldChar w:fldCharType="end"/>
+      </w:r>
+      <w:r>
+        <w:rPr>
+          <w:lang w:val="ru-RU"/>
+        </w:rPr>
+        <w:t xml:space="preserve">] и предоставляет </w:t>
+      </w:r>
+      <w:r>
+        <w:t>HTTP</w:t>
+      </w:r>
+      <w:r>
+        <w:rPr>
+          <w:lang w:val="ru-RU"/>
+        </w:rPr>
+        <w:t xml:space="preserve"> </w:t>
+      </w:r>
+      <w:r>
+        <w:t>API</w:t>
+      </w:r>
+      <w:r>
+        <w:rPr>
+          <w:lang w:val="ru-RU"/>
+        </w:rPr>
+        <w:t xml:space="preserve">, веб-интерфейс и канал обмена состоянием. Агент </w:t>
+      </w:r>
+      <w:r>
+        <w:t>Raspberry</w:t>
+      </w:r>
+      <w:r>
+        <w:rPr>
+          <w:lang w:val="ru-RU"/>
+        </w:rPr>
+        <w:t xml:space="preserve"> </w:t>
+      </w:r>
+      <w:r>
+        <w:t>Pi</w:t>
+      </w:r>
+      <w:r>
+        <w:rPr>
+          <w:lang w:val="ru-RU"/>
+        </w:rPr>
+        <w:t xml:space="preserve"> написан</w:t>
+      </w:r>
+      <w:r>
+        <w:rPr>
+          <w:lang w:val="ru-RU"/>
+        </w:rPr>
+        <w:t xml:space="preserve"> на </w:t>
+      </w:r>
+      <w:r>
+        <w:t>Python</w:t>
+      </w:r>
+      <w:r>
+        <w:rPr>
+          <w:lang w:val="ru-RU"/>
+        </w:rPr>
+        <w:t xml:space="preserve">; в аппаратном режиме он использует </w:t>
+      </w:r>
+      <w:proofErr w:type="spellStart"/>
+      <w:r>
+        <w:t>OpenOCD</w:t>
+      </w:r>
+      <w:proofErr w:type="spellEnd"/>
+      <w:r>
+        <w:rPr>
+          <w:lang w:val="ru-RU"/>
+        </w:rPr>
+        <w:t xml:space="preserve"> [</w:t>
+      </w:r>
+      <w:r>
+        <w:fldChar w:fldCharType="begin"/>
+      </w:r>
+      <w:r>
+        <w:instrText>REF</w:instrText>
+      </w:r>
+      <w:r>
+        <w:rPr>
+          <w:lang w:val="ru-RU"/>
+        </w:rPr>
+        <w:instrText xml:space="preserve"> </w:instrText>
+      </w:r>
+      <w:r>
+        <w:instrText>src</w:instrText>
+      </w:r>
+      <w:r>
+        <w:rPr>
+          <w:lang w:val="ru-RU"/>
+        </w:rPr>
+        <w:instrText>3 \</w:instrText>
+      </w:r>
+      <w:r>
+        <w:instrText>h</w:instrText>
+      </w:r>
+      <w:r>
+        <w:fldChar w:fldCharType="separate"/>
+      </w:r>
+      <w:r>
+        <w:rPr>
+          <w:lang w:val="ru-RU"/>
+        </w:rPr>
+        <w:t>3</w:t>
+      </w:r>
+      <w:r>
+        <w:fldChar w:fldCharType="end"/>
+      </w:r>
+      <w:r>
+        <w:rPr>
+          <w:lang w:val="ru-RU"/>
+        </w:rPr>
+        <w:t xml:space="preserve">], </w:t>
+      </w:r>
+      <w:r>
+        <w:t>GPIO</w:t>
+      </w:r>
+      <w:r>
+        <w:rPr>
+          <w:lang w:val="ru-RU"/>
+        </w:rPr>
+        <w:t xml:space="preserve"> и </w:t>
+      </w:r>
+      <w:proofErr w:type="spellStart"/>
+      <w:r>
+        <w:t>ffmpeg</w:t>
+      </w:r>
+      <w:proofErr w:type="spellEnd"/>
+      <w:r>
+        <w:rPr>
+          <w:lang w:val="ru-RU"/>
+        </w:rPr>
+        <w:t xml:space="preserve"> [</w:t>
+      </w:r>
+      <w:r>
+        <w:fldChar w:fldCharType="begin"/>
+      </w:r>
+      <w:r>
+        <w:instrText>REF</w:instrText>
+      </w:r>
+      <w:r>
+        <w:rPr>
+          <w:lang w:val="ru-RU"/>
+        </w:rPr>
+        <w:instrText xml:space="preserve"> </w:instrText>
+      </w:r>
+      <w:r>
+        <w:instrText>src</w:instrText>
+      </w:r>
+      <w:r>
+        <w:rPr>
+          <w:lang w:val="ru-RU"/>
+        </w:rPr>
+        <w:instrText>7 \</w:instrText>
+      </w:r>
+      <w:r>
+        <w:instrText>h</w:instrText>
+      </w:r>
+      <w:r>
+        <w:fldChar w:fldCharType="separate"/>
+      </w:r>
+      <w:r>
+        <w:rPr>
+          <w:lang w:val="ru-RU"/>
+        </w:rPr>
+        <w:t>7</w:t>
+      </w:r>
+      <w:r>
+        <w:fldChar w:fldCharType="end"/>
+      </w:r>
+      <w:r>
+        <w:rPr>
+          <w:lang w:val="ru-RU"/>
+        </w:rPr>
+        <w:t xml:space="preserve">], а в режиме </w:t>
+      </w:r>
+      <w:r>
+        <w:t>simulation</w:t>
+      </w:r>
+      <w:r>
+        <w:rPr>
+          <w:lang w:val="ru-RU"/>
+        </w:rPr>
+        <w:t xml:space="preserve"> позволяет проверят</w:t>
+      </w:r>
+      <w:r>
+        <w:rPr>
+          <w:lang w:val="ru-RU"/>
+        </w:rPr>
+        <w:t>ь полный программный сценарий без подключённой платы.</w:t>
       </w:r>
     </w:p>
     <w:p>
       <w:pPr>
-        <w:pStyle w:val="21"/>
-        <w:spacing w:before="240" w:after="80" w:line="360" w:lineRule="auto"/>
-        <w:ind w:firstLine="709"/>
-        <w:rPr>
-          <w:lang w:val="ru-RU"/>
-        </w:rPr>
-      </w:pPr>
-      <w:bookmarkStart w:id="8" w:name="_Toc240289977"/>
-      <w:r>
-        <w:rPr>
-          <w:rFonts w:ascii="Times New Roman" w:hAnsi="Times New Roman"/>
-          <w:color w:val="000000"/>
-          <w:lang w:val="ru-RU"/>
-        </w:rPr>
-        <w:t>3.2 Фактический результат</w:t>
-      </w:r>
-      <w:bookmarkEnd w:id="8"/>
-    </w:p>
-    <w:p>
-      <w:pPr>
-        <w:spacing w:line="360" w:lineRule="auto"/>
-        <w:ind w:firstLine="709"/>
-        <w:jc w:val="both"/>
-        <w:rPr>
-          <w:lang w:val="ru-RU"/>
-        </w:rPr>
-      </w:pPr>
-      <w:r>
-        <w:rPr>
-          <w:lang w:val="ru-RU"/>
-        </w:rPr>
-        <w:t xml:space="preserve">В </w:t>
-      </w:r>
-      <w:proofErr w:type="spellStart"/>
-      <w:r>
-        <w:rPr>
-          <w:lang w:val="ru-RU"/>
-        </w:rPr>
-        <w:t>репозитории</w:t>
-      </w:r>
-      <w:proofErr w:type="spellEnd"/>
-      <w:r>
-        <w:rPr>
-          <w:lang w:val="ru-RU"/>
-        </w:rPr>
-        <w:t xml:space="preserve"> проекта сформирована рабочая версия комплекса </w:t>
-      </w:r>
-      <w:r>
-        <w:t>FPGA</w:t>
-      </w:r>
-      <w:r>
-        <w:rPr>
-          <w:lang w:val="ru-RU"/>
-        </w:rPr>
-        <w:t xml:space="preserve"> </w:t>
-      </w:r>
-      <w:r>
-        <w:t>Testbed</w:t>
-      </w:r>
-      <w:r>
-        <w:rPr>
-          <w:lang w:val="ru-RU"/>
-        </w:rPr>
-        <w:t xml:space="preserve">. Сервер реализован на </w:t>
-      </w:r>
-      <w:r>
-        <w:t>Django</w:t>
-      </w:r>
-      <w:r>
-        <w:rPr>
-          <w:lang w:val="ru-RU"/>
-        </w:rPr>
-        <w:t xml:space="preserve"> и предост</w:t>
-      </w:r>
-      <w:r>
-        <w:rPr>
-          <w:lang w:val="ru-RU"/>
-        </w:rPr>
-        <w:t xml:space="preserve">авляет </w:t>
-      </w:r>
-      <w:r>
-        <w:t>HTTP</w:t>
-      </w:r>
-      <w:r>
-        <w:rPr>
-          <w:lang w:val="ru-RU"/>
-        </w:rPr>
-        <w:t xml:space="preserve"> </w:t>
-      </w:r>
-      <w:r>
-        <w:t>API</w:t>
-      </w:r>
-      <w:r>
-        <w:rPr>
-          <w:lang w:val="ru-RU"/>
-        </w:rPr>
-        <w:t xml:space="preserve">, веб-интерфейс и канал обмена состоянием. Агент </w:t>
-      </w:r>
-      <w:r>
-        <w:t>Raspberry</w:t>
-      </w:r>
-      <w:r>
-        <w:rPr>
-          <w:lang w:val="ru-RU"/>
-        </w:rPr>
-        <w:t xml:space="preserve"> </w:t>
-      </w:r>
-      <w:r>
-        <w:t>Pi</w:t>
-      </w:r>
-      <w:r>
-        <w:rPr>
-          <w:lang w:val="ru-RU"/>
-        </w:rPr>
-        <w:t xml:space="preserve"> написан на </w:t>
-      </w:r>
-      <w:r>
-        <w:t>Python</w:t>
-      </w:r>
-      <w:r>
-        <w:rPr>
-          <w:lang w:val="ru-RU"/>
-        </w:rPr>
-        <w:t xml:space="preserve">; в аппаратном режиме он использует </w:t>
-      </w:r>
-      <w:proofErr w:type="spellStart"/>
-      <w:r>
-        <w:t>OpenOCD</w:t>
-      </w:r>
-      <w:proofErr w:type="spellEnd"/>
-      <w:r>
-        <w:rPr>
-          <w:lang w:val="ru-RU"/>
-        </w:rPr>
-        <w:t xml:space="preserve">, </w:t>
-      </w:r>
-      <w:proofErr w:type="spellStart"/>
-      <w:r>
-        <w:t>lgpio</w:t>
-      </w:r>
-      <w:proofErr w:type="spellEnd"/>
-      <w:r>
-        <w:rPr>
-          <w:lang w:val="ru-RU"/>
-        </w:rPr>
-        <w:t xml:space="preserve"> и </w:t>
-      </w:r>
-      <w:proofErr w:type="spellStart"/>
-      <w:r>
-        <w:t>ffmpeg</w:t>
-      </w:r>
-      <w:proofErr w:type="spellEnd"/>
-      <w:r>
-        <w:rPr>
-          <w:lang w:val="ru-RU"/>
-        </w:rPr>
-        <w:t xml:space="preserve">, а в режиме </w:t>
-      </w:r>
-      <w:r>
-        <w:t>simulation</w:t>
-      </w:r>
-      <w:r>
-        <w:rPr>
-          <w:lang w:val="ru-RU"/>
-        </w:rPr>
-        <w:t xml:space="preserve"> позволяет проверять полный программный сценарий без подключённой платы.</w:t>
-      </w:r>
-    </w:p>
-    <w:p>
-      <w:pPr>
         <w:keepNext/>
         <w:spacing w:before="120" w:after="40" w:line="360" w:lineRule="auto"/>
         <w:rPr>
@@ -4396,13 +4504,7 @@
         <w:rPr>
           <w:lang w:val="ru-RU"/>
         </w:rPr>
-        <w:t>Таблица</w:t>
-      </w:r>
-      <w:r>
-        <w:rPr>
-          <w:lang w:val="ru-RU"/>
-        </w:rPr>
-        <w:t xml:space="preserve"> </w:t>
+        <w:t xml:space="preserve">Таблица </w:t>
       </w:r>
       <w:r>
         <w:fldChar w:fldCharType="begin"/>
@@ -4568,7 +4670,14 @@
                 <w:sz w:val="22"/>
                 <w:lang w:val="ru-RU"/>
               </w:rPr>
-              <w:t>Авторизация, отправка заданий, результаты, интерактивная сессия, документация</w:t>
+              <w:t xml:space="preserve">Авторизация, отправка заданий, результаты, интерактивная сессия, </w:t>
+            </w:r>
+            <w:r>
+              <w:rPr>
+                <w:sz w:val="22"/>
+                <w:lang w:val="ru-RU"/>
+              </w:rPr>
+              <w:t>документация</w:t>
             </w:r>
           </w:p>
         </w:tc>
@@ -4623,14 +4732,7 @@
                 <w:sz w:val="22"/>
                 <w:lang w:val="ru-RU"/>
               </w:rPr>
-              <w:t xml:space="preserve">Учёт стендов, очереди, сессий, </w:t>
-            </w:r>
-            <w:r>
-              <w:rPr>
-                <w:sz w:val="22"/>
-                <w:lang w:val="ru-RU"/>
-              </w:rPr>
-              <w:t>прав доступа и результатов</w:t>
+              <w:t>Учёт стендов, очереди, сессий, прав доступа и результатов</w:t>
             </w:r>
           </w:p>
         </w:tc>
@@ -4816,14 +4918,7 @@
                 <w:sz w:val="22"/>
                 <w:lang w:val="ru-RU"/>
               </w:rPr>
-              <w:t>-агентского обмена без оборудовани</w:t>
-            </w:r>
-            <w:r>
-              <w:rPr>
-                <w:sz w:val="22"/>
-                <w:lang w:val="ru-RU"/>
-              </w:rPr>
-              <w:t>я</w:t>
+              <w:t>-агентского обмена без оборудования</w:t>
             </w:r>
           </w:p>
         </w:tc>
@@ -5002,16 +5097,23 @@
         <w:spacing w:before="360" w:after="120" w:line="360" w:lineRule="auto"/>
         <w:ind w:firstLine="709"/>
       </w:pPr>
-      <w:bookmarkStart w:id="9" w:name="_Toc240289978"/>
+      <w:bookmarkStart w:id="8" w:name="_Toc240289978"/>
       <w:r>
         <w:rPr>
           <w:rFonts w:ascii="Times New Roman" w:hAnsi="Times New Roman"/>
           <w:color w:val="000000"/>
         </w:rPr>
         <w:lastRenderedPageBreak/>
-        <w:t>4 Новизна и преимущества решения</w:t>
-      </w:r>
-      <w:bookmarkEnd w:id="9"/>
+        <w:t xml:space="preserve">4 Новизна и </w:t>
+      </w:r>
+      <w:r>
+        <w:rPr>
+          <w:rFonts w:ascii="Times New Roman" w:hAnsi="Times New Roman"/>
+          <w:color w:val="000000"/>
+        </w:rPr>
+        <w:t>преимущества решения</w:t>
+      </w:r>
+      <w:bookmarkEnd w:id="8"/>
     </w:p>
     <w:p>
       <w:pPr>
@@ -5026,19 +5128,13 @@
         <w:rPr>
           <w:lang w:val="ru-RU"/>
         </w:rPr>
-        <w:t xml:space="preserve">Новизна проекта определяется не созданием нового способа </w:t>
-      </w:r>
-      <w:r>
-        <w:rPr>
-          <w:lang w:val="ru-RU"/>
-        </w:rPr>
-        <w:t>программирования ПЛИС как такового, а компоновкой учебной удалённой ячейки вокруг недорогого одноплатного компьютера и сведением нескольких разрозненных действий в один воспроизводимый сценарий. Пользователь не получает прямой доступ к операционной системе</w:t>
-      </w:r>
-      <w:r>
-        <w:rPr>
-          <w:lang w:val="ru-RU"/>
-        </w:rPr>
-        <w:t xml:space="preserve"> </w:t>
+        <w:t>Новизна проекта определяется не созданием нового способа программирования ПЛИС как такового, а компоновкой учебной удалённой ячейки вокруг недорогого одноплатного компьютера и сведением нескольких разрозненных действий в один воспроизв</w:t>
+      </w:r>
+      <w:r>
+        <w:rPr>
+          <w:lang w:val="ru-RU"/>
+        </w:rPr>
+        <w:t xml:space="preserve">одимый сценарий. Пользователь не получает прямой доступ к операционной системе </w:t>
       </w:r>
       <w:r>
         <w:t>Raspberry</w:t>
@@ -5072,19 +5168,19 @@
         <w:rPr>
           <w:lang w:val="ru-RU"/>
         </w:rPr>
-        <w:t>Система поддерживает два режима работы. Асинхронный режим подходит для типового задания, когда необходимо загрузить прошивку, выполнить заранее заданную последователь</w:t>
-      </w:r>
-      <w:r>
-        <w:rPr>
-          <w:lang w:val="ru-RU"/>
-        </w:rPr>
-        <w:t>ность переключений и получить видеозапись. Интерактивная сессия предоставляет живое изображение и управление линиями в реальном времени. Оба режима используют одну аппаратную ячейку и взаимно блокируют друг друга, что предотвращает конфликт нескольких поль</w:t>
-      </w:r>
-      <w:r>
-        <w:rPr>
-          <w:lang w:val="ru-RU"/>
-        </w:rPr>
-        <w:t>зователей.</w:t>
+        <w:t>Система поддерживает два режима работы. Асинхронный режим подходит для типового задания,</w:t>
+      </w:r>
+      <w:r>
+        <w:rPr>
+          <w:lang w:val="ru-RU"/>
+        </w:rPr>
+        <w:t xml:space="preserve"> когда необходимо загрузить прошивку, выполнить заранее заданную последовательность переключений и получить видеозапись. Интерактивная сессия предоставляет живое изображение и управление линиями в реальном времени. Оба режима используют одну аппаратную яче</w:t>
+      </w:r>
+      <w:r>
+        <w:rPr>
+          <w:lang w:val="ru-RU"/>
+        </w:rPr>
+        <w:t>йку и взаимно блокируют друг друга, что предотвращает конфликт нескольких пользователей.</w:t>
       </w:r>
     </w:p>
     <w:p>
@@ -5141,7 +5237,13 @@
         <w:rPr>
           <w:lang w:val="ru-RU"/>
         </w:rPr>
-        <w:t xml:space="preserve"> задаются только в конфигурации конкретного агента и передаются серверу в </w:t>
+        <w:t xml:space="preserve"> задаются только в конфигурации конкретного агента и передаются </w:t>
+      </w:r>
+      <w:r>
+        <w:rPr>
+          <w:lang w:val="ru-RU"/>
+        </w:rPr>
+        <w:t xml:space="preserve">серверу в </w:t>
       </w:r>
       <w:r>
         <w:t>heartbeat</w:t>
@@ -5150,13 +5252,7 @@
         <w:rPr>
           <w:lang w:val="ru-RU"/>
         </w:rPr>
-        <w:t>. Это уменьшает риск расхождения документации, интерфейса и</w:t>
-      </w:r>
-      <w:r>
-        <w:rPr>
-          <w:lang w:val="ru-RU"/>
-        </w:rPr>
-        <w:t xml:space="preserve"> фактической проводки при тиражировании стенда.</w:t>
+        <w:t>. Это уменьшает риск расхождения документации, интерфейса и фактической проводки при воспроизведении и развёртывании новых экземпляров стенда.</w:t>
       </w:r>
     </w:p>
     <w:p>
@@ -5169,7 +5265,7 @@
           <w:lang w:val="ru-RU"/>
         </w:rPr>
       </w:pPr>
-      <w:bookmarkStart w:id="10" w:name="_Toc240289979"/>
+      <w:bookmarkStart w:id="9" w:name="_Toc240289979"/>
       <w:r>
         <w:rPr>
           <w:rFonts w:ascii="Times New Roman" w:hAnsi="Times New Roman"/>
@@ -5178,31 +5274,31 @@
         </w:rPr>
         <w:lastRenderedPageBreak/>
         <w:t>5 Архитектура программной части</w:t>
+      </w:r>
+      <w:bookmarkEnd w:id="9"/>
+    </w:p>
+    <w:p>
+      <w:pPr>
+        <w:pStyle w:val="21"/>
+        <w:spacing w:before="240" w:after="80" w:line="360" w:lineRule="auto"/>
+        <w:ind w:firstLine="709"/>
+        <w:rPr>
+          <w:lang w:val="ru-RU"/>
+        </w:rPr>
+      </w:pPr>
+      <w:bookmarkStart w:id="10" w:name="_Toc240289980"/>
+      <w:r>
+        <w:rPr>
+          <w:rFonts w:ascii="Times New Roman" w:hAnsi="Times New Roman"/>
+          <w:color w:val="000000"/>
+          <w:lang w:val="ru-RU"/>
+        </w:rPr>
+        <w:t>5.1 Общая структура</w:t>
       </w:r>
       <w:bookmarkEnd w:id="10"/>
     </w:p>
     <w:p>
       <w:pPr>
-        <w:pStyle w:val="21"/>
-        <w:spacing w:before="240" w:after="80" w:line="360" w:lineRule="auto"/>
-        <w:ind w:firstLine="709"/>
-        <w:rPr>
-          <w:lang w:val="ru-RU"/>
-        </w:rPr>
-      </w:pPr>
-      <w:bookmarkStart w:id="11" w:name="_Toc240289980"/>
-      <w:r>
-        <w:rPr>
-          <w:rFonts w:ascii="Times New Roman" w:hAnsi="Times New Roman"/>
-          <w:color w:val="000000"/>
-          <w:lang w:val="ru-RU"/>
-        </w:rPr>
-        <w:t>5.1 Общая структура</w:t>
-      </w:r>
-      <w:bookmarkEnd w:id="11"/>
-    </w:p>
-    <w:p>
-      <w:pPr>
         <w:spacing w:line="360" w:lineRule="auto"/>
         <w:ind w:firstLine="709"/>
         <w:jc w:val="both"/>
@@ -5223,13 +5319,13 @@
         <w:rPr>
           <w:lang w:val="ru-RU"/>
         </w:rPr>
-        <w:t>-ячейк</w:t>
-      </w:r>
-      <w:r>
-        <w:rPr>
-          <w:lang w:val="ru-RU"/>
-        </w:rPr>
-        <w:t xml:space="preserve">и, задания, сессии и результаты. Агент является исполнителем, расположенным рядом с оборудованием. Связь построена так, что агент самостоятельно обращается к серверу, передаёт </w:t>
+        <w:t>-ячейки, задания, сессии и результаты. Агент является исполнителем, расположенным рядом с оборудованием. С</w:t>
+      </w:r>
+      <w:r>
+        <w:rPr>
+          <w:lang w:val="ru-RU"/>
+        </w:rPr>
+        <w:t xml:space="preserve">вязь построена так, что агент самостоятельно обращается к серверу, передаёт </w:t>
       </w:r>
       <w:r>
         <w:t>heartbeat</w:t>
@@ -5238,13 +5334,7 @@
         <w:rPr>
           <w:lang w:val="ru-RU"/>
         </w:rPr>
-        <w:t xml:space="preserve"> и забирает разрешённую для него работу; пользователю не требуется сете</w:t>
-      </w:r>
-      <w:r>
-        <w:rPr>
-          <w:lang w:val="ru-RU"/>
-        </w:rPr>
-        <w:t xml:space="preserve">вой доступ к </w:t>
+        <w:t xml:space="preserve"> и забирает разрешённую для него работу; пользователю не требуется сетевой доступ к </w:t>
       </w:r>
       <w:r>
         <w:t>Raspberry</w:t>
@@ -5486,14 +5576,7 @@
                 <w:sz w:val="22"/>
                 <w:lang w:val="ru-RU"/>
               </w:rPr>
-              <w:t xml:space="preserve">, бизнес-логика заданий и сессий, </w:t>
-            </w:r>
-            <w:r>
-              <w:rPr>
-                <w:sz w:val="22"/>
-                <w:lang w:val="ru-RU"/>
-              </w:rPr>
-              <w:t>мониторинг, тесты</w:t>
+              <w:t>, бизнес-логика заданий и сессий, мониторинг, тесты</w:t>
             </w:r>
           </w:p>
         </w:tc>
@@ -5704,22 +5787,208 @@
           <w:lang w:val="ru-RU"/>
         </w:rPr>
       </w:pPr>
-      <w:bookmarkStart w:id="12" w:name="_Toc240289981"/>
+      <w:bookmarkStart w:id="11" w:name="_Toc240289981"/>
       <w:r>
         <w:rPr>
           <w:rFonts w:ascii="Times New Roman" w:hAnsi="Times New Roman"/>
           <w:color w:val="000000"/>
           <w:lang w:val="ru-RU"/>
         </w:rPr>
-        <w:t>5.2 Серверный</w:t>
-      </w:r>
+        <w:t>5.2 Серверный модуль</w:t>
+      </w:r>
+      <w:bookmarkEnd w:id="11"/>
+    </w:p>
+    <w:p>
+      <w:pPr>
+        <w:spacing w:line="360" w:lineRule="auto"/>
+        <w:ind w:firstLine="709"/>
+        <w:jc w:val="both"/>
+        <w:rPr>
+          <w:lang w:val="ru-RU"/>
+        </w:rPr>
+      </w:pPr>
+      <w:r>
+        <w:rPr>
+          <w:lang w:val="ru-RU"/>
+        </w:rPr>
+        <w:t xml:space="preserve">Центральными сущностями базы данных являются </w:t>
+      </w:r>
+      <w:r>
+        <w:t>Agent</w:t>
+      </w:r>
+      <w:r>
+        <w:rPr>
+          <w:lang w:val="ru-RU"/>
+        </w:rPr>
+        <w:t xml:space="preserve">, </w:t>
+      </w:r>
+      <w:r>
+        <w:t>Job</w:t>
+      </w:r>
+      <w:r>
+        <w:rPr>
+          <w:lang w:val="ru-RU"/>
+        </w:rPr>
+        <w:t xml:space="preserve"> и </w:t>
+      </w:r>
+      <w:proofErr w:type="spellStart"/>
+      <w:r>
+        <w:t>TestbedSession</w:t>
+      </w:r>
+      <w:proofErr w:type="spellEnd"/>
+      <w:r>
+        <w:rPr>
+          <w:lang w:val="ru-RU"/>
+        </w:rPr>
+        <w:t xml:space="preserve">. </w:t>
+      </w:r>
+      <w:r>
+        <w:t>Agent</w:t>
+      </w:r>
+      <w:r>
+        <w:rPr>
+          <w:lang w:val="ru-RU"/>
+        </w:rPr>
+        <w:t xml:space="preserve"> хранит имя, </w:t>
+      </w:r>
+      <w:proofErr w:type="spellStart"/>
+      <w:r>
+        <w:rPr>
+          <w:lang w:val="ru-RU"/>
+        </w:rPr>
+        <w:t>токен</w:t>
+      </w:r>
+      <w:proofErr w:type="spellEnd"/>
+      <w:r>
+        <w:rPr>
+          <w:lang w:val="ru-RU"/>
+        </w:rPr>
+        <w:t xml:space="preserve"> и время последнего </w:t>
+      </w:r>
+      <w:r>
+        <w:t>heartbeat</w:t>
+      </w:r>
+      <w:r>
+        <w:rPr>
+          <w:lang w:val="ru-RU"/>
+        </w:rPr>
+        <w:t xml:space="preserve">; вычисляемое состояние ячейки принимает значения </w:t>
+      </w:r>
+      <w:r>
+        <w:t>offline</w:t>
+      </w:r>
+      <w:r>
+        <w:rPr>
+          <w:lang w:val="ru-RU"/>
+        </w:rPr>
+        <w:t xml:space="preserve">, </w:t>
+      </w:r>
+      <w:r>
+        <w:t>idle</w:t>
+      </w:r>
+      <w:r>
+        <w:rPr>
+          <w:lang w:val="ru-RU"/>
+        </w:rPr>
+        <w:t xml:space="preserve"> или </w:t>
+      </w:r>
+      <w:r>
+        <w:t>busy</w:t>
+      </w:r>
+      <w:r>
+        <w:rPr>
+          <w:lang w:val="ru-RU"/>
+        </w:rPr>
+        <w:t xml:space="preserve">. </w:t>
+      </w:r>
+      <w:r>
+        <w:t>Job</w:t>
+      </w:r>
+      <w:r>
+        <w:rPr>
+          <w:lang w:val="ru-RU"/>
+        </w:rPr>
+        <w:t xml:space="preserve"> описывает асинхронное задание: выбранный стенд, </w:t>
+      </w:r>
+      <w:r>
+        <w:t>SVF</w:t>
+      </w:r>
+      <w:r>
+        <w:rPr>
+          <w:lang w:val="ru-RU"/>
+        </w:rPr>
+        <w:t>, файл инструкции, состояние, время начала и завершения, журнал исполнения, ошибку и результирующе</w:t>
+      </w:r>
+      <w:r>
+        <w:rPr>
+          <w:lang w:val="ru-RU"/>
+        </w:rPr>
+        <w:t xml:space="preserve">е видео. </w:t>
+      </w:r>
+      <w:proofErr w:type="spellStart"/>
+      <w:r>
+        <w:t>TestbedSession</w:t>
+      </w:r>
+      <w:proofErr w:type="spellEnd"/>
+      <w:r>
+        <w:rPr>
+          <w:lang w:val="ru-RU"/>
+        </w:rPr>
+        <w:t xml:space="preserve"> фиксирует эксклюзивное занятие стенда пользователем, срок действия, состояние восьми цифровых линий и очередь команд.</w:t>
+      </w:r>
+    </w:p>
+    <w:p>
+      <w:pPr>
+        <w:spacing w:line="360" w:lineRule="auto"/>
+        <w:ind w:firstLine="709"/>
+        <w:jc w:val="both"/>
+        <w:rPr>
+          <w:lang w:val="ru-RU"/>
+        </w:rPr>
+      </w:pPr>
+      <w:r>
+        <w:rPr>
+          <w:lang w:val="ru-RU"/>
+        </w:rPr>
+        <w:t>При выдач</w:t>
+      </w:r>
+      <w:r>
+        <w:rPr>
+          <w:lang w:val="ru-RU"/>
+        </w:rPr>
+        <w:t xml:space="preserve">е задания сервер проверяет, что стенд не занят активной интерактивной сессией. При открытии сессии выполняется обратная проверка: на стенде не должно быть исполняемого задания. Сервер ограничивает срок </w:t>
+      </w:r>
+      <w:r>
+        <w:rPr>
+          <w:lang w:val="ru-RU"/>
+        </w:rPr>
+        <w:lastRenderedPageBreak/>
+        <w:t>выполнения заданий и срок сессии, а просроченные сущно</w:t>
+      </w:r>
+      <w:r>
+        <w:rPr>
+          <w:lang w:val="ru-RU"/>
+        </w:rPr>
+        <w:t>сти переводятся в завершённое состояние. Такой механизм обеспечивает взаимоисключение операций на одном физическом комплекте.</w:t>
+      </w:r>
+    </w:p>
+    <w:p>
+      <w:pPr>
+        <w:pStyle w:val="21"/>
+        <w:spacing w:before="240" w:after="80" w:line="360" w:lineRule="auto"/>
+        <w:ind w:firstLine="709"/>
+        <w:rPr>
+          <w:lang w:val="ru-RU"/>
+        </w:rPr>
+      </w:pPr>
+      <w:bookmarkStart w:id="12" w:name="_Toc240289982"/>
       <w:r>
         <w:rPr>
           <w:rFonts w:ascii="Times New Roman" w:hAnsi="Times New Roman"/>
           <w:color w:val="000000"/>
           <w:lang w:val="ru-RU"/>
         </w:rPr>
-        <w:t xml:space="preserve"> модуль</w:t>
+        <w:t>5.3 Агент оборудования</w:t>
       </w:r>
       <w:bookmarkEnd w:id="12"/>
     </w:p>
@@ -5736,130 +6005,40 @@
         <w:rPr>
           <w:lang w:val="ru-RU"/>
         </w:rPr>
-        <w:t xml:space="preserve">Центральными сущностями базы данных являются </w:t>
-      </w:r>
-      <w:r>
-        <w:t>Agent</w:t>
-      </w:r>
-      <w:r>
-        <w:rPr>
-          <w:lang w:val="ru-RU"/>
-        </w:rPr>
-        <w:t xml:space="preserve">, </w:t>
-      </w:r>
-      <w:r>
-        <w:t>Job</w:t>
-      </w:r>
-      <w:r>
-        <w:rPr>
-          <w:lang w:val="ru-RU"/>
-        </w:rPr>
-        <w:t xml:space="preserve"> и </w:t>
-      </w:r>
-      <w:proofErr w:type="spellStart"/>
-      <w:r>
-        <w:t>TestbedSession</w:t>
-      </w:r>
-      <w:proofErr w:type="spellEnd"/>
-      <w:r>
-        <w:rPr>
-          <w:lang w:val="ru-RU"/>
-        </w:rPr>
-        <w:t xml:space="preserve">. </w:t>
-      </w:r>
-      <w:r>
-        <w:t>Agent</w:t>
-      </w:r>
-      <w:r>
-        <w:rPr>
-          <w:lang w:val="ru-RU"/>
-        </w:rPr>
-        <w:t xml:space="preserve"> хранит имя, </w:t>
-      </w:r>
-      <w:proofErr w:type="spellStart"/>
-      <w:r>
-        <w:rPr>
-          <w:lang w:val="ru-RU"/>
-        </w:rPr>
-        <w:t>токен</w:t>
-      </w:r>
-      <w:proofErr w:type="spellEnd"/>
-      <w:r>
-        <w:rPr>
-          <w:lang w:val="ru-RU"/>
-        </w:rPr>
-        <w:t xml:space="preserve"> и время последнего </w:t>
-      </w:r>
-      <w:r>
-        <w:t>heartbeat</w:t>
-      </w:r>
-      <w:r>
-        <w:rPr>
-          <w:lang w:val="ru-RU"/>
-        </w:rPr>
-        <w:t xml:space="preserve">; вычисляемое состояние ячейки принимает значения </w:t>
-      </w:r>
-      <w:r>
-        <w:t>offline</w:t>
-      </w:r>
-      <w:r>
-        <w:rPr>
-          <w:lang w:val="ru-RU"/>
-        </w:rPr>
-        <w:t xml:space="preserve">, </w:t>
-      </w:r>
-      <w:r>
-        <w:t>idle</w:t>
-      </w:r>
-      <w:r>
-        <w:rPr>
-          <w:lang w:val="ru-RU"/>
-        </w:rPr>
-        <w:t xml:space="preserve"> или </w:t>
-      </w:r>
-      <w:r>
-        <w:t>busy</w:t>
-      </w:r>
-      <w:r>
-        <w:rPr>
-          <w:lang w:val="ru-RU"/>
-        </w:rPr>
-        <w:t xml:space="preserve">. </w:t>
-      </w:r>
-      <w:r>
-        <w:t>Job</w:t>
-      </w:r>
-      <w:r>
-        <w:rPr>
-          <w:lang w:val="ru-RU"/>
-        </w:rPr>
-        <w:t xml:space="preserve"> описывает асинхронное задание: выбранный сте</w:t>
-      </w:r>
-      <w:r>
-        <w:rPr>
-          <w:lang w:val="ru-RU"/>
-        </w:rPr>
-        <w:t xml:space="preserve">нд, </w:t>
-      </w:r>
-      <w:r>
-        <w:t>SVF</w:t>
-      </w:r>
-      <w:r>
-        <w:rPr>
-          <w:lang w:val="ru-RU"/>
-        </w:rPr>
-        <w:t xml:space="preserve">, файл инструкции, состояние, время начала и завершения, журнал исполнения, ошибку и результирующее видео. </w:t>
-      </w:r>
-      <w:proofErr w:type="spellStart"/>
-      <w:r>
-        <w:t>TestbedSession</w:t>
-      </w:r>
-      <w:proofErr w:type="spellEnd"/>
-      <w:r>
-        <w:rPr>
-          <w:lang w:val="ru-RU"/>
-        </w:rPr>
-        <w:t xml:space="preserve"> фиксирует эксклюзивное занятие стенда пользователем, срок действия, состояние восьми цифровых линий и очередь команд.</w:t>
+        <w:t>Агент запускается как отдельная служба. В цикле работы он сообщает серверу своё состояние, получает задание</w:t>
+      </w:r>
+      <w:r>
+        <w:rPr>
+          <w:lang w:val="ru-RU"/>
+        </w:rPr>
+        <w:t xml:space="preserve"> либо состояние интерактивной сессии и применяет изменения к аппаратным объектам. Аппаратный слой отделён интерфейсами от бизнес-логики, поэтому те же сценарии выполняются в </w:t>
+      </w:r>
+      <w:r>
+        <w:t>simulation</w:t>
+      </w:r>
+      <w:r>
+        <w:rPr>
+          <w:lang w:val="ru-RU"/>
+        </w:rPr>
+        <w:t xml:space="preserve">-режиме без </w:t>
+      </w:r>
+      <w:r>
+        <w:t>Raspberry</w:t>
+      </w:r>
+      <w:r>
+        <w:rPr>
+          <w:lang w:val="ru-RU"/>
+        </w:rPr>
+        <w:t xml:space="preserve"> </w:t>
+      </w:r>
+      <w:r>
+        <w:t>Pi</w:t>
+      </w:r>
+      <w:r>
+        <w:rPr>
+          <w:lang w:val="ru-RU"/>
+        </w:rPr>
+        <w:t>, камеры и ПЛИС.</w:t>
       </w:r>
     </w:p>
     <w:p>
@@ -5875,26 +6054,115 @@
         <w:rPr>
           <w:lang w:val="ru-RU"/>
         </w:rPr>
-        <w:t>При выдач</w:t>
-      </w:r>
-      <w:r>
-        <w:rPr>
-          <w:lang w:val="ru-RU"/>
-        </w:rPr>
-        <w:t xml:space="preserve">е задания сервер проверяет, что стенд не занят активной интерактивной сессией. При открытии сессии выполняется обратная проверка: на стенде не должно быть исполняемого задания. Сервер ограничивает срок </w:t>
-      </w:r>
-      <w:r>
-        <w:rPr>
-          <w:lang w:val="ru-RU"/>
-        </w:rPr>
-        <w:lastRenderedPageBreak/>
-        <w:t>выполнения заданий и срок сессии, а просроченные сущно</w:t>
-      </w:r>
-      <w:r>
-        <w:rPr>
-          <w:lang w:val="ru-RU"/>
-        </w:rPr>
-        <w:t>сти переводятся в завершённое состояние. Такой механизм обеспечивает взаимоисключение операций на одном физическом комплекте.</w:t>
+        <w:t>Программирование выполняет клас</w:t>
+      </w:r>
+      <w:r>
+        <w:rPr>
+          <w:lang w:val="ru-RU"/>
+        </w:rPr>
+        <w:t xml:space="preserve">с </w:t>
+      </w:r>
+      <w:proofErr w:type="spellStart"/>
+      <w:r>
+        <w:t>RealProgrammer</w:t>
+      </w:r>
+      <w:proofErr w:type="spellEnd"/>
+      <w:r>
+        <w:rPr>
+          <w:lang w:val="ru-RU"/>
+        </w:rPr>
+        <w:t xml:space="preserve">. Перед запуском </w:t>
+      </w:r>
+      <w:proofErr w:type="spellStart"/>
+      <w:r>
+        <w:t>OpenOCD</w:t>
+      </w:r>
+      <w:proofErr w:type="spellEnd"/>
+      <w:r>
+        <w:rPr>
+          <w:lang w:val="ru-RU"/>
+        </w:rPr>
+        <w:t xml:space="preserve"> создаётся временная копия </w:t>
+      </w:r>
+      <w:r>
+        <w:t>SVF</w:t>
+      </w:r>
+      <w:r>
+        <w:rPr>
+          <w:lang w:val="ru-RU"/>
+        </w:rPr>
+        <w:t xml:space="preserve">, в которой команды </w:t>
+      </w:r>
+      <w:r>
+        <w:t>FREQUENCY</w:t>
+      </w:r>
+      <w:r>
+        <w:rPr>
+          <w:lang w:val="ru-RU"/>
+        </w:rPr>
+        <w:t xml:space="preserve"> комментируются: используемый драйвер </w:t>
+      </w:r>
+      <w:r>
+        <w:t>USB</w:t>
+      </w:r>
+      <w:r>
+        <w:rPr>
+          <w:lang w:val="ru-RU"/>
+        </w:rPr>
+        <w:t>-</w:t>
+      </w:r>
+      <w:r>
+        <w:t>Blaster</w:t>
+      </w:r>
+      <w:r>
+        <w:rPr>
+          <w:lang w:val="ru-RU"/>
+        </w:rPr>
+        <w:t xml:space="preserve"> не поддерживает изменение частоты из </w:t>
+      </w:r>
+      <w:r>
+        <w:t>SVF</w:t>
+      </w:r>
+      <w:r>
+        <w:rPr>
+          <w:lang w:val="ru-RU"/>
+        </w:rPr>
+        <w:t xml:space="preserve">. Успех определяется одновременно нулевым кодом возврата </w:t>
+      </w:r>
+      <w:proofErr w:type="spellStart"/>
+      <w:r>
+        <w:t>OpenOCD</w:t>
+      </w:r>
+      <w:proofErr w:type="spellEnd"/>
+      <w:r>
+        <w:rPr>
+          <w:lang w:val="ru-RU"/>
+        </w:rPr>
+        <w:t xml:space="preserve"> и </w:t>
+      </w:r>
+      <w:r>
+        <w:rPr>
+          <w:lang w:val="ru-RU"/>
+        </w:rPr>
+        <w:t xml:space="preserve">наличием итогового сообщения </w:t>
+      </w:r>
+      <w:r>
+        <w:t>programmed</w:t>
+      </w:r>
+      <w:r>
+        <w:rPr>
+          <w:lang w:val="ru-RU"/>
+        </w:rPr>
+        <w:t xml:space="preserve"> </w:t>
+      </w:r>
+      <w:r>
+        <w:t>successfully</w:t>
+      </w:r>
+      <w:r>
+        <w:rPr>
+          <w:lang w:val="ru-RU"/>
+        </w:rPr>
+        <w:t>. Временный файл после операции удаляется.</w:t>
       </w:r>
     </w:p>
     <w:p>
@@ -5906,14 +6174,14 @@
           <w:lang w:val="ru-RU"/>
         </w:rPr>
       </w:pPr>
-      <w:bookmarkStart w:id="13" w:name="_Toc240289982"/>
+      <w:bookmarkStart w:id="13" w:name="_Toc240289983"/>
       <w:r>
         <w:rPr>
           <w:rFonts w:ascii="Times New Roman" w:hAnsi="Times New Roman"/>
           <w:color w:val="000000"/>
           <w:lang w:val="ru-RU"/>
         </w:rPr>
-        <w:t>5.3 Агент оборудования</w:t>
+        <w:t>5.4 Веб-интерфейс</w:t>
       </w:r>
       <w:bookmarkEnd w:id="13"/>
     </w:p>
@@ -5930,274 +6198,123 @@
         <w:rPr>
           <w:lang w:val="ru-RU"/>
         </w:rPr>
-        <w:t>Агент запускается как отдельная служба. В цикле работы он сообщает серверу своё состояние, получает задание</w:t>
-      </w:r>
-      <w:r>
-        <w:rPr>
-          <w:lang w:val="ru-RU"/>
-        </w:rPr>
-        <w:t xml:space="preserve"> либо состояние интерактивной сессии и применяет изменения к аппаратным объектам. Аппаратный слой отделён интерфейсами от бизнес-логики, поэтому те же сценарии выполняются в </w:t>
-      </w:r>
-      <w:r>
-        <w:t>simulation</w:t>
-      </w:r>
-      <w:r>
-        <w:rPr>
-          <w:lang w:val="ru-RU"/>
-        </w:rPr>
-        <w:t xml:space="preserve">-режиме без </w:t>
-      </w:r>
-      <w:r>
-        <w:t>Raspberry</w:t>
-      </w:r>
-      <w:r>
-        <w:rPr>
-          <w:lang w:val="ru-RU"/>
-        </w:rPr>
-        <w:t xml:space="preserve"> </w:t>
-      </w:r>
-      <w:r>
-        <w:t>Pi</w:t>
-      </w:r>
-      <w:r>
-        <w:rPr>
-          <w:lang w:val="ru-RU"/>
-        </w:rPr>
-        <w:t>, камеры и ПЛИС.</w:t>
-      </w:r>
-    </w:p>
-    <w:p>
-      <w:pPr>
-        <w:spacing w:line="360" w:lineRule="auto"/>
-        <w:ind w:firstLine="709"/>
-        <w:jc w:val="both"/>
-        <w:rPr>
-          <w:lang w:val="ru-RU"/>
-        </w:rPr>
-      </w:pPr>
-      <w:r>
-        <w:rPr>
-          <w:lang w:val="ru-RU"/>
-        </w:rPr>
-        <w:t>Программирование выполняет клас</w:t>
-      </w:r>
-      <w:r>
-        <w:rPr>
-          <w:lang w:val="ru-RU"/>
-        </w:rPr>
-        <w:t xml:space="preserve">с </w:t>
+        <w:t xml:space="preserve">Интерфейс построен на </w:t>
+      </w:r>
+      <w:r>
+        <w:t>React</w:t>
+      </w:r>
+      <w:r>
+        <w:rPr>
+          <w:lang w:val="ru-RU"/>
+        </w:rPr>
+        <w:t xml:space="preserve"> [</w:t>
+      </w:r>
+      <w:r>
+        <w:fldChar w:fldCharType="begin"/>
+      </w:r>
+      <w:r>
+        <w:instrText>REF</w:instrText>
+      </w:r>
+      <w:r>
+        <w:rPr>
+          <w:lang w:val="ru-RU"/>
+        </w:rPr>
+        <w:instrText xml:space="preserve"> </w:instrText>
+      </w:r>
+      <w:r>
+        <w:instrText>src</w:instrText>
+      </w:r>
+      <w:r>
+        <w:rPr>
+          <w:lang w:val="ru-RU"/>
+        </w:rPr>
+        <w:instrText>6 \</w:instrText>
+      </w:r>
+      <w:r>
+        <w:instrText>h</w:instrText>
+      </w:r>
+      <w:r>
+        <w:fldChar w:fldCharType="separate"/>
+      </w:r>
+      <w:r>
+        <w:rPr>
+          <w:lang w:val="ru-RU"/>
+        </w:rPr>
+        <w:t>6</w:t>
+      </w:r>
+      <w:r>
+        <w:fldChar w:fldCharType="end"/>
+      </w:r>
+      <w:r>
+        <w:rPr>
+          <w:lang w:val="ru-RU"/>
+        </w:rPr>
+        <w:t>]. Главные маршруты: /</w:t>
       </w:r>
       <w:proofErr w:type="spellStart"/>
       <w:r>
-        <w:t>RealProgrammer</w:t>
+        <w:t>fpga</w:t>
       </w:r>
       <w:proofErr w:type="spellEnd"/>
       <w:r>
         <w:rPr>
           <w:lang w:val="ru-RU"/>
         </w:rPr>
-        <w:t xml:space="preserve">. Перед запуском </w:t>
+        <w:t xml:space="preserve"> для выбора режим</w:t>
+      </w:r>
+      <w:r>
+        <w:rPr>
+          <w:lang w:val="ru-RU"/>
+        </w:rPr>
+        <w:t>а и стенда, /</w:t>
       </w:r>
       <w:proofErr w:type="spellStart"/>
       <w:r>
-        <w:t>OpenOCD</w:t>
+        <w:t>fpga</w:t>
       </w:r>
       <w:proofErr w:type="spellEnd"/>
       <w:r>
         <w:rPr>
           <w:lang w:val="ru-RU"/>
         </w:rPr>
-        <w:t xml:space="preserve"> создаётся временная копия </w:t>
-      </w:r>
-      <w:r>
-        <w:t>SVF</w:t>
-      </w:r>
-      <w:r>
-        <w:rPr>
-          <w:lang w:val="ru-RU"/>
-        </w:rPr>
-        <w:t xml:space="preserve">, в которой команды </w:t>
-      </w:r>
-      <w:r>
-        <w:t>FREQUENCY</w:t>
-      </w:r>
-      <w:r>
-        <w:rPr>
-          <w:lang w:val="ru-RU"/>
-        </w:rPr>
-        <w:t xml:space="preserve"> комментируются: используемый драйвер </w:t>
-      </w:r>
-      <w:r>
-        <w:t>USB</w:t>
-      </w:r>
-      <w:r>
-        <w:rPr>
-          <w:lang w:val="ru-RU"/>
-        </w:rPr>
-        <w:t>-</w:t>
-      </w:r>
-      <w:r>
-        <w:t>Blaster</w:t>
-      </w:r>
-      <w:r>
-        <w:rPr>
-          <w:lang w:val="ru-RU"/>
-        </w:rPr>
-        <w:t xml:space="preserve"> не поддерживает изменение частоты из </w:t>
-      </w:r>
-      <w:r>
-        <w:t>SVF</w:t>
-      </w:r>
-      <w:r>
-        <w:rPr>
-          <w:lang w:val="ru-RU"/>
-        </w:rPr>
-        <w:t xml:space="preserve">. Успех определяется одновременно нулевым кодом возврата </w:t>
+        <w:t>/</w:t>
+      </w:r>
+      <w:r>
+        <w:t>session</w:t>
+      </w:r>
+      <w:r>
+        <w:rPr>
+          <w:lang w:val="ru-RU"/>
+        </w:rPr>
+        <w:t xml:space="preserve"> для интерактивной сессии, /</w:t>
+      </w:r>
+      <w:r>
+        <w:t>results</w:t>
+      </w:r>
+      <w:r>
+        <w:rPr>
+          <w:lang w:val="ru-RU"/>
+        </w:rPr>
+        <w:t xml:space="preserve"> для истории заданий, /</w:t>
+      </w:r>
+      <w:r>
+        <w:t>docs</w:t>
+      </w:r>
+      <w:r>
+        <w:rPr>
+          <w:lang w:val="ru-RU"/>
+        </w:rPr>
+        <w:t>/</w:t>
       </w:r>
       <w:proofErr w:type="spellStart"/>
       <w:r>
-        <w:t>OpenOCD</w:t>
+        <w:t>fpga</w:t>
       </w:r>
       <w:proofErr w:type="spellEnd"/>
       <w:r>
         <w:rPr>
           <w:lang w:val="ru-RU"/>
         </w:rPr>
-        <w:t xml:space="preserve"> и </w:t>
-      </w:r>
-      <w:r>
-        <w:rPr>
-          <w:lang w:val="ru-RU"/>
-        </w:rPr>
-        <w:t xml:space="preserve">наличием итогового сообщения </w:t>
-      </w:r>
-      <w:r>
-        <w:t>programmed</w:t>
-      </w:r>
-      <w:r>
-        <w:rPr>
-          <w:lang w:val="ru-RU"/>
-        </w:rPr>
-        <w:t xml:space="preserve"> </w:t>
-      </w:r>
-      <w:r>
-        <w:t>successfully</w:t>
-      </w:r>
-      <w:r>
-        <w:rPr>
-          <w:lang w:val="ru-RU"/>
-        </w:rPr>
-        <w:t>. Временный файл после операции удаляется.</w:t>
-      </w:r>
-    </w:p>
-    <w:p>
-      <w:pPr>
-        <w:pStyle w:val="21"/>
-        <w:spacing w:before="240" w:after="80" w:line="360" w:lineRule="auto"/>
-        <w:ind w:firstLine="709"/>
-        <w:rPr>
-          <w:lang w:val="ru-RU"/>
-        </w:rPr>
-      </w:pPr>
-      <w:bookmarkStart w:id="14" w:name="_Toc240289983"/>
-      <w:r>
-        <w:rPr>
-          <w:rFonts w:ascii="Times New Roman" w:hAnsi="Times New Roman"/>
-          <w:color w:val="000000"/>
-          <w:lang w:val="ru-RU"/>
-        </w:rPr>
-        <w:t>5.4 Веб-интерфейс</w:t>
-      </w:r>
-      <w:bookmarkEnd w:id="14"/>
-    </w:p>
-    <w:p>
-      <w:pPr>
-        <w:spacing w:line="360" w:lineRule="auto"/>
-        <w:ind w:firstLine="709"/>
-        <w:jc w:val="both"/>
-        <w:rPr>
-          <w:lang w:val="ru-RU"/>
-        </w:rPr>
-      </w:pPr>
-      <w:r>
-        <w:rPr>
-          <w:lang w:val="ru-RU"/>
-        </w:rPr>
-        <w:t xml:space="preserve">Интерфейс построен на </w:t>
-      </w:r>
-      <w:r>
-        <w:t>React</w:t>
-      </w:r>
-      <w:r>
-        <w:rPr>
-          <w:lang w:val="ru-RU"/>
-        </w:rPr>
-        <w:t>. Главные маршруты: /</w:t>
-      </w:r>
-      <w:proofErr w:type="spellStart"/>
-      <w:r>
-        <w:t>fpga</w:t>
-      </w:r>
-      <w:proofErr w:type="spellEnd"/>
-      <w:r>
-        <w:rPr>
-          <w:lang w:val="ru-RU"/>
-        </w:rPr>
-        <w:t xml:space="preserve"> для выбора режима и стенда, /</w:t>
-      </w:r>
-      <w:proofErr w:type="spellStart"/>
-      <w:r>
-        <w:t>fpga</w:t>
-      </w:r>
-      <w:proofErr w:type="spellEnd"/>
-      <w:r>
-        <w:rPr>
-          <w:lang w:val="ru-RU"/>
-        </w:rPr>
-        <w:t>/</w:t>
-      </w:r>
-      <w:r>
-        <w:t>session</w:t>
-      </w:r>
-      <w:r>
-        <w:rPr>
-          <w:lang w:val="ru-RU"/>
-        </w:rPr>
-        <w:t xml:space="preserve"> для интерактивной сессии, /</w:t>
-      </w:r>
-      <w:r>
-        <w:t>results</w:t>
-      </w:r>
-      <w:r>
-        <w:rPr>
-          <w:lang w:val="ru-RU"/>
-        </w:rPr>
-        <w:t xml:space="preserve"> для истории з</w:t>
-      </w:r>
-      <w:r>
-        <w:rPr>
-          <w:lang w:val="ru-RU"/>
-        </w:rPr>
-        <w:t>аданий, /</w:t>
-      </w:r>
-      <w:r>
-        <w:t>docs</w:t>
-      </w:r>
-      <w:r>
-        <w:rPr>
-          <w:lang w:val="ru-RU"/>
-        </w:rPr>
-        <w:t>/</w:t>
-      </w:r>
-      <w:proofErr w:type="spellStart"/>
-      <w:r>
-        <w:t>fpga</w:t>
-      </w:r>
-      <w:proofErr w:type="spellEnd"/>
-      <w:r>
-        <w:rPr>
-          <w:lang w:val="ru-RU"/>
-        </w:rPr>
         <w:t xml:space="preserve"> для справочной информации и /</w:t>
       </w:r>
       <w:r>
@@ -6216,7 +6333,13 @@
         <w:rPr>
           <w:lang w:val="ru-RU"/>
         </w:rPr>
-        <w:t xml:space="preserve"> доступна только учётным записям персонала и показывает состояние ячеек, активные сессии, выполняемые задания и журналы ошибок.</w:t>
+        <w:t xml:space="preserve"> доступна только учётным записям персонала и показывает состояние ячеек, активные сессии, вы</w:t>
+      </w:r>
+      <w:r>
+        <w:rPr>
+          <w:lang w:val="ru-RU"/>
+        </w:rPr>
+        <w:t>полняемые задания и журналы ошибок.</w:t>
       </w:r>
     </w:p>
     <w:p>
@@ -6333,13 +6456,7 @@
         <w:rPr>
           <w:lang w:val="ru-RU"/>
         </w:rPr>
-        <w:t xml:space="preserve"> —</w:t>
-      </w:r>
-      <w:r>
-        <w:rPr>
-          <w:lang w:val="ru-RU"/>
-        </w:rPr>
-        <w:t xml:space="preserve"> Выбор режима работы и стенда в веб-интерфейсе</w:t>
+        <w:t xml:space="preserve"> — Выбор режима работы и стенда в веб-интерфейсе</w:t>
       </w:r>
     </w:p>
     <w:p>
@@ -6468,7 +6585,7 @@
           <w:lang w:val="ru-RU"/>
         </w:rPr>
       </w:pPr>
-      <w:bookmarkStart w:id="15" w:name="_Toc240289984"/>
+      <w:bookmarkStart w:id="14" w:name="_Toc240289984"/>
       <w:r>
         <w:rPr>
           <w:rFonts w:ascii="Times New Roman" w:hAnsi="Times New Roman"/>
@@ -6477,31 +6594,31 @@
         </w:rPr>
         <w:lastRenderedPageBreak/>
         <w:t>6 Аппаратная часть и соединения</w:t>
+      </w:r>
+      <w:bookmarkEnd w:id="14"/>
+    </w:p>
+    <w:p>
+      <w:pPr>
+        <w:pStyle w:val="21"/>
+        <w:spacing w:before="240" w:after="80" w:line="360" w:lineRule="auto"/>
+        <w:ind w:firstLine="709"/>
+        <w:rPr>
+          <w:lang w:val="ru-RU"/>
+        </w:rPr>
+      </w:pPr>
+      <w:bookmarkStart w:id="15" w:name="_Toc240289985"/>
+      <w:r>
+        <w:rPr>
+          <w:rFonts w:ascii="Times New Roman" w:hAnsi="Times New Roman"/>
+          <w:color w:val="000000"/>
+          <w:lang w:val="ru-RU"/>
+        </w:rPr>
+        <w:t>6.1 Состав стенда</w:t>
       </w:r>
       <w:bookmarkEnd w:id="15"/>
     </w:p>
     <w:p>
       <w:pPr>
-        <w:pStyle w:val="21"/>
-        <w:spacing w:before="240" w:after="80" w:line="360" w:lineRule="auto"/>
-        <w:ind w:firstLine="709"/>
-        <w:rPr>
-          <w:lang w:val="ru-RU"/>
-        </w:rPr>
-      </w:pPr>
-      <w:bookmarkStart w:id="16" w:name="_Toc240289985"/>
-      <w:r>
-        <w:rPr>
-          <w:rFonts w:ascii="Times New Roman" w:hAnsi="Times New Roman"/>
-          <w:color w:val="000000"/>
-          <w:lang w:val="ru-RU"/>
-        </w:rPr>
-        <w:t>6.1 Состав стенда</w:t>
-      </w:r>
-      <w:bookmarkEnd w:id="16"/>
-    </w:p>
-    <w:p>
-      <w:pPr>
         <w:spacing w:line="360" w:lineRule="auto"/>
         <w:ind w:firstLine="709"/>
         <w:jc w:val="both"/>
@@ -6513,7 +6630,13 @@
         <w:rPr>
           <w:lang w:val="ru-RU"/>
         </w:rPr>
-        <w:t xml:space="preserve">Фактическая ячейка строится на одноплатном компьютере </w:t>
+        <w:t>Факт</w:t>
+      </w:r>
+      <w:r>
+        <w:rPr>
+          <w:lang w:val="ru-RU"/>
+        </w:rPr>
+        <w:t xml:space="preserve">ическая ячейка строится на одноплатном компьютере </w:t>
       </w:r>
       <w:r>
         <w:t>Raspberry</w:t>
@@ -6531,13 +6654,49 @@
         <w:rPr>
           <w:lang w:val="ru-RU"/>
         </w:rPr>
-        <w:t xml:space="preserve"> и учебной п</w:t>
-      </w:r>
-      <w:r>
-        <w:rPr>
-          <w:lang w:val="ru-RU"/>
-        </w:rPr>
-        <w:t xml:space="preserve">лате </w:t>
+        <w:t xml:space="preserve"> [</w:t>
+      </w:r>
+      <w:r>
+        <w:fldChar w:fldCharType="begin"/>
+      </w:r>
+      <w:r>
+        <w:instrText>REF</w:instrText>
+      </w:r>
+      <w:r>
+        <w:rPr>
+          <w:lang w:val="ru-RU"/>
+        </w:rPr>
+        <w:instrText xml:space="preserve"> </w:instrText>
+      </w:r>
+      <w:r>
+        <w:instrText>src</w:instrText>
+      </w:r>
+      <w:r>
+        <w:rPr>
+          <w:lang w:val="ru-RU"/>
+        </w:rPr>
+        <w:instrText>4 \</w:instrText>
+      </w:r>
+      <w:r>
+        <w:instrText>h</w:instrText>
+      </w:r>
+      <w:r>
+        <w:fldChar w:fldCharType="separate"/>
+      </w:r>
+      <w:r>
+        <w:rPr>
+          <w:lang w:val="ru-RU"/>
+        </w:rPr>
+        <w:t>4</w:t>
+      </w:r>
+      <w:r>
+        <w:fldChar w:fldCharType="end"/>
+      </w:r>
+      <w:r>
+        <w:rPr>
+          <w:lang w:val="ru-RU"/>
+        </w:rPr>
+        <w:t xml:space="preserve">] и учебной плате </w:t>
       </w:r>
       <w:proofErr w:type="spellStart"/>
       <w:r>
@@ -6566,7 +6725,49 @@
         <w:rPr>
           <w:lang w:val="ru-RU"/>
         </w:rPr>
-        <w:t xml:space="preserve">. Для программирования используется встроенный в </w:t>
+        <w:t xml:space="preserve"> [</w:t>
+      </w:r>
+      <w:r>
+        <w:fldChar w:fldCharType="begin"/>
+      </w:r>
+      <w:r>
+        <w:instrText>REF</w:instrText>
+      </w:r>
+      <w:r>
+        <w:rPr>
+          <w:lang w:val="ru-RU"/>
+        </w:rPr>
+        <w:instrText xml:space="preserve"> </w:instrText>
+      </w:r>
+      <w:r>
+        <w:instrText>src</w:instrText>
+      </w:r>
+      <w:r>
+        <w:rPr>
+          <w:lang w:val="ru-RU"/>
+        </w:rPr>
+        <w:instrText>1 \</w:instrText>
+      </w:r>
+      <w:r>
+        <w:instrText>h</w:instrText>
+      </w:r>
+      <w:r>
+        <w:fldChar w:fldCharType="separate"/>
+      </w:r>
+      <w:r>
+        <w:rPr>
+          <w:lang w:val="ru-RU"/>
+        </w:rPr>
+        <w:t>1</w:t>
+      </w:r>
+      <w:r>
+        <w:fldChar w:fldCharType="end"/>
+      </w:r>
+      <w:r>
+        <w:rPr>
+          <w:lang w:val="ru-RU"/>
+        </w:rPr>
+        <w:t xml:space="preserve">]. Для программирования используется встроенный в </w:t>
       </w:r>
       <w:r>
         <w:t>DE</w:t>
@@ -6605,6 +6806,54 @@
         <w:t xml:space="preserve">, подключённый к </w:t>
       </w:r>
       <w:r>
+        <w:t>Raspb</w:t>
+      </w:r>
+      <w:r>
+        <w:t>erry</w:t>
+      </w:r>
+      <w:r>
+        <w:rPr>
+          <w:lang w:val="ru-RU"/>
+        </w:rPr>
+        <w:t xml:space="preserve"> </w:t>
+      </w:r>
+      <w:r>
+        <w:t>Pi</w:t>
+      </w:r>
+      <w:r>
+        <w:rPr>
+          <w:lang w:val="ru-RU"/>
+        </w:rPr>
+        <w:t xml:space="preserve"> по </w:t>
+      </w:r>
+      <w:r>
+        <w:t>USB</w:t>
+      </w:r>
+      <w:r>
+        <w:rPr>
+          <w:lang w:val="ru-RU"/>
+        </w:rPr>
+        <w:t xml:space="preserve">. Видеокамера подключается как устройство </w:t>
+      </w:r>
+      <w:r>
+        <w:t>V</w:t>
+      </w:r>
+      <w:r>
+        <w:rPr>
+          <w:lang w:val="ru-RU"/>
+        </w:rPr>
+        <w:t>4</w:t>
+      </w:r>
+      <w:r>
+        <w:t>L</w:t>
+      </w:r>
+      <w:r>
+        <w:rPr>
+          <w:lang w:val="ru-RU"/>
+        </w:rPr>
+        <w:t xml:space="preserve">2. Восемь цифровых линий </w:t>
+      </w:r>
+      <w:r>
         <w:t>Raspberry</w:t>
       </w:r>
       <w:r>
@@ -6620,51 +6869,6 @@
         <w:rPr>
           <w:lang w:val="ru-RU"/>
         </w:rPr>
-        <w:t xml:space="preserve"> по </w:t>
-      </w:r>
-      <w:r>
-        <w:t>USB</w:t>
-      </w:r>
-      <w:r>
-        <w:rPr>
-          <w:lang w:val="ru-RU"/>
-        </w:rPr>
-        <w:t xml:space="preserve">. Видеокамера подключается как устройство </w:t>
-      </w:r>
-      <w:r>
-        <w:t>V</w:t>
-      </w:r>
-      <w:r>
-        <w:rPr>
-          <w:lang w:val="ru-RU"/>
-        </w:rPr>
-        <w:t>4</w:t>
-      </w:r>
-      <w:r>
-        <w:t>L</w:t>
-      </w:r>
-      <w:r>
-        <w:rPr>
-          <w:lang w:val="ru-RU"/>
-        </w:rPr>
-        <w:t xml:space="preserve">2. Восемь цифровых линий </w:t>
-      </w:r>
-      <w:r>
-        <w:t>Raspberry</w:t>
-      </w:r>
-      <w:r>
-        <w:rPr>
-          <w:lang w:val="ru-RU"/>
-        </w:rPr>
-        <w:t xml:space="preserve"> </w:t>
-      </w:r>
-      <w:r>
-        <w:t>Pi</w:t>
-      </w:r>
-      <w:r>
-        <w:rPr>
-          <w:lang w:val="ru-RU"/>
-        </w:rPr>
         <w:t xml:space="preserve"> соединяются с разъёмом </w:t>
       </w:r>
       <w:r>
@@ -6674,13 +6878,7 @@
         <w:rPr>
           <w:lang w:val="ru-RU"/>
         </w:rPr>
-        <w:t>1 платы и используют</w:t>
-      </w:r>
-      <w:r>
-        <w:rPr>
-          <w:lang w:val="ru-RU"/>
-        </w:rPr>
-        <w:t>ся для подачи тестовых уровней на пользовательский проект.</w:t>
+        <w:t>1 платы и используются для подачи тестовых уровней на пользовательский проект.</w:t>
       </w:r>
     </w:p>
     <w:p>
@@ -6723,7 +6921,10 @@
       </w:r>
       <w:proofErr w:type="spellEnd"/>
       <w:r>
-        <w:t xml:space="preserve"> линии управления</w:t>
+        <w:t xml:space="preserve"> линии уп</w:t>
+      </w:r>
+      <w:r>
+        <w:t>равления</w:t>
       </w:r>
     </w:p>
     <w:tbl>
@@ -7369,13 +7570,7 @@
         <w:rPr>
           <w:lang w:val="ru-RU"/>
         </w:rPr>
-        <w:t xml:space="preserve">. Сервер не </w:t>
-      </w:r>
-      <w:r>
-        <w:rPr>
-          <w:lang w:val="ru-RU"/>
-        </w:rPr>
-        <w:t xml:space="preserve">хранит второй независимый список </w:t>
+        <w:t xml:space="preserve">. Сервер не хранит второй независимый список </w:t>
       </w:r>
       <w:r>
         <w:t>BCM</w:t>
@@ -7398,7 +7593,13 @@
         <w:rPr>
           <w:lang w:val="ru-RU"/>
         </w:rPr>
-        <w:t xml:space="preserve"> поступает от агента и отображается на странице документации выбранной ячейки.</w:t>
+        <w:t xml:space="preserve"> поступает от агента и отображается на странице докуме</w:t>
+      </w:r>
+      <w:r>
+        <w:rPr>
+          <w:lang w:val="ru-RU"/>
+        </w:rPr>
+        <w:t>нтации выбранной ячейки.</w:t>
       </w:r>
     </w:p>
     <w:p>
@@ -7410,7 +7611,7 @@
           <w:lang w:val="ru-RU"/>
         </w:rPr>
       </w:pPr>
-      <w:bookmarkStart w:id="17" w:name="_Toc240289986"/>
+      <w:bookmarkStart w:id="16" w:name="_Toc240289986"/>
       <w:r>
         <w:rPr>
           <w:rFonts w:ascii="Times New Roman" w:hAnsi="Times New Roman"/>
@@ -7426,7 +7627,7 @@
         </w:rPr>
         <w:t>GPIO</w:t>
       </w:r>
-      <w:bookmarkEnd w:id="17"/>
+      <w:bookmarkEnd w:id="16"/>
     </w:p>
     <w:p>
       <w:pPr>
@@ -7441,13 +7642,13 @@
         <w:rPr>
           <w:lang w:val="ru-RU"/>
         </w:rPr>
-        <w:t>В момент начала задания или интерактивной сессии агент захватывает восемь линий и устан</w:t>
-      </w:r>
-      <w:r>
-        <w:rPr>
-          <w:lang w:val="ru-RU"/>
-        </w:rPr>
-        <w:t xml:space="preserve">авливает их в низкий уровень. По окончании работы каждая линия сначала переводится во вход без подтяжки, а затем освобождается. Это принципиально важно для </w:t>
+        <w:t xml:space="preserve">В момент начала задания или интерактивной сессии агент захватывает восемь линий и устанавливает их в низкий уровень. По окончании работы каждая линия сначала переводится во вход без подтяжки, а затем </w:t>
+      </w:r>
+      <w:r>
+        <w:rPr>
+          <w:lang w:val="ru-RU"/>
+        </w:rPr>
+        <w:t xml:space="preserve">освобождается. Это принципиально важно для </w:t>
       </w:r>
       <w:r>
         <w:t>FPGA</w:t>
@@ -7456,13 +7657,7 @@
         <w:rPr>
           <w:lang w:val="ru-RU"/>
         </w:rPr>
-        <w:t>-стенда: пользовательская прошивка может настроить соединённый вывод ПЛИС как выход, и оставленн</w:t>
-      </w:r>
-      <w:r>
-        <w:rPr>
-          <w:lang w:val="ru-RU"/>
-        </w:rPr>
-        <w:t xml:space="preserve">ый активным выход </w:t>
+        <w:t xml:space="preserve">-стенда: пользовательская прошивка может настроить соединённый вывод ПЛИС как выход, и оставленный активным выход </w:t>
       </w:r>
       <w:r>
         <w:t>Raspberry</w:t>
@@ -7597,7 +7792,13 @@
         <w:rPr>
           <w:lang w:val="ru-RU"/>
         </w:rPr>
-        <w:t xml:space="preserve"> — Живое изображение платы </w:t>
+        <w:t xml:space="preserve"> — Живое изо</w:t>
+      </w:r>
+      <w:r>
+        <w:rPr>
+          <w:lang w:val="ru-RU"/>
+        </w:rPr>
+        <w:t xml:space="preserve">бражение платы </w:t>
       </w:r>
       <w:r>
         <w:t>DE</w:t>
@@ -7628,7 +7829,7 @@
           <w:lang w:val="ru-RU"/>
         </w:rPr>
       </w:pPr>
-      <w:bookmarkStart w:id="18" w:name="_Toc240289987"/>
+      <w:bookmarkStart w:id="17" w:name="_Toc240289987"/>
       <w:r>
         <w:rPr>
           <w:rFonts w:ascii="Times New Roman" w:hAnsi="Times New Roman"/>
@@ -7637,38 +7838,38 @@
         </w:rPr>
         <w:lastRenderedPageBreak/>
         <w:t>7 Пользовательские сценарии</w:t>
+      </w:r>
+      <w:bookmarkEnd w:id="17"/>
+    </w:p>
+    <w:p>
+      <w:pPr>
+        <w:pStyle w:val="21"/>
+        <w:spacing w:before="240" w:after="80" w:line="360" w:lineRule="auto"/>
+        <w:ind w:firstLine="709"/>
+        <w:rPr>
+          <w:lang w:val="ru-RU"/>
+        </w:rPr>
+      </w:pPr>
+      <w:bookmarkStart w:id="18" w:name="_Toc240289988"/>
+      <w:r>
+        <w:rPr>
+          <w:rFonts w:ascii="Times New Roman" w:hAnsi="Times New Roman"/>
+          <w:color w:val="000000"/>
+          <w:lang w:val="ru-RU"/>
+        </w:rPr>
+        <w:t xml:space="preserve">7.1 Подготовка файла </w:t>
+      </w:r>
+      <w:r>
+        <w:rPr>
+          <w:rFonts w:ascii="Times New Roman" w:hAnsi="Times New Roman"/>
+          <w:color w:val="000000"/>
+        </w:rPr>
+        <w:t>SVF</w:t>
       </w:r>
       <w:bookmarkEnd w:id="18"/>
     </w:p>
     <w:p>
       <w:pPr>
-        <w:pStyle w:val="21"/>
-        <w:spacing w:before="240" w:after="80" w:line="360" w:lineRule="auto"/>
-        <w:ind w:firstLine="709"/>
-        <w:rPr>
-          <w:lang w:val="ru-RU"/>
-        </w:rPr>
-      </w:pPr>
-      <w:bookmarkStart w:id="19" w:name="_Toc240289988"/>
-      <w:r>
-        <w:rPr>
-          <w:rFonts w:ascii="Times New Roman" w:hAnsi="Times New Roman"/>
-          <w:color w:val="000000"/>
-          <w:lang w:val="ru-RU"/>
-        </w:rPr>
-        <w:t xml:space="preserve">7.1 Подготовка файла </w:t>
-      </w:r>
-      <w:r>
-        <w:rPr>
-          <w:rFonts w:ascii="Times New Roman" w:hAnsi="Times New Roman"/>
-          <w:color w:val="000000"/>
-        </w:rPr>
-        <w:t>SVF</w:t>
-      </w:r>
-      <w:bookmarkEnd w:id="19"/>
-    </w:p>
-    <w:p>
-      <w:pPr>
         <w:spacing w:line="360" w:lineRule="auto"/>
         <w:ind w:firstLine="709"/>
         <w:jc w:val="both"/>
@@ -7817,21 +8018,13 @@
         <w:rPr>
           <w:lang w:val="ru-RU"/>
         </w:rPr>
-        <w:t xml:space="preserve"> </w:t>
-      </w:r>
-      <w:proofErr w:type="gramStart"/>
-      <w:r>
-        <w:rPr>
-          <w:lang w:val="ru-RU"/>
-        </w:rPr>
-        <w:t>(.</w:t>
+        <w:t xml:space="preserve"> (.</w:t>
       </w:r>
       <w:proofErr w:type="spellStart"/>
       <w:r>
         <w:t>svf</w:t>
       </w:r>
       <w:proofErr w:type="spellEnd"/>
-      <w:proofErr w:type="gramEnd"/>
       <w:r>
         <w:rPr>
           <w:lang w:val="ru-RU"/>
@@ -7845,7 +8038,49 @@
         <w:rPr>
           <w:lang w:val="ru-RU"/>
         </w:rPr>
-        <w:t xml:space="preserve"> и имя выходного файла. Полученный текстовый </w:t>
+        <w:t xml:space="preserve"> и имя выходного файла [</w:t>
+      </w:r>
+      <w:r>
+        <w:fldChar w:fldCharType="begin"/>
+      </w:r>
+      <w:r>
+        <w:instrText>REF</w:instrText>
+      </w:r>
+      <w:r>
+        <w:rPr>
+          <w:lang w:val="ru-RU"/>
+        </w:rPr>
+        <w:instrText xml:space="preserve"> </w:instrText>
+      </w:r>
+      <w:r>
+        <w:instrText>src</w:instrText>
+      </w:r>
+      <w:r>
+        <w:rPr>
+          <w:lang w:val="ru-RU"/>
+        </w:rPr>
+        <w:instrText>2 \</w:instrText>
+      </w:r>
+      <w:r>
+        <w:instrText>h</w:instrText>
+      </w:r>
+      <w:r>
+        <w:fldChar w:fldCharType="separate"/>
+      </w:r>
+      <w:r>
+        <w:rPr>
+          <w:lang w:val="ru-RU"/>
+        </w:rPr>
+        <w:t>2</w:t>
+      </w:r>
+      <w:r>
+        <w:fldChar w:fldCharType="end"/>
+      </w:r>
+      <w:r>
+        <w:rPr>
+          <w:lang w:val="ru-RU"/>
+        </w:rPr>
+        <w:t xml:space="preserve">]. Полученный текстовый </w:t>
       </w:r>
       <w:r>
         <w:t>SVF</w:t>
@@ -7854,13 +8089,7 @@
         <w:rPr>
           <w:lang w:val="ru-RU"/>
         </w:rPr>
-        <w:t xml:space="preserve"> загружается на стенд; а</w:t>
-      </w:r>
-      <w:r>
-        <w:rPr>
-          <w:lang w:val="ru-RU"/>
-        </w:rPr>
-        <w:t xml:space="preserve">ппаратная ячейка не требует </w:t>
+        <w:t xml:space="preserve"> загружается на стенд; аппаратная ячейка не требует </w:t>
       </w:r>
       <w:proofErr w:type="gramStart"/>
       <w:r>
@@ -8168,7 +8397,7 @@
           <w:lang w:val="ru-RU"/>
         </w:rPr>
       </w:pPr>
-      <w:bookmarkStart w:id="20" w:name="_Toc240289989"/>
+      <w:bookmarkStart w:id="19" w:name="_Toc240289989"/>
       <w:r>
         <w:rPr>
           <w:rFonts w:ascii="Times New Roman" w:hAnsi="Times New Roman"/>
@@ -8177,7 +8406,7 @@
         </w:rPr>
         <w:t>7.2 Асинхронное задание</w:t>
       </w:r>
-      <w:bookmarkEnd w:id="20"/>
+      <w:bookmarkEnd w:id="19"/>
     </w:p>
     <w:p>
       <w:pPr>
@@ -8192,13 +8421,7 @@
         <w:rPr>
           <w:lang w:val="ru-RU"/>
         </w:rPr>
-        <w:t xml:space="preserve">Для асинхронного </w:t>
-      </w:r>
-      <w:r>
-        <w:rPr>
-          <w:lang w:val="ru-RU"/>
-        </w:rPr>
-        <w:t xml:space="preserve">запуска пользователь выбирает доступный </w:t>
+        <w:t xml:space="preserve">Для асинхронного запуска пользователь выбирает доступный </w:t>
       </w:r>
       <w:r>
         <w:t>testbed</w:t>
@@ -8234,13 +8457,13 @@
         <w:rPr>
           <w:lang w:val="ru-RU"/>
         </w:rPr>
-        <w:t>. Агент выбранной ячейки забирает задание, программирует ПЛИС, выполняет допустимые команды управления линиями и одновременно запис</w:t>
-      </w:r>
-      <w:r>
-        <w:rPr>
-          <w:lang w:val="ru-RU"/>
-        </w:rPr>
-        <w:t>ывает видео. После завершения сервер сохраняет журнал и файл результата, которые отображаются в разделе «Заявки».</w:t>
+        <w:t xml:space="preserve">. Агент выбранной </w:t>
+      </w:r>
+      <w:r>
+        <w:rPr>
+          <w:lang w:val="ru-RU"/>
+        </w:rPr>
+        <w:t>ячейки забирает задание, программирует ПЛИС, выполняет допустимые команды управления линиями и одновременно записывает видео. После завершения сервер сохраняет журнал и файл результата, которые отображаются в разделе «Заявки».</w:t>
       </w:r>
     </w:p>
     <w:p>
@@ -8332,7 +8555,10 @@
         <w:instrText xml:space="preserve"> \* </w:instrText>
       </w:r>
       <w:r>
-        <w:instrText>ARABIC</w:instrText>
+        <w:instrText>ARAB</w:instrText>
+      </w:r>
+      <w:r>
+        <w:instrText>IC</w:instrText>
       </w:r>
       <w:r>
         <w:rPr>
@@ -8493,7 +8719,7 @@
           <w:lang w:val="ru-RU"/>
         </w:rPr>
       </w:pPr>
-      <w:bookmarkStart w:id="21" w:name="_Toc240289990"/>
+      <w:bookmarkStart w:id="20" w:name="_Toc240289990"/>
       <w:r>
         <w:rPr>
           <w:rFonts w:ascii="Times New Roman" w:hAnsi="Times New Roman"/>
@@ -8502,7 +8728,7 @@
         </w:rPr>
         <w:t>7.3 Интерактивная сессия</w:t>
       </w:r>
-      <w:bookmarkEnd w:id="21"/>
+      <w:bookmarkEnd w:id="20"/>
     </w:p>
     <w:p>
       <w:pPr>
@@ -8517,7 +8743,13 @@
         <w:rPr>
           <w:lang w:val="ru-RU"/>
         </w:rPr>
-        <w:t xml:space="preserve">Зарегистрированный пользователь может занять свободный стенд на ограниченное время. Сервер выдаёт </w:t>
+        <w:t>Зарегистрированный пользователь может занять свободный стенд на ограниченное время. Сервер выда</w:t>
+      </w:r>
+      <w:r>
+        <w:rPr>
+          <w:lang w:val="ru-RU"/>
+        </w:rPr>
+        <w:t xml:space="preserve">ёт </w:t>
       </w:r>
       <w:proofErr w:type="spellStart"/>
       <w:r>
@@ -8531,13 +8763,7 @@
         <w:rPr>
           <w:lang w:val="ru-RU"/>
         </w:rPr>
-        <w:t xml:space="preserve"> сессии и блокирует ячейку для других заданий. В интерфейсе отображается жи</w:t>
-      </w:r>
-      <w:r>
-        <w:rPr>
-          <w:lang w:val="ru-RU"/>
-        </w:rPr>
-        <w:t xml:space="preserve">вое изображение камеры, восемь кнопок </w:t>
+        <w:t xml:space="preserve"> сессии и блокирует ячейку для других заданий. В интерфейсе отображается живое изображение камеры, восемь кнопок </w:t>
       </w:r>
       <w:r>
         <w:t>GPIO</w:t>
@@ -8629,7 +8855,10 @@
         <w:instrText xml:space="preserve"> </w:instrText>
       </w:r>
       <w:r>
-        <w:instrText>SEQ</w:instrText>
+        <w:instrText>SE</w:instrText>
+      </w:r>
+      <w:r>
+        <w:instrText>Q</w:instrText>
       </w:r>
       <w:r>
         <w:rPr>
@@ -8685,7 +8914,7 @@
           <w:lang w:val="ru-RU"/>
         </w:rPr>
       </w:pPr>
-      <w:bookmarkStart w:id="22" w:name="_Toc240289991"/>
+      <w:bookmarkStart w:id="21" w:name="_Toc240289991"/>
       <w:r>
         <w:rPr>
           <w:rFonts w:ascii="Times New Roman" w:hAnsi="Times New Roman"/>
@@ -8695,7 +8924,7 @@
         <w:lastRenderedPageBreak/>
         <w:t>8 Установка и сопровождение</w:t>
       </w:r>
-      <w:bookmarkEnd w:id="22"/>
+      <w:bookmarkEnd w:id="21"/>
     </w:p>
     <w:p>
       <w:pPr>
@@ -8766,13 +8995,7 @@
         <w:rPr>
           <w:lang w:val="ru-RU"/>
         </w:rPr>
-        <w:t xml:space="preserve"> создаёт виртуальн</w:t>
-      </w:r>
-      <w:r>
-        <w:rPr>
-          <w:lang w:val="ru-RU"/>
-        </w:rPr>
-        <w:t xml:space="preserve">ое окружение, устанавливает зависимости, при необходимости собирает </w:t>
+        <w:t xml:space="preserve"> создаёт виртуальное окружение, устанавливает зависимости, при необходимости собирает </w:t>
       </w:r>
       <w:proofErr w:type="spellStart"/>
       <w:r>
@@ -8789,7 +9012,10 @@
         <w:t xml:space="preserve">, формирует </w:t>
       </w:r>
       <w:r>
-        <w:t>server</w:t>
+        <w:t>s</w:t>
+      </w:r>
+      <w:r>
+        <w:t>erver</w:t>
       </w:r>
       <w:proofErr w:type="gramStart"/>
       <w:r>
@@ -8869,13 +9095,7 @@
         <w:rPr>
           <w:lang w:val="ru-RU"/>
         </w:rPr>
-        <w:t>-з</w:t>
-      </w:r>
-      <w:r>
-        <w:rPr>
-          <w:lang w:val="ru-RU"/>
-        </w:rPr>
-        <w:t>ависимости и создаёт службу агента.</w:t>
+        <w:t>-зависимости и создаёт службу агента.</w:t>
       </w:r>
     </w:p>
     <w:p>
@@ -8901,7 +9121,14 @@
           <w:rFonts w:ascii="Courier New" w:hAnsi="Courier New"/>
           <w:sz w:val="20"/>
         </w:rPr>
-        <w:t>./agent/install.sh --mode hardware</w:t>
+        <w:t>./agent/install.sh --mode hardwar</w:t>
+      </w:r>
+      <w:r>
+        <w:rPr>
+          <w:rFonts w:ascii="Courier New" w:hAnsi="Courier New"/>
+          <w:sz w:val="20"/>
+        </w:rPr>
+        <w:t>e</w:t>
       </w:r>
     </w:p>
     <w:p>
@@ -8971,13 +9198,7 @@
         <w:rPr>
           <w:lang w:val="ru-RU"/>
         </w:rPr>
-        <w:t xml:space="preserve"> передаются </w:t>
-      </w:r>
-      <w:r>
-        <w:rPr>
-          <w:lang w:val="ru-RU"/>
-        </w:rPr>
-        <w:t xml:space="preserve">установщику агента явно. Настройки экземпляра хранятся в </w:t>
+        <w:t xml:space="preserve"> передаются установщику агента явно. Настройки экземпляра хранятся в </w:t>
       </w:r>
       <w:r>
         <w:t>server</w:t>
@@ -9019,7 +9240,13 @@
         <w:rPr>
           <w:lang w:val="ru-RU"/>
         </w:rPr>
-        <w:t>; шаблоны всех параметров находятся в .</w:t>
+        <w:t>; шаблон</w:t>
+      </w:r>
+      <w:r>
+        <w:rPr>
+          <w:lang w:val="ru-RU"/>
+        </w:rPr>
+        <w:t>ы всех параметров находятся в .</w:t>
       </w:r>
       <w:proofErr w:type="spellStart"/>
       <w:r>
@@ -9185,13 +9412,7 @@
               <w:rPr>
                 <w:sz w:val="20"/>
               </w:rPr>
-              <w:t xml:space="preserve">AGENT_NAME, </w:t>
-            </w:r>
-            <w:r>
-              <w:rPr>
-                <w:sz w:val="20"/>
-              </w:rPr>
-              <w:t>AGENT_TOKEN</w:t>
+              <w:t>AGENT_NAME, AGENT_TOKEN</w:t>
             </w:r>
           </w:p>
         </w:tc>
@@ -9551,7 +9772,7 @@
         <w:spacing w:before="360" w:after="120" w:line="360" w:lineRule="auto"/>
         <w:ind w:firstLine="709"/>
       </w:pPr>
-      <w:bookmarkStart w:id="23" w:name="_Toc240289992"/>
+      <w:bookmarkStart w:id="22" w:name="_Toc240289992"/>
       <w:r>
         <w:rPr>
           <w:rFonts w:ascii="Times New Roman" w:hAnsi="Times New Roman"/>
@@ -9559,22 +9780,240 @@
         </w:rPr>
         <w:lastRenderedPageBreak/>
         <w:t>9 Проверка работоспособности и испытания</w:t>
+      </w:r>
+      <w:bookmarkEnd w:id="22"/>
+    </w:p>
+    <w:p>
+      <w:pPr>
+        <w:pStyle w:val="21"/>
+        <w:spacing w:before="240" w:after="80" w:line="360" w:lineRule="auto"/>
+        <w:ind w:firstLine="709"/>
+      </w:pPr>
+      <w:bookmarkStart w:id="23" w:name="_Toc240289993"/>
+      <w:r>
+        <w:rPr>
+          <w:rFonts w:ascii="Times New Roman" w:hAnsi="Times New Roman"/>
+          <w:color w:val="000000"/>
+        </w:rPr>
+        <w:t>9.1 Автоматические проверки</w:t>
       </w:r>
       <w:bookmarkEnd w:id="23"/>
     </w:p>
     <w:p>
       <w:pPr>
+        <w:spacing w:line="360" w:lineRule="auto"/>
+        <w:ind w:firstLine="709"/>
+        <w:jc w:val="both"/>
+        <w:rPr>
+          <w:lang w:val="ru-RU"/>
+        </w:rPr>
+      </w:pPr>
+      <w:r>
+        <w:rPr>
+          <w:lang w:val="ru-RU"/>
+        </w:rPr>
+        <w:t xml:space="preserve">В </w:t>
+      </w:r>
+      <w:proofErr w:type="spellStart"/>
+      <w:r>
+        <w:rPr>
+          <w:lang w:val="ru-RU"/>
+        </w:rPr>
+        <w:t>репозитории</w:t>
+      </w:r>
+      <w:proofErr w:type="spellEnd"/>
+      <w:r>
+        <w:rPr>
+          <w:lang w:val="ru-RU"/>
+        </w:rPr>
+        <w:t xml:space="preserve"> </w:t>
+      </w:r>
+      <w:r>
+        <w:rPr>
+          <w:lang w:val="ru-RU"/>
+        </w:rPr>
+        <w:t xml:space="preserve">присутствуют модульные тесты серверной и агентской частей. Серверные тесты проверяют изоляцию заданий пользователей, допустимые расширения файлов, эксклюзивность сессий, блокировку офлайн-стенда, работу </w:t>
+      </w:r>
+      <w:r>
+        <w:t>heartbeat</w:t>
+      </w:r>
+      <w:r>
+        <w:rPr>
+          <w:lang w:val="ru-RU"/>
+        </w:rPr>
+        <w:t xml:space="preserve">, команды </w:t>
+      </w:r>
+      <w:r>
+        <w:t>GPIO</w:t>
+      </w:r>
+      <w:r>
+        <w:rPr>
+          <w:lang w:val="ru-RU"/>
+        </w:rPr>
+        <w:t xml:space="preserve"> и прошивки, права доступа к м</w:t>
+      </w:r>
+      <w:r>
+        <w:rPr>
+          <w:lang w:val="ru-RU"/>
+        </w:rPr>
+        <w:t xml:space="preserve">ониторингу и обработку гостевого режима. Агентские тесты проверяют исполнение сценариев, освобождение линий </w:t>
+      </w:r>
+      <w:r>
+        <w:t>GPIO</w:t>
+      </w:r>
+      <w:r>
+        <w:rPr>
+          <w:lang w:val="ru-RU"/>
+        </w:rPr>
+        <w:t xml:space="preserve">, обработку таймаута, формирование видеокадров, конфигурацию </w:t>
+      </w:r>
+      <w:r>
+        <w:t>BCM</w:t>
+      </w:r>
+      <w:r>
+        <w:rPr>
+          <w:lang w:val="ru-RU"/>
+        </w:rPr>
+        <w:t xml:space="preserve"> и подготовку </w:t>
+      </w:r>
+      <w:r>
+        <w:t>SVF</w:t>
+      </w:r>
+      <w:r>
+        <w:rPr>
+          <w:lang w:val="ru-RU"/>
+        </w:rPr>
+        <w:t xml:space="preserve"> для </w:t>
+      </w:r>
+      <w:proofErr w:type="spellStart"/>
+      <w:r>
+        <w:t>OpenOCD</w:t>
+      </w:r>
+      <w:proofErr w:type="spellEnd"/>
+      <w:r>
+        <w:rPr>
+          <w:lang w:val="ru-RU"/>
+        </w:rPr>
+        <w:t>.</w:t>
+      </w:r>
+    </w:p>
+    <w:p>
+      <w:pPr>
+        <w:spacing w:line="360" w:lineRule="auto"/>
+        <w:ind w:firstLine="709"/>
+        <w:jc w:val="both"/>
+        <w:rPr>
+          <w:lang w:val="ru-RU"/>
+        </w:rPr>
+      </w:pPr>
+      <w:r>
+        <w:rPr>
+          <w:lang w:val="ru-RU"/>
+        </w:rPr>
+        <w:t xml:space="preserve">В текущем контрольном окружении отдельно запущен </w:t>
+      </w:r>
+      <w:r>
+        <w:rPr>
+          <w:lang w:val="ru-RU"/>
+        </w:rPr>
+        <w:t xml:space="preserve">комплект тестов </w:t>
+      </w:r>
+      <w:r>
+        <w:t>agent</w:t>
+      </w:r>
+      <w:r>
+        <w:rPr>
+          <w:lang w:val="ru-RU"/>
+        </w:rPr>
+        <w:t>/</w:t>
+      </w:r>
+      <w:r>
+        <w:t>tests</w:t>
+      </w:r>
+      <w:r>
+        <w:rPr>
+          <w:lang w:val="ru-RU"/>
+        </w:rPr>
+        <w:t xml:space="preserve">: выполнено 39 тестов, результат — </w:t>
+      </w:r>
+      <w:r>
+        <w:t>OK</w:t>
+      </w:r>
+      <w:r>
+        <w:rPr>
+          <w:lang w:val="ru-RU"/>
+        </w:rPr>
+        <w:t xml:space="preserve">. Серверные тесты требуют установленного </w:t>
+      </w:r>
+      <w:r>
+        <w:t>Django</w:t>
+      </w:r>
+      <w:r>
+        <w:rPr>
+          <w:lang w:val="ru-RU"/>
+        </w:rPr>
+        <w:t>-окружения и запускаются штатной командой из документации разработчика.</w:t>
+      </w:r>
+    </w:p>
+    <w:p>
+      <w:pPr>
+        <w:spacing w:before="60" w:after="60" w:line="240" w:lineRule="auto"/>
+        <w:ind w:left="567" w:right="283"/>
+      </w:pPr>
+      <w:r>
+        <w:rPr>
+          <w:rFonts w:ascii="Courier New" w:hAnsi="Courier New"/>
+          <w:sz w:val="20"/>
+        </w:rPr>
+        <w:t>cd agent &amp;&amp; python3 -m unittest discover -s tests -</w:t>
+      </w:r>
+      <w:proofErr w:type="gramStart"/>
+      <w:r>
+        <w:rPr>
+          <w:rFonts w:ascii="Courier New" w:hAnsi="Courier New"/>
+          <w:sz w:val="20"/>
+        </w:rPr>
+        <w:t>t .</w:t>
+      </w:r>
+      <w:proofErr w:type="gramEnd"/>
+    </w:p>
+    <w:p>
+      <w:pPr>
+        <w:spacing w:before="60" w:after="60" w:line="240" w:lineRule="auto"/>
+        <w:ind w:left="567" w:right="283"/>
+      </w:pPr>
+      <w:r>
+        <w:rPr>
+          <w:rFonts w:ascii="Courier New" w:hAnsi="Courier New"/>
+          <w:sz w:val="20"/>
+        </w:rPr>
+        <w:t>cd server &amp;&amp; .venv</w:t>
+      </w:r>
+      <w:r>
+        <w:rPr>
+          <w:rFonts w:ascii="Courier New" w:hAnsi="Courier New"/>
+          <w:sz w:val="20"/>
+        </w:rPr>
+        <w:t>/bin/python manage.py test jobs</w:t>
+      </w:r>
+    </w:p>
+    <w:p>
+      <w:pPr>
         <w:pStyle w:val="21"/>
         <w:spacing w:before="240" w:after="80" w:line="360" w:lineRule="auto"/>
         <w:ind w:firstLine="709"/>
-      </w:pPr>
-      <w:bookmarkStart w:id="24" w:name="_Toc240289993"/>
+        <w:rPr>
+          <w:lang w:val="ru-RU"/>
+        </w:rPr>
+      </w:pPr>
+      <w:bookmarkStart w:id="24" w:name="_Toc240289994"/>
       <w:r>
         <w:rPr>
           <w:rFonts w:ascii="Times New Roman" w:hAnsi="Times New Roman"/>
           <w:color w:val="000000"/>
-        </w:rPr>
-        <w:t>9.1 Автоматические проверки</w:t>
+          <w:lang w:val="ru-RU"/>
+        </w:rPr>
+        <w:t>9.2 Сквозная проверка</w:t>
       </w:r>
       <w:bookmarkEnd w:id="24"/>
     </w:p>
@@ -9591,189 +10030,100 @@
         <w:rPr>
           <w:lang w:val="ru-RU"/>
         </w:rPr>
-        <w:t xml:space="preserve">В </w:t>
+        <w:t xml:space="preserve">После установки двух частей предусмотрен сценарий </w:t>
+      </w:r>
+      <w:r>
+        <w:t>server</w:t>
+      </w:r>
+      <w:r>
+        <w:rPr>
+          <w:lang w:val="ru-RU"/>
+        </w:rPr>
+        <w:t>/</w:t>
+      </w:r>
+      <w:r>
+        <w:t>scripts</w:t>
+      </w:r>
+      <w:r>
+        <w:rPr>
+          <w:lang w:val="ru-RU"/>
+        </w:rPr>
+        <w:t>/</w:t>
+      </w:r>
+      <w:r>
+        <w:t>check</w:t>
+      </w:r>
+      <w:r>
+        <w:rPr>
+          <w:lang w:val="ru-RU"/>
+        </w:rPr>
+        <w:t>_</w:t>
+      </w:r>
+      <w:r>
+        <w:t>startup</w:t>
+      </w:r>
+      <w:r>
+        <w:rPr>
+          <w:lang w:val="ru-RU"/>
+        </w:rPr>
+        <w:t>.</w:t>
       </w:r>
       <w:proofErr w:type="spellStart"/>
       <w:r>
-        <w:rPr>
-          <w:lang w:val="ru-RU"/>
-        </w:rPr>
-        <w:t>репозитории</w:t>
+        <w:t>py</w:t>
       </w:r>
       <w:proofErr w:type="spellEnd"/>
       <w:r>
         <w:rPr>
           <w:lang w:val="ru-RU"/>
         </w:rPr>
+        <w:t xml:space="preserve">. Он разворачивает временную чистую базу, запускает сервер и </w:t>
+      </w:r>
+      <w:r>
+        <w:t>simulation</w:t>
+      </w:r>
+      <w:r>
+        <w:rPr>
+          <w:lang w:val="ru-RU"/>
+        </w:rPr>
+        <w:t xml:space="preserve">-агент, проверяет регистрацию агента, смену </w:t>
+      </w:r>
+      <w:proofErr w:type="spellStart"/>
+      <w:r>
+        <w:rPr>
+          <w:lang w:val="ru-RU"/>
+        </w:rPr>
+        <w:t>токена</w:t>
+      </w:r>
+      <w:proofErr w:type="spellEnd"/>
+      <w:r>
+        <w:rPr>
+          <w:lang w:val="ru-RU"/>
+        </w:rPr>
+        <w:t xml:space="preserve"> и передачу нестандартной </w:t>
+      </w:r>
+      <w:proofErr w:type="spellStart"/>
+      <w:r>
+        <w:rPr>
+          <w:lang w:val="ru-RU"/>
+        </w:rPr>
+        <w:t>распиновки</w:t>
+      </w:r>
+      <w:proofErr w:type="spellEnd"/>
+      <w:r>
+        <w:rPr>
+          <w:lang w:val="ru-RU"/>
+        </w:rPr>
         <w:t xml:space="preserve"> </w:t>
       </w:r>
       <w:r>
-        <w:rPr>
-          <w:lang w:val="ru-RU"/>
-        </w:rPr>
-        <w:t xml:space="preserve">присутствуют модульные тесты серверной и агентской частей. Серверные тесты проверяют изоляцию заданий пользователей, допустимые расширения файлов, эксклюзивность сессий, блокировку офлайн-стенда, работу </w:t>
-      </w:r>
-      <w:r>
-        <w:t>heartbeat</w:t>
-      </w:r>
-      <w:r>
-        <w:rPr>
-          <w:lang w:val="ru-RU"/>
-        </w:rPr>
-        <w:t xml:space="preserve">, команды </w:t>
-      </w:r>
-      <w:r>
-        <w:t>GPIO</w:t>
-      </w:r>
-      <w:r>
-        <w:rPr>
-          <w:lang w:val="ru-RU"/>
-        </w:rPr>
-        <w:t xml:space="preserve"> и прошивки, права доступа к м</w:t>
-      </w:r>
-      <w:r>
-        <w:rPr>
-          <w:lang w:val="ru-RU"/>
-        </w:rPr>
-        <w:t xml:space="preserve">ониторингу и обработку гостевого режима. Агентские тесты проверяют исполнение сценариев, освобождение линий </w:t>
-      </w:r>
-      <w:r>
-        <w:t>GPIO</w:t>
-      </w:r>
-      <w:r>
-        <w:rPr>
-          <w:lang w:val="ru-RU"/>
-        </w:rPr>
-        <w:t xml:space="preserve">, обработку таймаута, формирование видеокадров, конфигурацию </w:t>
-      </w:r>
-      <w:r>
         <w:t>BCM</w:t>
       </w:r>
       <w:r>
         <w:rPr>
           <w:lang w:val="ru-RU"/>
         </w:rPr>
-        <w:t xml:space="preserve"> и подготовку </w:t>
-      </w:r>
-      <w:r>
-        <w:t>SVF</w:t>
-      </w:r>
-      <w:r>
-        <w:rPr>
-          <w:lang w:val="ru-RU"/>
-        </w:rPr>
-        <w:t xml:space="preserve"> для </w:t>
-      </w:r>
-      <w:proofErr w:type="spellStart"/>
-      <w:r>
-        <w:t>OpenOCD</w:t>
-      </w:r>
-      <w:proofErr w:type="spellEnd"/>
-      <w:r>
-        <w:rPr>
-          <w:lang w:val="ru-RU"/>
-        </w:rPr>
-        <w:t>.</w:t>
-      </w:r>
-    </w:p>
-    <w:p>
-      <w:pPr>
-        <w:spacing w:line="360" w:lineRule="auto"/>
-        <w:ind w:firstLine="709"/>
-        <w:jc w:val="both"/>
-        <w:rPr>
-          <w:lang w:val="ru-RU"/>
-        </w:rPr>
-      </w:pPr>
-      <w:r>
-        <w:rPr>
-          <w:lang w:val="ru-RU"/>
-        </w:rPr>
-        <w:t xml:space="preserve">В текущем контрольном окружении отдельно запущен </w:t>
-      </w:r>
-      <w:r>
-        <w:rPr>
-          <w:lang w:val="ru-RU"/>
-        </w:rPr>
-        <w:t xml:space="preserve">комплект тестов </w:t>
-      </w:r>
-      <w:r>
-        <w:t>agent</w:t>
-      </w:r>
-      <w:r>
-        <w:rPr>
-          <w:lang w:val="ru-RU"/>
-        </w:rPr>
-        <w:t>/</w:t>
-      </w:r>
-      <w:r>
-        <w:t>tests</w:t>
-      </w:r>
-      <w:r>
-        <w:rPr>
-          <w:lang w:val="ru-RU"/>
-        </w:rPr>
-        <w:t xml:space="preserve">: выполнено 39 тестов, результат — </w:t>
-      </w:r>
-      <w:r>
-        <w:t>OK</w:t>
-      </w:r>
-      <w:r>
-        <w:rPr>
-          <w:lang w:val="ru-RU"/>
-        </w:rPr>
-        <w:t xml:space="preserve">. Серверные тесты требуют установленного </w:t>
-      </w:r>
-      <w:r>
-        <w:t>Django</w:t>
-      </w:r>
-      <w:r>
-        <w:rPr>
-          <w:lang w:val="ru-RU"/>
-        </w:rPr>
-        <w:t>-окружения и запускаются штатной командой из документации разработчика.</w:t>
-      </w:r>
-    </w:p>
-    <w:p>
-      <w:pPr>
-        <w:spacing w:before="60" w:after="60" w:line="240" w:lineRule="auto"/>
-        <w:ind w:left="567" w:right="283"/>
-      </w:pPr>
-      <w:r>
-        <w:rPr>
-          <w:rFonts w:ascii="Courier New" w:hAnsi="Courier New"/>
-          <w:sz w:val="20"/>
-        </w:rPr>
-        <w:t>cd agent &amp;&amp; python3 -m unittest discover -s tests -</w:t>
-      </w:r>
-      <w:proofErr w:type="gramStart"/>
-      <w:r>
-        <w:rPr>
-          <w:rFonts w:ascii="Courier New" w:hAnsi="Courier New"/>
-          <w:sz w:val="20"/>
-        </w:rPr>
-        <w:t>t .</w:t>
-      </w:r>
-      <w:proofErr w:type="gramEnd"/>
-    </w:p>
-    <w:p>
-      <w:pPr>
-        <w:spacing w:before="60" w:after="60" w:line="240" w:lineRule="auto"/>
-        <w:ind w:left="567" w:right="283"/>
-      </w:pPr>
-      <w:r>
-        <w:rPr>
-          <w:rFonts w:ascii="Courier New" w:hAnsi="Courier New"/>
-          <w:sz w:val="20"/>
-        </w:rPr>
-        <w:t>cd server &amp;&amp; .venv</w:t>
-      </w:r>
-      <w:r>
-        <w:rPr>
-          <w:rFonts w:ascii="Courier New" w:hAnsi="Courier New"/>
-          <w:sz w:val="20"/>
-        </w:rPr>
-        <w:t>/bin/python manage.py test jobs</w:t>
+        <w:t>. Рабочая база и конфигурация установленного стенда при этом не изменяются.</w:t>
       </w:r>
     </w:p>
     <w:p>
@@ -9785,145 +10135,16 @@
           <w:lang w:val="ru-RU"/>
         </w:rPr>
       </w:pPr>
-      <w:bookmarkStart w:id="25" w:name="_Toc240289994"/>
+      <w:bookmarkStart w:id="25" w:name="_Toc240289995"/>
       <w:r>
         <w:rPr>
           <w:rFonts w:ascii="Times New Roman" w:hAnsi="Times New Roman"/>
           <w:color w:val="000000"/>
           <w:lang w:val="ru-RU"/>
         </w:rPr>
-        <w:t>9.2 Сквозная проверка</w:t>
+        <w:t>9.3 Проверка на реальном оборудовании</w:t>
       </w:r>
       <w:bookmarkEnd w:id="25"/>
-    </w:p>
-    <w:p>
-      <w:pPr>
-        <w:spacing w:line="360" w:lineRule="auto"/>
-        <w:ind w:firstLine="709"/>
-        <w:jc w:val="both"/>
-        <w:rPr>
-          <w:lang w:val="ru-RU"/>
-        </w:rPr>
-      </w:pPr>
-      <w:r>
-        <w:rPr>
-          <w:lang w:val="ru-RU"/>
-        </w:rPr>
-        <w:t xml:space="preserve">После установки двух частей предусмотрен сценарий </w:t>
-      </w:r>
-      <w:r>
-        <w:t>server</w:t>
-      </w:r>
-      <w:r>
-        <w:rPr>
-          <w:lang w:val="ru-RU"/>
-        </w:rPr>
-        <w:t>/</w:t>
-      </w:r>
-      <w:r>
-        <w:t>scripts</w:t>
-      </w:r>
-      <w:r>
-        <w:rPr>
-          <w:lang w:val="ru-RU"/>
-        </w:rPr>
-        <w:t>/</w:t>
-      </w:r>
-      <w:r>
-        <w:t>check</w:t>
-      </w:r>
-      <w:r>
-        <w:rPr>
-          <w:lang w:val="ru-RU"/>
-        </w:rPr>
-        <w:t>_</w:t>
-      </w:r>
-      <w:r>
-        <w:t>startup</w:t>
-      </w:r>
-      <w:r>
-        <w:rPr>
-          <w:lang w:val="ru-RU"/>
-        </w:rPr>
-        <w:t>.</w:t>
-      </w:r>
-      <w:proofErr w:type="spellStart"/>
-      <w:r>
-        <w:t>py</w:t>
-      </w:r>
-      <w:proofErr w:type="spellEnd"/>
-      <w:r>
-        <w:rPr>
-          <w:lang w:val="ru-RU"/>
-        </w:rPr>
-        <w:t xml:space="preserve">. Он разворачивает временную чистую базу, запускает сервер и </w:t>
-      </w:r>
-      <w:r>
-        <w:t>simulation</w:t>
-      </w:r>
-      <w:r>
-        <w:rPr>
-          <w:lang w:val="ru-RU"/>
-        </w:rPr>
-        <w:t xml:space="preserve">-агент, проверяет регистрацию агента, смену </w:t>
-      </w:r>
-      <w:proofErr w:type="spellStart"/>
-      <w:r>
-        <w:rPr>
-          <w:lang w:val="ru-RU"/>
-        </w:rPr>
-        <w:t>токена</w:t>
-      </w:r>
-      <w:proofErr w:type="spellEnd"/>
-      <w:r>
-        <w:rPr>
-          <w:lang w:val="ru-RU"/>
-        </w:rPr>
-        <w:t xml:space="preserve"> и передачу нестандартной </w:t>
-      </w:r>
-      <w:proofErr w:type="spellStart"/>
-      <w:r>
-        <w:rPr>
-          <w:lang w:val="ru-RU"/>
-        </w:rPr>
-        <w:t>распиновки</w:t>
-      </w:r>
-      <w:proofErr w:type="spellEnd"/>
-      <w:r>
-        <w:rPr>
-          <w:lang w:val="ru-RU"/>
-        </w:rPr>
-        <w:t xml:space="preserve"> </w:t>
-      </w:r>
-      <w:r>
-        <w:t>BCM</w:t>
-      </w:r>
-      <w:r>
-        <w:rPr>
-          <w:lang w:val="ru-RU"/>
-        </w:rPr>
-        <w:t>. Рабочая база и конфигурация установленного стенда при этом не изменяются.</w:t>
-      </w:r>
-    </w:p>
-    <w:p>
-      <w:pPr>
-        <w:pStyle w:val="21"/>
-        <w:spacing w:before="240" w:after="80" w:line="360" w:lineRule="auto"/>
-        <w:ind w:firstLine="709"/>
-        <w:rPr>
-          <w:lang w:val="ru-RU"/>
-        </w:rPr>
-      </w:pPr>
-      <w:bookmarkStart w:id="26" w:name="_Toc240289995"/>
-      <w:r>
-        <w:rPr>
-          <w:rFonts w:ascii="Times New Roman" w:hAnsi="Times New Roman"/>
-          <w:color w:val="000000"/>
-          <w:lang w:val="ru-RU"/>
-        </w:rPr>
-        <w:t>9.3 Проверка на реальном оборудовании</w:t>
-      </w:r>
-      <w:bookmarkEnd w:id="26"/>
     </w:p>
     <w:p>
       <w:pPr>
@@ -10744,7 +10965,7 @@
           <w:lang w:val="ru-RU"/>
         </w:rPr>
       </w:pPr>
-      <w:bookmarkStart w:id="27" w:name="_Toc240289996"/>
+      <w:bookmarkStart w:id="26" w:name="_Toc240289996"/>
       <w:r>
         <w:rPr>
           <w:rFonts w:ascii="Times New Roman" w:hAnsi="Times New Roman"/>
@@ -10754,7 +10975,7 @@
         <w:lastRenderedPageBreak/>
         <w:t>10 Надёжность и безопасность</w:t>
       </w:r>
-      <w:bookmarkEnd w:id="27"/>
+      <w:bookmarkEnd w:id="26"/>
     </w:p>
     <w:p>
       <w:pPr>
@@ -10943,7 +11164,7 @@
           <w:lang w:val="ru-RU"/>
         </w:rPr>
       </w:pPr>
-      <w:bookmarkStart w:id="28" w:name="_Toc240289997"/>
+      <w:bookmarkStart w:id="27" w:name="_Toc240289997"/>
       <w:r>
         <w:rPr>
           <w:rFonts w:ascii="Times New Roman" w:hAnsi="Times New Roman"/>
@@ -10953,7 +11174,7 @@
         <w:lastRenderedPageBreak/>
         <w:t>11 Состав проектной команды</w:t>
       </w:r>
-      <w:bookmarkEnd w:id="28"/>
+      <w:bookmarkEnd w:id="27"/>
     </w:p>
     <w:p>
       <w:pPr>
@@ -10982,13 +11203,7 @@
         <w:rPr>
           <w:lang w:val="ru-RU"/>
         </w:rPr>
-        <w:t xml:space="preserve"> Александр Александрович. В опубликованных материалах проектной сессии 2025/2026 гг. для про</w:t>
-      </w:r>
-      <w:r>
-        <w:rPr>
-          <w:lang w:val="ru-RU"/>
-        </w:rPr>
-        <w:t>екта №2372 указаны следующие участники [3]:</w:t>
+        <w:t xml:space="preserve"> Александр Александрович. В состав проектной команды вошли:</w:t>
       </w:r>
     </w:p>
     <w:p>
@@ -11000,65 +11215,10 @@
         </w:rPr>
       </w:pPr>
       <w:r>
-        <w:rPr>
-          <w:lang w:val="ru-RU"/>
-        </w:rPr>
-        <w:t xml:space="preserve">Таблица </w:t>
-      </w:r>
-      <w:r>
-        <w:fldChar w:fldCharType="begin"/>
-      </w:r>
-      <w:r>
-        <w:rPr>
-          <w:lang w:val="ru-RU"/>
-        </w:rPr>
-        <w:instrText xml:space="preserve"> </w:instrText>
-      </w:r>
-      <w:r>
-        <w:instrText>SEQ</w:instrText>
-      </w:r>
-      <w:r>
-        <w:rPr>
-          <w:lang w:val="ru-RU"/>
-        </w:rPr>
-        <w:instrText xml:space="preserve"> </w:instrText>
-      </w:r>
-      <w:r>
-        <w:instrText>Table</w:instrText>
-      </w:r>
-      <w:r>
-        <w:rPr>
-          <w:lang w:val="ru-RU"/>
-        </w:rPr>
-        <w:instrText xml:space="preserve"> \* </w:instrText>
-      </w:r>
-      <w:r>
-        <w:instrText>ARABIC</w:instrText>
-      </w:r>
-      <w:r>
-        <w:rPr>
-          <w:lang w:val="ru-RU"/>
-        </w:rPr>
-        <w:instrText xml:space="preserve"> </w:instrText>
-      </w:r>
-      <w:r>
-        <w:fldChar w:fldCharType="separate"/>
-      </w:r>
-      <w:r>
-        <w:rPr>
-          <w:noProof/>
-          <w:lang w:val="ru-RU"/>
-        </w:rPr>
-        <w:t>6</w:t>
-      </w:r>
-      <w:r>
-        <w:fldChar w:fldCharType="end"/>
-      </w:r>
-      <w:r>
-        <w:rPr>
-          <w:lang w:val="ru-RU"/>
-        </w:rPr>
-        <w:t xml:space="preserve"> — Участники проекта по материалам проектной сессии</w:t>
+        <w:t>Таблица 6 — Состав проектной ком</w:t>
+      </w:r>
+      <w:r>
+        <w:t>анды</w:t>
       </w:r>
     </w:p>
     <w:tbl>
@@ -11124,10 +11284,10 @@
             <w:vAlign w:val="center"/>
           </w:tcPr>
           <w:p>
+            <w:pPr>
+              <w:jc w:val="center"/>
+            </w:pPr>
             <w:r>
-              <w:rPr>
-                <w:sz w:val="22"/>
-              </w:rPr>
               <w:t>1</w:t>
             </w:r>
           </w:p>
@@ -11139,9 +11299,126 @@
           </w:tcPr>
           <w:p>
             <w:r>
-              <w:rPr>
-                <w:sz w:val="22"/>
-              </w:rPr>
+              <w:t>Югов Александр Сергеевич</w:t>
+            </w:r>
+          </w:p>
+        </w:tc>
+      </w:tr>
+      <w:tr>
+        <w:trPr>
+          <w:jc w:val="center"/>
+        </w:trPr>
+        <w:tc>
+          <w:tcPr>
+            <w:tcW w:w="1134" w:type="dxa"/>
+            <w:vAlign w:val="center"/>
+          </w:tcPr>
+          <w:p>
+            <w:pPr>
+              <w:jc w:val="center"/>
+            </w:pPr>
+            <w:r>
+              <w:t>2</w:t>
+            </w:r>
+          </w:p>
+        </w:tc>
+        <w:tc>
+          <w:tcPr>
+            <w:tcW w:w="7370" w:type="dxa"/>
+            <w:vAlign w:val="center"/>
+          </w:tcPr>
+          <w:p>
+            <w:r>
+              <w:t>Иевлев Николай Евгеньевич</w:t>
+            </w:r>
+          </w:p>
+        </w:tc>
+      </w:tr>
+      <w:tr>
+        <w:trPr>
+          <w:jc w:val="center"/>
+        </w:trPr>
+        <w:tc>
+          <w:tcPr>
+            <w:tcW w:w="1134" w:type="dxa"/>
+            <w:vAlign w:val="center"/>
+          </w:tcPr>
+          <w:p>
+            <w:pPr>
+              <w:jc w:val="center"/>
+            </w:pPr>
+            <w:r>
+              <w:t>3</w:t>
+            </w:r>
+          </w:p>
+        </w:tc>
+        <w:tc>
+          <w:tcPr>
+            <w:tcW w:w="7370" w:type="dxa"/>
+            <w:vAlign w:val="center"/>
+          </w:tcPr>
+          <w:p>
+            <w:r>
+              <w:t>Филиппов Иван Сергеевич</w:t>
+            </w:r>
+          </w:p>
+        </w:tc>
+      </w:tr>
+      <w:tr>
+        <w:trPr>
+          <w:jc w:val="center"/>
+        </w:trPr>
+        <w:tc>
+          <w:tcPr>
+            <w:tcW w:w="1134" w:type="dxa"/>
+            <w:vAlign w:val="center"/>
+          </w:tcPr>
+          <w:p>
+            <w:pPr>
+              <w:jc w:val="center"/>
+            </w:pPr>
+            <w:r>
+              <w:t>4</w:t>
+            </w:r>
+          </w:p>
+        </w:tc>
+        <w:tc>
+          <w:tcPr>
+            <w:tcW w:w="7370" w:type="dxa"/>
+            <w:vAlign w:val="center"/>
+          </w:tcPr>
+          <w:p>
+            <w:r>
+              <w:t>Раков Богдан Сергеевич</w:t>
+            </w:r>
+          </w:p>
+        </w:tc>
+      </w:tr>
+      <w:tr>
+        <w:trPr>
+          <w:jc w:val="center"/>
+        </w:trPr>
+        <w:tc>
+          <w:tcPr>
+            <w:tcW w:w="1134" w:type="dxa"/>
+            <w:vAlign w:val="center"/>
+          </w:tcPr>
+          <w:p>
+            <w:pPr>
+              <w:jc w:val="center"/>
+            </w:pPr>
+            <w:r>
+              <w:t>5</w:t>
+            </w:r>
+          </w:p>
+        </w:tc>
+        <w:tc>
+          <w:tcPr>
+            <w:tcW w:w="7370" w:type="dxa"/>
+            <w:vAlign w:val="center"/>
+          </w:tcPr>
+          <w:p>
+            <w:r>
               <w:t>Белых Максим Сергеевич</w:t>
             </w:r>
           </w:p>
@@ -11157,11 +11434,11 @@
             <w:vAlign w:val="center"/>
           </w:tcPr>
           <w:p>
+            <w:pPr>
+              <w:jc w:val="center"/>
+            </w:pPr>
             <w:r>
-              <w:rPr>
-                <w:sz w:val="22"/>
-              </w:rPr>
-              <w:t>2</w:t>
+              <w:t>6</w:t>
             </w:r>
           </w:p>
         </w:tc>
@@ -11172,10 +11449,7 @@
           </w:tcPr>
           <w:p>
             <w:r>
-              <w:rPr>
-                <w:sz w:val="22"/>
-              </w:rPr>
-              <w:t>Иевлев Николай Евгеньевич</w:t>
+              <w:t>Волков Владимир Олегович</w:t>
             </w:r>
           </w:p>
         </w:tc>
@@ -11190,11 +11464,11 @@
             <w:vAlign w:val="center"/>
           </w:tcPr>
           <w:p>
+            <w:pPr>
+              <w:jc w:val="center"/>
+            </w:pPr>
             <w:r>
-              <w:rPr>
-                <w:sz w:val="22"/>
-              </w:rPr>
-              <w:t>3</w:t>
+              <w:t>7</w:t>
             </w:r>
           </w:p>
         </w:tc>
@@ -11205,10 +11479,7 @@
           </w:tcPr>
           <w:p>
             <w:r>
-              <w:rPr>
-                <w:sz w:val="22"/>
-              </w:rPr>
-              <w:t>Раков Богдан Сергеевич</w:t>
+              <w:t>Хранцкевич Сергей Сергеевич</w:t>
             </w:r>
           </w:p>
         </w:tc>
@@ -11223,11 +11494,11 @@
             <w:vAlign w:val="center"/>
           </w:tcPr>
           <w:p>
+            <w:pPr>
+              <w:jc w:val="center"/>
+            </w:pPr>
             <w:r>
-              <w:rPr>
-                <w:sz w:val="22"/>
-              </w:rPr>
-              <w:t>4</w:t>
+              <w:t>8</w:t>
             </w:r>
           </w:p>
         </w:tc>
@@ -11238,10 +11509,7 @@
           </w:tcPr>
           <w:p>
             <w:r>
-              <w:rPr>
-                <w:sz w:val="22"/>
-              </w:rPr>
-              <w:t>Югов Александр Сергеевич</w:t>
+              <w:t>Гольцев Никита Сергеевич</w:t>
             </w:r>
           </w:p>
         </w:tc>
@@ -11261,7 +11529,22 @@
         <w:rPr>
           <w:lang w:val="ru-RU"/>
         </w:rPr>
-        <w:t xml:space="preserve">В </w:t>
+        <w:t>Работы по проекту</w:t>
+      </w:r>
+      <w:r>
+        <w:rPr>
+          <w:lang w:val="ru-RU"/>
+        </w:rPr>
+        <w:t xml:space="preserve"> охватывали серверную часть, агент оборудования, видеоподсистему, гостевой режим, мониторинг, пример работы с </w:t>
+      </w:r>
+      <w:r>
+        <w:t>GPIO</w:t>
+      </w:r>
+      <w:r>
+        <w:rPr>
+          <w:lang w:val="ru-RU"/>
+        </w:rPr>
+        <w:t xml:space="preserve">, установочные сценарии и документацию. Разработка велась в общем </w:t>
       </w:r>
       <w:proofErr w:type="spellStart"/>
       <w:r>
@@ -11275,22 +11558,13 @@
         <w:rPr>
           <w:lang w:val="ru-RU"/>
         </w:rPr>
-        <w:t xml:space="preserve"> сохранена история разработки с несколькими ветками и последовательными доработками серверной части, аппаратного агента, камеры, гостевого режима, мониторинга, </w:t>
-      </w:r>
-      <w:r>
-        <w:t>GPIO</w:t>
-      </w:r>
-      <w:r>
-        <w:rPr>
-          <w:lang w:val="ru-RU"/>
-        </w:rPr>
-        <w:t>-примера и установочных сценариев. В итоговой документации вклад описывается по р</w:t>
-      </w:r>
-      <w:r>
-        <w:rPr>
-          <w:lang w:val="ru-RU"/>
-        </w:rPr>
-        <w:t>еализованным подсистемам, без приписывания конкретных изменений участнику при отсутствии однозначной фиксации этого распределения в проектном паспорте.</w:t>
+        <w:t xml:space="preserve"> с последовательной проверкой отдельных подсистем и их интеграцие</w:t>
+      </w:r>
+      <w:r>
+        <w:rPr>
+          <w:lang w:val="ru-RU"/>
+        </w:rPr>
+        <w:t>й в единый программно-аппаратный стенд.</w:t>
       </w:r>
     </w:p>
     <w:p>
@@ -11303,7 +11577,7 @@
           <w:lang w:val="ru-RU"/>
         </w:rPr>
       </w:pPr>
-      <w:bookmarkStart w:id="29" w:name="_Toc240289998"/>
+      <w:bookmarkStart w:id="28" w:name="_Toc240289998"/>
       <w:r>
         <w:rPr>
           <w:rFonts w:ascii="Times New Roman" w:hAnsi="Times New Roman"/>
@@ -11313,12 +11587,12 @@
         <w:lastRenderedPageBreak/>
         <w:t>12 Возможности развития</w:t>
       </w:r>
-      <w:bookmarkEnd w:id="29"/>
+      <w:bookmarkEnd w:id="28"/>
     </w:p>
     <w:p>
       <w:pPr>
         <w:spacing w:line="360" w:lineRule="auto"/>
-        <w:ind w:left="0" w:firstLine="709"/>
+        <w:ind w:firstLine="709"/>
         <w:jc w:val="both"/>
         <w:rPr>
           <w:lang w:val="ru-RU"/>
@@ -11342,13 +11616,7 @@
         <w:rPr>
           <w:lang w:val="ru-RU"/>
         </w:rPr>
-        <w:t xml:space="preserve"> </w:t>
-      </w:r>
-      <w:r>
-        <w:rPr>
-          <w:lang w:val="ru-RU"/>
-        </w:rPr>
-        <w:t xml:space="preserve">и собственной </w:t>
+        <w:t xml:space="preserve"> и собственной </w:t>
       </w:r>
       <w:proofErr w:type="spellStart"/>
       <w:r>
@@ -11368,7 +11636,7 @@
     <w:p>
       <w:pPr>
         <w:spacing w:line="360" w:lineRule="auto"/>
-        <w:ind w:left="0" w:firstLine="709"/>
+        <w:ind w:firstLine="709"/>
         <w:jc w:val="both"/>
         <w:rPr>
           <w:lang w:val="ru-RU"/>
@@ -11378,13 +11646,19 @@
         <w:rPr>
           <w:lang w:val="ru-RU"/>
         </w:rPr>
-        <w:t>– добавление других плат ПЛИС через отдельные конфигурации программатора и профили выводов;</w:t>
+        <w:t>– добавление других плат ПЛИС через отдельные конфигурации программатора и профили вы</w:t>
+      </w:r>
+      <w:r>
+        <w:rPr>
+          <w:lang w:val="ru-RU"/>
+        </w:rPr>
+        <w:t>водов;</w:t>
       </w:r>
     </w:p>
     <w:p>
       <w:pPr>
         <w:spacing w:line="360" w:lineRule="auto"/>
-        <w:ind w:left="0" w:firstLine="709"/>
+        <w:ind w:firstLine="709"/>
         <w:jc w:val="both"/>
         <w:rPr>
           <w:lang w:val="ru-RU"/>
@@ -11400,7 +11674,7 @@
     <w:p>
       <w:pPr>
         <w:spacing w:line="360" w:lineRule="auto"/>
-        <w:ind w:left="0" w:firstLine="709"/>
+        <w:ind w:firstLine="709"/>
         <w:jc w:val="both"/>
         <w:rPr>
           <w:lang w:val="ru-RU"/>
@@ -11416,7 +11690,7 @@
     <w:p>
       <w:pPr>
         <w:spacing w:line="360" w:lineRule="auto"/>
-        <w:ind w:left="0" w:firstLine="709"/>
+        <w:ind w:firstLine="709"/>
         <w:jc w:val="both"/>
         <w:rPr>
           <w:lang w:val="ru-RU"/>
@@ -11426,19 +11700,13 @@
         <w:rPr>
           <w:lang w:val="ru-RU"/>
         </w:rPr>
-        <w:t>–</w:t>
-      </w:r>
-      <w:r>
-        <w:rPr>
-          <w:lang w:val="ru-RU"/>
-        </w:rPr>
-        <w:t xml:space="preserve"> подготовка дополнительных лабораторных работ и автоматическая проверка результатов;</w:t>
+        <w:t>– подготовка дополнительных лабораторных работ и автоматическая проверка результатов;</w:t>
       </w:r>
     </w:p>
     <w:p>
       <w:pPr>
         <w:spacing w:line="360" w:lineRule="auto"/>
-        <w:ind w:left="0" w:firstLine="709"/>
+        <w:ind w:firstLine="709"/>
         <w:jc w:val="both"/>
         <w:rPr>
           <w:lang w:val="ru-RU"/>
@@ -11448,7 +11716,13 @@
         <w:rPr>
           <w:lang w:val="ru-RU"/>
         </w:rPr>
-        <w:t xml:space="preserve">– переход к защищённому внешнему размещению с </w:t>
+        <w:t>– переход к защищённому вне</w:t>
+      </w:r>
+      <w:r>
+        <w:rPr>
+          <w:lang w:val="ru-RU"/>
+        </w:rPr>
+        <w:t xml:space="preserve">шнему размещению с </w:t>
       </w:r>
       <w:r>
         <w:t>HTTPS</w:t>
@@ -11470,7 +11744,7 @@
           <w:lang w:val="ru-RU"/>
         </w:rPr>
       </w:pPr>
-      <w:bookmarkStart w:id="30" w:name="_Toc240289999"/>
+      <w:bookmarkStart w:id="29" w:name="_Toc240289999"/>
       <w:r>
         <w:rPr>
           <w:rFonts w:ascii="Times New Roman" w:hAnsi="Times New Roman"/>
@@ -11480,12 +11754,12 @@
         <w:lastRenderedPageBreak/>
         <w:t>13 Основные результаты проекта</w:t>
       </w:r>
-      <w:bookmarkEnd w:id="30"/>
+      <w:bookmarkEnd w:id="29"/>
     </w:p>
     <w:p>
       <w:pPr>
         <w:spacing w:line="360" w:lineRule="auto"/>
-        <w:ind w:left="0" w:firstLine="709"/>
+        <w:ind w:firstLine="709"/>
         <w:jc w:val="both"/>
         <w:rPr>
           <w:lang w:val="ru-RU"/>
@@ -11495,13 +11769,7 @@
         <w:rPr>
           <w:lang w:val="ru-RU"/>
         </w:rPr>
-        <w:t xml:space="preserve">– создан веб-доступ к </w:t>
-      </w:r>
-      <w:r>
-        <w:rPr>
-          <w:lang w:val="ru-RU"/>
-        </w:rPr>
-        <w:t xml:space="preserve">реальной </w:t>
+        <w:t xml:space="preserve">– создан веб-доступ к реальной </w:t>
       </w:r>
       <w:r>
         <w:t>DE</w:t>
@@ -11519,7 +11787,13 @@
         <w:rPr>
           <w:lang w:val="ru-RU"/>
         </w:rPr>
-        <w:t xml:space="preserve"> через компактный управляющий узел </w:t>
+        <w:t xml:space="preserve"> через </w:t>
+      </w:r>
+      <w:r>
+        <w:rPr>
+          <w:lang w:val="ru-RU"/>
+        </w:rPr>
+        <w:t xml:space="preserve">управляющий узел </w:t>
       </w:r>
       <w:r>
         <w:t>Raspberry</w:t>
@@ -11543,7 +11817,7 @@
     <w:p>
       <w:pPr>
         <w:spacing w:line="360" w:lineRule="auto"/>
-        <w:ind w:left="0" w:firstLine="709"/>
+        <w:ind w:firstLine="709"/>
         <w:jc w:val="both"/>
         <w:rPr>
           <w:lang w:val="ru-RU"/>
@@ -11553,13 +11827,19 @@
         <w:rPr>
           <w:lang w:val="ru-RU"/>
         </w:rPr>
-        <w:t>– реализованы асинхронные задания и эксклюзивные интерактивные сессии;</w:t>
+        <w:t xml:space="preserve">– реализованы асинхронные задания и </w:t>
+      </w:r>
+      <w:r>
+        <w:rPr>
+          <w:lang w:val="ru-RU"/>
+        </w:rPr>
+        <w:t>эксклюзивные интерактивные сессии;</w:t>
       </w:r>
     </w:p>
     <w:p>
       <w:pPr>
         <w:spacing w:line="360" w:lineRule="auto"/>
-        <w:ind w:left="0" w:firstLine="709"/>
+        <w:ind w:firstLine="709"/>
         <w:jc w:val="both"/>
         <w:rPr>
           <w:lang w:val="ru-RU"/>
@@ -11613,7 +11893,7 @@
     <w:p>
       <w:pPr>
         <w:spacing w:line="360" w:lineRule="auto"/>
-        <w:ind w:left="0" w:firstLine="709"/>
+        <w:ind w:firstLine="709"/>
         <w:jc w:val="both"/>
         <w:rPr>
           <w:lang w:val="ru-RU"/>
@@ -11623,19 +11903,13 @@
         <w:rPr>
           <w:lang w:val="ru-RU"/>
         </w:rPr>
-        <w:t>– реализованы видеозапись результа</w:t>
-      </w:r>
-      <w:r>
-        <w:rPr>
-          <w:lang w:val="ru-RU"/>
-        </w:rPr>
-        <w:t>та и живой видеопоток;</w:t>
+        <w:t>– реализованы видеозапись результата и живой видеопоток;</w:t>
       </w:r>
     </w:p>
     <w:p>
       <w:pPr>
         <w:spacing w:line="360" w:lineRule="auto"/>
-        <w:ind w:left="0" w:firstLine="709"/>
+        <w:ind w:firstLine="709"/>
         <w:jc w:val="both"/>
         <w:rPr>
           <w:lang w:val="ru-RU"/>
@@ -11652,7 +11926,13 @@
         <w:rPr>
           <w:lang w:val="ru-RU"/>
         </w:rPr>
-        <w:t>высокоимпедансное</w:t>
+        <w:t>высо</w:t>
+      </w:r>
+      <w:r>
+        <w:rPr>
+          <w:lang w:val="ru-RU"/>
+        </w:rPr>
+        <w:t>коимпедансное</w:t>
       </w:r>
       <w:proofErr w:type="spellEnd"/>
       <w:r>
@@ -11665,7 +11945,7 @@
     <w:p>
       <w:pPr>
         <w:spacing w:line="360" w:lineRule="auto"/>
-        <w:ind w:left="0" w:firstLine="709"/>
+        <w:ind w:firstLine="709"/>
         <w:jc w:val="both"/>
         <w:rPr>
           <w:lang w:val="ru-RU"/>
@@ -11681,7 +11961,7 @@
     <w:p>
       <w:pPr>
         <w:spacing w:line="360" w:lineRule="auto"/>
-        <w:ind w:left="0" w:firstLine="709"/>
+        <w:ind w:firstLine="709"/>
         <w:jc w:val="both"/>
         <w:rPr>
           <w:lang w:val="ru-RU"/>
@@ -11714,10 +11994,7 @@
         <w:t xml:space="preserve"> для сервера и агента и режим </w:t>
       </w:r>
       <w:r>
-        <w:t>simulati</w:t>
-      </w:r>
-      <w:r>
-        <w:t>on</w:t>
+        <w:t>simulation</w:t>
       </w:r>
       <w:r>
         <w:rPr>
@@ -11729,7 +12006,7 @@
     <w:p>
       <w:pPr>
         <w:spacing w:line="360" w:lineRule="auto"/>
-        <w:ind w:left="0" w:firstLine="709"/>
+        <w:ind w:firstLine="709"/>
         <w:jc w:val="both"/>
         <w:rPr>
           <w:lang w:val="ru-RU"/>
@@ -11793,7 +12070,7 @@
           <w:lang w:val="ru-RU"/>
         </w:rPr>
       </w:pPr>
-      <w:bookmarkStart w:id="31" w:name="_Toc240290000"/>
+      <w:bookmarkStart w:id="30" w:name="_Toc240290000"/>
       <w:r>
         <w:rPr>
           <w:rFonts w:ascii="Times New Roman" w:hAnsi="Times New Roman"/>
@@ -11801,9 +12078,17 @@
           <w:lang w:val="ru-RU"/>
         </w:rPr>
         <w:lastRenderedPageBreak/>
-        <w:t>14 Экономическая и эксплуатационная эффективность</w:t>
-      </w:r>
-      <w:bookmarkEnd w:id="31"/>
+        <w:t>14 Экон</w:t>
+      </w:r>
+      <w:r>
+        <w:rPr>
+          <w:rFonts w:ascii="Times New Roman" w:hAnsi="Times New Roman"/>
+          <w:color w:val="000000"/>
+          <w:lang w:val="ru-RU"/>
+        </w:rPr>
+        <w:t>омическая и эксплуатационная эффективность</w:t>
+      </w:r>
+      <w:bookmarkEnd w:id="30"/>
     </w:p>
     <w:p>
       <w:pPr>
@@ -11818,19 +12103,13 @@
         <w:rPr>
           <w:lang w:val="ru-RU"/>
         </w:rPr>
-        <w:t>Основной экономический эффект соответствует исходной постановке проекта: вместо полноценного персонального ком</w:t>
-      </w:r>
-      <w:r>
-        <w:rPr>
-          <w:lang w:val="ru-RU"/>
-        </w:rPr>
-        <w:t xml:space="preserve">пьютера для каждой аппаратной ячейки используется компактный одноплатный компьютер. Это сокращает стоимость типовой ячейки, занимаемое место и энергопотребление инфраструктуры. Конкретный денежный эффект зависит от закупочных цен на оборудование и поэтому </w:t>
-      </w:r>
-      <w:r>
-        <w:rPr>
-          <w:lang w:val="ru-RU"/>
-        </w:rPr>
-        <w:t>в настоящем отчёте не выражается произвольной расчётной суммой.</w:t>
+        <w:t>Основной экономический эффект соответствует исходной постановке проекта: вместо полноценного персонального компьютера для каждой аппаратной ячейки используется компактный одноплатный компьютер. Это сокращает стоим</w:t>
+      </w:r>
+      <w:r>
+        <w:rPr>
+          <w:lang w:val="ru-RU"/>
+        </w:rPr>
+        <w:t xml:space="preserve">ость типовой ячейки, занимаемое место и энергопотребление инфраструктуры. </w:t>
       </w:r>
     </w:p>
     <w:p>
@@ -11846,7 +12125,13 @@
         <w:rPr>
           <w:lang w:val="ru-RU"/>
         </w:rPr>
-        <w:t xml:space="preserve">Эксплуатационный эффект связан с централизацией программного обеспечения. Пользовательскому компьютеру не требуется аппаратный программатор и настроенный </w:t>
+        <w:t>Эксплуатационный эффект связан с центра</w:t>
+      </w:r>
+      <w:r>
+        <w:rPr>
+          <w:lang w:val="ru-RU"/>
+        </w:rPr>
+        <w:t xml:space="preserve">лизацией программного обеспечения. Пользовательскому компьютеру не требуется аппаратный программатор и настроенный </w:t>
       </w:r>
       <w:proofErr w:type="spellStart"/>
       <w:r>
@@ -11854,16 +12139,19 @@
       </w:r>
       <w:proofErr w:type="spellEnd"/>
       <w:r>
-        <w:rPr>
-          <w:lang w:val="ru-RU"/>
-        </w:rPr>
-        <w:t>; обновление сервера и агента в</w:t>
-      </w:r>
-      <w:r>
-        <w:rPr>
-          <w:lang w:val="ru-RU"/>
-        </w:rPr>
-        <w:t xml:space="preserve">ыполняется на ограниченном числе лабораторных машин. Тиражирование новой ячейки сводится к установке агента, выдаче </w:t>
+        <w:t>.</w:t>
+      </w:r>
+      <w:r>
+        <w:rPr>
+          <w:lang w:val="ru-RU"/>
+        </w:rPr>
+        <w:t xml:space="preserve"> Развёртывание новой ячейки сводится к установке аг</w:t>
+      </w:r>
+      <w:r>
+        <w:rPr>
+          <w:lang w:val="ru-RU"/>
+        </w:rPr>
+        <w:t xml:space="preserve">ента, выдаче </w:t>
       </w:r>
       <w:proofErr w:type="spellStart"/>
       <w:r>
@@ -11904,7 +12192,7 @@
           <w:lang w:val="ru-RU"/>
         </w:rPr>
       </w:pPr>
-      <w:bookmarkStart w:id="32" w:name="_Toc240290001"/>
+      <w:bookmarkStart w:id="31" w:name="_Toc240290001"/>
       <w:r>
         <w:rPr>
           <w:rFonts w:ascii="Times New Roman" w:hAnsi="Times New Roman"/>
@@ -11914,7 +12202,7 @@
         <w:lastRenderedPageBreak/>
         <w:t>ЗАКЛЮЧЕНИЕ</w:t>
       </w:r>
-      <w:bookmarkEnd w:id="32"/>
+      <w:bookmarkEnd w:id="31"/>
     </w:p>
     <w:p>
       <w:pPr>
@@ -11929,13 +12217,7 @@
         <w:rPr>
           <w:lang w:val="ru-RU"/>
         </w:rPr>
-        <w:t xml:space="preserve">В результате выполнения проекта №2372 разработан удалённый программно-аппаратный стенд </w:t>
-      </w:r>
-      <w:r>
-        <w:rPr>
-          <w:lang w:val="ru-RU"/>
-        </w:rPr>
-        <w:t xml:space="preserve">для работы с ПЛИС </w:t>
+        <w:t xml:space="preserve">В результате выполнения проекта №2372 разработан удалённый программно-аппаратный стенд для работы с ПЛИС </w:t>
       </w:r>
       <w:r>
         <w:t>DE</w:t>
@@ -11971,7 +12253,13 @@
         <w:rPr>
           <w:lang w:val="ru-RU"/>
         </w:rPr>
-        <w:t xml:space="preserve">. Итоговая реализация обеспечивает полный основной сценарий: подготовка </w:t>
+        <w:t>. Итоговая реализация обеспечивает полный основной сцен</w:t>
+      </w:r>
+      <w:r>
+        <w:rPr>
+          <w:lang w:val="ru-RU"/>
+        </w:rPr>
+        <w:t xml:space="preserve">арий: подготовка </w:t>
       </w:r>
       <w:r>
         <w:t>SVF</w:t>
@@ -11980,13 +12268,34 @@
         <w:rPr>
           <w:lang w:val="ru-RU"/>
         </w:rPr>
-        <w:t xml:space="preserve"> пользователем, выбор стенда через браузер, программирование реальной платы, управление тестовыми цифровыми линиями, видеонаблюдение </w:t>
-      </w:r>
-      <w:r>
-        <w:rPr>
-          <w:lang w:val="ru-RU"/>
-        </w:rPr>
-        <w:t>и получение результата.</w:t>
+        <w:t xml:space="preserve"> пользователем, выбор стенда через браузер, программирование </w:t>
+      </w:r>
+      <w:r>
+        <w:rPr>
+          <w:lang w:val="ru-RU"/>
+        </w:rPr>
+        <w:t xml:space="preserve">платы, управление тестовыми </w:t>
+      </w:r>
+      <w:r>
+        <w:rPr>
+          <w:lang w:val="ru-RU"/>
+        </w:rPr>
+        <w:t>линиями</w:t>
+      </w:r>
+      <w:r>
+        <w:rPr>
+          <w:lang w:val="ru-RU"/>
+        </w:rPr>
+        <w:t xml:space="preserve"> </w:t>
+      </w:r>
+      <w:r>
+        <w:t>GPIO</w:t>
+      </w:r>
+      <w:r>
+        <w:rPr>
+          <w:lang w:val="ru-RU"/>
+        </w:rPr>
+        <w:t>, видеонаблюдение и получение результата.</w:t>
       </w:r>
     </w:p>
     <w:p>
@@ -12002,7 +12311,66 @@
         <w:rPr>
           <w:lang w:val="ru-RU"/>
         </w:rPr>
-        <w:t xml:space="preserve">Архитектура разделена на сервер и агент оборудования, что позволяет подключать несколько независимых ячеек. Установка автоматизирована штатными сценариями, а режим </w:t>
+        <w:t>Архитектура разделен</w:t>
+      </w:r>
+      <w:r>
+        <w:rPr>
+          <w:lang w:val="ru-RU"/>
+        </w:rPr>
+        <w:t xml:space="preserve">а на </w:t>
+      </w:r>
+      <w:r>
+        <w:rPr>
+          <w:lang w:val="ru-RU"/>
+        </w:rPr>
+        <w:t>“</w:t>
+      </w:r>
+      <w:r>
+        <w:rPr>
+          <w:lang w:val="ru-RU"/>
+        </w:rPr>
+        <w:t>сервер</w:t>
+      </w:r>
+      <w:r>
+        <w:rPr>
+          <w:lang w:val="ru-RU"/>
+        </w:rPr>
+        <w:t>”</w:t>
+      </w:r>
+      <w:r>
+        <w:rPr>
+          <w:lang w:val="ru-RU"/>
+        </w:rPr>
+        <w:t xml:space="preserve"> и </w:t>
+      </w:r>
+      <w:r>
+        <w:rPr>
+          <w:lang w:val="ru-RU"/>
+        </w:rPr>
+        <w:t>“</w:t>
+      </w:r>
+      <w:r>
+        <w:rPr>
+          <w:lang w:val="ru-RU"/>
+        </w:rPr>
+        <w:t>агент</w:t>
+      </w:r>
+      <w:r>
+        <w:t>”</w:t>
+      </w:r>
+      <w:bookmarkStart w:id="32" w:name="_GoBack"/>
+      <w:bookmarkEnd w:id="32"/>
+      <w:r>
+        <w:rPr>
+          <w:lang w:val="ru-RU"/>
+        </w:rPr>
+        <w:t xml:space="preserve">, что позволяет подключать </w:t>
+      </w:r>
+      <w:r>
+        <w:rPr>
+          <w:lang w:val="ru-RU"/>
+        </w:rPr>
+        <w:t xml:space="preserve">несколько независимых ячеек. Установка автоматизирована штатными сценариями, а режим </w:t>
       </w:r>
       <w:r>
         <w:t>simulation</w:t>
@@ -12011,13 +12379,7 @@
         <w:rPr>
           <w:lang w:val="ru-RU"/>
         </w:rPr>
-        <w:t xml:space="preserve"> облегчает разработку и проверку без постоянного доступа к</w:t>
-      </w:r>
-      <w:r>
-        <w:rPr>
-          <w:lang w:val="ru-RU"/>
-        </w:rPr>
-        <w:t xml:space="preserve"> аппаратуре. Реализованные механизмы таймаутов, </w:t>
+        <w:t xml:space="preserve"> облегчает разработку и проверку без постоянного доступа к аппаратуре. Реализованные механизмы таймаутов, </w:t>
       </w:r>
       <w:r>
         <w:t>heartbeat</w:t>
@@ -12035,7 +12397,13 @@
         <w:rPr>
           <w:lang w:val="ru-RU"/>
         </w:rPr>
-        <w:t xml:space="preserve"> ориентированы на устойчивую эксплуатацию общего лабораторного оборудования.</w:t>
+        <w:t xml:space="preserve"> орие</w:t>
+      </w:r>
+      <w:r>
+        <w:rPr>
+          <w:lang w:val="ru-RU"/>
+        </w:rPr>
+        <w:t>нтированы на устойчивую эксплуатацию общего лабораторного оборудования.</w:t>
       </w:r>
     </w:p>
     <w:p>
@@ -12051,13 +12419,13 @@
         <w:rPr>
           <w:lang w:val="ru-RU"/>
         </w:rPr>
-        <w:t>Подготовленный комплект документации описывает требования, пользовательскую работ</w:t>
-      </w:r>
-      <w:r>
-        <w:rPr>
-          <w:lang w:val="ru-RU"/>
-        </w:rPr>
-        <w:t>у, установку, устройство программной части и физическую сборку. По составу документация соответствует программно-аппаратному типу проекта и ориентирована на повторное развёртывание и дальнейшее развитие стенда.</w:t>
+        <w:t>Подготовленный комплект документации описывает требования, пользовательскую работу, установку, устройство программной части и физическую сборку. По составу документация соответствует п</w:t>
+      </w:r>
+      <w:r>
+        <w:rPr>
+          <w:lang w:val="ru-RU"/>
+        </w:rPr>
+        <w:t>рограммно-аппаратному типу проекта и ориентирована на повторное развёртывание и дальнейшее развитие стенда.</w:t>
       </w:r>
     </w:p>
     <w:p>
@@ -12082,40 +12450,105 @@
       </w:r>
       <w:bookmarkEnd w:id="33"/>
     </w:p>
+    <w:bookmarkStart w:id="34" w:name="src1"/>
     <w:p>
       <w:pPr>
         <w:spacing w:line="360" w:lineRule="auto"/>
-        <w:ind w:left="0" w:firstLine="709"/>
+        <w:ind w:firstLine="709"/>
         <w:jc w:val="both"/>
         <w:rPr>
           <w:lang w:val="ru-RU"/>
         </w:rPr>
       </w:pPr>
       <w:r>
-        <w:rPr>
-          <w:lang w:val="ru-RU"/>
-        </w:rPr>
-        <w:t xml:space="preserve">1. Кабинет </w:t>
-      </w:r>
-      <w:r>
-        <w:rPr>
-          <w:lang w:val="ru-RU"/>
-        </w:rPr>
-        <w:t xml:space="preserve">МИЭМ НИУ ВШЭ. Проект 2372 «Удаленный стенд </w:t>
-      </w:r>
-      <w:proofErr w:type="gramStart"/>
-      <w:r>
-        <w:rPr>
-          <w:lang w:val="ru-RU"/>
-        </w:rPr>
-        <w:t>для работе</w:t>
-      </w:r>
-      <w:proofErr w:type="gramEnd"/>
-      <w:r>
-        <w:rPr>
-          <w:lang w:val="ru-RU"/>
-        </w:rPr>
-        <w:t xml:space="preserve"> с ПЛИС на базе одноплатного компьютера» [Электронный ресурс]. </w:t>
+        <w:fldChar w:fldCharType="begin"/>
+      </w:r>
+      <w:r>
+        <w:instrText>SEQ</w:instrText>
+      </w:r>
+      <w:r>
+        <w:rPr>
+          <w:lang w:val="ru-RU"/>
+        </w:rPr>
+        <w:instrText xml:space="preserve"> </w:instrText>
+      </w:r>
+      <w:r>
+        <w:instrText>Source</w:instrText>
+      </w:r>
+      <w:r>
+        <w:rPr>
+          <w:lang w:val="ru-RU"/>
+        </w:rPr>
+        <w:instrText xml:space="preserve"> \* </w:instrText>
+      </w:r>
+      <w:r>
+        <w:instrText>ARABIC</w:instrText>
+      </w:r>
+      <w:r>
+        <w:fldChar w:fldCharType="separate"/>
+      </w:r>
+      <w:r>
+        <w:rPr>
+          <w:lang w:val="ru-RU"/>
+        </w:rPr>
+        <w:t>1</w:t>
+      </w:r>
+      <w:r>
+        <w:fldChar w:fldCharType="end"/>
+      </w:r>
+      <w:bookmarkEnd w:id="34"/>
+      <w:r>
+        <w:rPr>
+          <w:lang w:val="ru-RU"/>
+        </w:rPr>
+        <w:t xml:space="preserve">. </w:t>
+      </w:r>
+      <w:proofErr w:type="spellStart"/>
+      <w:r>
+        <w:t>Terasic</w:t>
+      </w:r>
+      <w:proofErr w:type="spellEnd"/>
+      <w:r>
+        <w:rPr>
+          <w:lang w:val="ru-RU"/>
+        </w:rPr>
+        <w:t xml:space="preserve">. </w:t>
+      </w:r>
+      <w:r>
+        <w:t>DE</w:t>
+      </w:r>
+      <w:r>
+        <w:rPr>
+          <w:lang w:val="ru-RU"/>
+        </w:rPr>
+        <w:t>10-</w:t>
+      </w:r>
+      <w:r>
+        <w:t>Lite</w:t>
+      </w:r>
+      <w:r>
+        <w:rPr>
+          <w:lang w:val="ru-RU"/>
+        </w:rPr>
+        <w:t xml:space="preserve"> </w:t>
+      </w:r>
+      <w:r>
+        <w:t>User</w:t>
+      </w:r>
+      <w:r>
+        <w:rPr>
+          <w:lang w:val="ru-RU"/>
+        </w:rPr>
+        <w:t xml:space="preserve"> </w:t>
+      </w:r>
+      <w:r>
+        <w:t>Manual</w:t>
+      </w:r>
+      <w:r>
+        <w:rPr>
+          <w:lang w:val="ru-RU"/>
+        </w:rPr>
+        <w:t xml:space="preserve"> [Электронный ресурс]. </w:t>
       </w:r>
       <w:r>
         <w:t>URL</w:t>
@@ -12136,7 +12569,7 @@
         <w:t>://</w:t>
       </w:r>
       <w:r>
-        <w:t>cabinet</w:t>
+        <w:t>www</w:t>
       </w:r>
       <w:r>
         <w:rPr>
@@ -12146,7 +12579,7 @@
       </w:r>
       <w:proofErr w:type="spellStart"/>
       <w:r>
-        <w:t>miem</w:t>
+        <w:t>terasic</w:t>
       </w:r>
       <w:proofErr w:type="spellEnd"/>
       <w:r>
@@ -12155,39 +12588,267 @@
         </w:rPr>
         <w:t>.</w:t>
       </w:r>
+      <w:r>
+        <w:t>com</w:t>
+      </w:r>
+      <w:r>
+        <w:rPr>
+          <w:lang w:val="ru-RU"/>
+        </w:rPr>
+        <w:t>.</w:t>
+      </w:r>
       <w:proofErr w:type="spellStart"/>
       <w:r>
-        <w:t>hse</w:t>
+        <w:t>tw</w:t>
       </w:r>
       <w:proofErr w:type="spellEnd"/>
       <w:r>
         <w:rPr>
           <w:lang w:val="ru-RU"/>
         </w:rPr>
+        <w:t>/</w:t>
+      </w:r>
+      <w:proofErr w:type="spellStart"/>
+      <w:r>
+        <w:t>cgi</w:t>
+      </w:r>
+      <w:proofErr w:type="spellEnd"/>
+      <w:r>
+        <w:rPr>
+          <w:lang w:val="ru-RU"/>
+        </w:rPr>
+        <w:t>-</w:t>
+      </w:r>
+      <w:r>
+        <w:t>bin</w:t>
+      </w:r>
+      <w:r>
+        <w:rPr>
+          <w:lang w:val="ru-RU"/>
+        </w:rPr>
+        <w:t>/</w:t>
+      </w:r>
+      <w:r>
+        <w:t>page</w:t>
+      </w:r>
+      <w:r>
+        <w:rPr>
+          <w:lang w:val="ru-RU"/>
+        </w:rPr>
+        <w:t>/</w:t>
+      </w:r>
+      <w:r>
+        <w:t>archive</w:t>
+      </w:r>
+      <w:r>
+        <w:rPr>
+          <w:lang w:val="ru-RU"/>
+        </w:rPr>
         <w:t>.</w:t>
       </w:r>
       <w:proofErr w:type="spellStart"/>
       <w:r>
-        <w:t>ru</w:t>
+        <w:t>pl</w:t>
       </w:r>
       <w:proofErr w:type="spellEnd"/>
       <w:r>
         <w:rPr>
           <w:lang w:val="ru-RU"/>
         </w:rPr>
+        <w:t>?</w:t>
+      </w:r>
+      <w:r>
+        <w:t>Language</w:t>
+      </w:r>
+      <w:r>
+        <w:rPr>
+          <w:lang w:val="ru-RU"/>
+        </w:rPr>
+        <w:t>=</w:t>
+      </w:r>
+      <w:r>
+        <w:t>English</w:t>
+      </w:r>
+      <w:r>
+        <w:rPr>
+          <w:lang w:val="ru-RU"/>
+        </w:rPr>
+        <w:t>&amp;</w:t>
+      </w:r>
+      <w:proofErr w:type="spellStart"/>
+      <w:r>
+        <w:t>CategoryNo</w:t>
+      </w:r>
+      <w:proofErr w:type="spellEnd"/>
+      <w:r>
+        <w:rPr>
+          <w:lang w:val="ru-RU"/>
+        </w:rPr>
+        <w:t>=218&amp;</w:t>
+      </w:r>
+      <w:r>
+        <w:t>No</w:t>
+      </w:r>
+      <w:r>
+        <w:rPr>
+          <w:lang w:val="ru-RU"/>
+        </w:rPr>
+        <w:t>=1021 (дата обращения: 14.09.2026).</w:t>
+      </w:r>
+    </w:p>
+    <w:bookmarkStart w:id="35" w:name="src2"/>
+    <w:p>
+      <w:pPr>
+        <w:spacing w:line="360" w:lineRule="auto"/>
+        <w:ind w:firstLine="709"/>
+        <w:jc w:val="both"/>
+        <w:rPr>
+          <w:lang w:val="ru-RU"/>
+        </w:rPr>
+      </w:pPr>
+      <w:r>
+        <w:fldChar w:fldCharType="begin"/>
+      </w:r>
+      <w:r>
+        <w:instrText>SEQ Source \* ARABIC</w:instrText>
+      </w:r>
+      <w:r>
+        <w:fldChar w:fldCharType="separate"/>
+      </w:r>
+      <w:r>
+        <w:t>2</w:t>
+      </w:r>
+      <w:r>
+        <w:fldChar w:fldCharType="end"/>
+      </w:r>
+      <w:bookmarkEnd w:id="35"/>
+      <w:r>
+        <w:t>. Intel. Intel Quartus Prime Programmer User Guide [Электронный ресурс]. URL</w:t>
+      </w:r>
+      <w:r>
+        <w:rPr>
+          <w:lang w:val="ru-RU"/>
+        </w:rPr>
+        <w:t xml:space="preserve">: </w:t>
+      </w:r>
+      <w:r>
+        <w:t>https</w:t>
+      </w:r>
+      <w:r>
+        <w:rPr>
+          <w:lang w:val="ru-RU"/>
+        </w:rPr>
+        <w:t>://</w:t>
+      </w:r>
+      <w:r>
+        <w:t>www</w:t>
+      </w:r>
+      <w:r>
+        <w:rPr>
+          <w:lang w:val="ru-RU"/>
+        </w:rPr>
+        <w:t>.</w:t>
+      </w:r>
+      <w:r>
+        <w:t>intel</w:t>
+      </w:r>
+      <w:r>
+        <w:rPr>
+          <w:lang w:val="ru-RU"/>
+        </w:rPr>
+        <w:t>.</w:t>
+      </w:r>
+      <w:r>
+        <w:t>com</w:t>
+      </w:r>
+      <w:r>
+        <w:rPr>
+          <w:lang w:val="ru-RU"/>
+        </w:rPr>
         <w:t>/</w:t>
       </w:r>
       <w:r>
-        <w:t>project</w:t>
-      </w:r>
-      <w:r>
-        <w:rPr>
-          <w:lang w:val="ru-RU"/>
-        </w:rPr>
-        <w:t>/2372/0/</w:t>
-      </w:r>
-      <w:r>
-        <w:t>passport</w:t>
+        <w:t>content</w:t>
+      </w:r>
+      <w:r>
+        <w:rPr>
+          <w:lang w:val="ru-RU"/>
+        </w:rPr>
+        <w:t>/</w:t>
+      </w:r>
+      <w:r>
+        <w:t>www</w:t>
+      </w:r>
+      <w:r>
+        <w:rPr>
+          <w:lang w:val="ru-RU"/>
+        </w:rPr>
+        <w:t>/</w:t>
+      </w:r>
+      <w:r>
+        <w:t>us</w:t>
+      </w:r>
+      <w:r>
+        <w:rPr>
+          <w:lang w:val="ru-RU"/>
+        </w:rPr>
+        <w:t>/</w:t>
+      </w:r>
+      <w:proofErr w:type="spellStart"/>
+      <w:r>
+        <w:t>en</w:t>
+      </w:r>
+      <w:proofErr w:type="spellEnd"/>
+      <w:r>
+        <w:rPr>
+          <w:lang w:val="ru-RU"/>
+        </w:rPr>
+        <w:t>/</w:t>
+      </w:r>
+      <w:r>
+        <w:t>docs</w:t>
+      </w:r>
+      <w:r>
+        <w:rPr>
+          <w:lang w:val="ru-RU"/>
+        </w:rPr>
+        <w:t>/</w:t>
+      </w:r>
+      <w:r>
+        <w:t>programmable</w:t>
+      </w:r>
+      <w:r>
+        <w:rPr>
+          <w:lang w:val="ru-RU"/>
+        </w:rPr>
+        <w:t>/683472</w:t>
+      </w:r>
+      <w:r>
+        <w:rPr>
+          <w:lang w:val="ru-RU"/>
+        </w:rPr>
+        <w:t>/</w:t>
+      </w:r>
+      <w:r>
+        <w:t>current</w:t>
+      </w:r>
+      <w:r>
+        <w:rPr>
+          <w:lang w:val="ru-RU"/>
+        </w:rPr>
+        <w:t>/</w:t>
+      </w:r>
+      <w:r>
+        <w:t>overview</w:t>
+      </w:r>
+      <w:r>
+        <w:rPr>
+          <w:lang w:val="ru-RU"/>
+        </w:rPr>
+        <w:t>.</w:t>
+      </w:r>
+      <w:r>
+        <w:t>html</w:t>
       </w:r>
       <w:r>
         <w:rPr>
@@ -12196,26 +12857,196 @@
         <w:t xml:space="preserve"> (дата обращения: 14.09.2026).</w:t>
       </w:r>
     </w:p>
+    <w:bookmarkStart w:id="36" w:name="src3"/>
     <w:p>
       <w:pPr>
         <w:spacing w:line="360" w:lineRule="auto"/>
-        <w:ind w:left="0" w:firstLine="709"/>
+        <w:ind w:firstLine="709"/>
         <w:jc w:val="both"/>
         <w:rPr>
           <w:lang w:val="ru-RU"/>
         </w:rPr>
       </w:pPr>
       <w:r>
-        <w:rPr>
-          <w:lang w:val="ru-RU"/>
-        </w:rPr>
-        <w:t xml:space="preserve">2. МИЭМ НИУ ВШЭ. Правила подготовки и защиты проекта </w:t>
-      </w:r>
-      <w:r>
-        <w:rPr>
-          <w:lang w:val="ru-RU"/>
-        </w:rPr>
-        <w:t xml:space="preserve">для студентов МИЭМ НИУ ВШЭ. Раздел «Проектная документация» [Электронный ресурс]. </w:t>
+        <w:fldChar w:fldCharType="begin"/>
+      </w:r>
+      <w:r>
+        <w:instrText>SEQ Source \* ARABIC</w:instrText>
+      </w:r>
+      <w:r>
+        <w:fldChar w:fldCharType="separate"/>
+      </w:r>
+      <w:r>
+        <w:t>3</w:t>
+      </w:r>
+      <w:r>
+        <w:fldChar w:fldCharType="end"/>
+      </w:r>
+      <w:bookmarkEnd w:id="36"/>
+      <w:r>
+        <w:t>. OpenOCD. Open On-Chip Debugger User’s Guide [Электронный ресурс]. URL</w:t>
+      </w:r>
+      <w:r>
+        <w:rPr>
+          <w:lang w:val="ru-RU"/>
+        </w:rPr>
+        <w:t xml:space="preserve">: </w:t>
+      </w:r>
+      <w:r>
+        <w:t>https</w:t>
+      </w:r>
+      <w:r>
+        <w:rPr>
+          <w:lang w:val="ru-RU"/>
+        </w:rPr>
+        <w:t>://</w:t>
+      </w:r>
+      <w:proofErr w:type="spellStart"/>
+      <w:r>
+        <w:t>openocd</w:t>
+      </w:r>
+      <w:proofErr w:type="spellEnd"/>
+      <w:r>
+        <w:rPr>
+          <w:lang w:val="ru-RU"/>
+        </w:rPr>
+        <w:t>.</w:t>
+      </w:r>
+      <w:r>
+        <w:t>org</w:t>
+      </w:r>
+      <w:r>
+        <w:rPr>
+          <w:lang w:val="ru-RU"/>
+        </w:rPr>
+        <w:t>/</w:t>
+      </w:r>
+      <w:r>
+        <w:t>doc</w:t>
+      </w:r>
+      <w:r>
+        <w:rPr>
+          <w:lang w:val="ru-RU"/>
+        </w:rPr>
+        <w:t>/</w:t>
+      </w:r>
+      <w:r>
+        <w:t>html</w:t>
+      </w:r>
+      <w:r>
+        <w:rPr>
+          <w:lang w:val="ru-RU"/>
+        </w:rPr>
+        <w:t>/</w:t>
+      </w:r>
+      <w:r>
+        <w:t>index</w:t>
+      </w:r>
+      <w:r>
+        <w:rPr>
+          <w:lang w:val="ru-RU"/>
+        </w:rPr>
+        <w:t>.</w:t>
+      </w:r>
+      <w:r>
+        <w:t>html</w:t>
+      </w:r>
+      <w:r>
+        <w:rPr>
+          <w:lang w:val="ru-RU"/>
+        </w:rPr>
+        <w:t xml:space="preserve"> (дата обращения: 14.09.2026).</w:t>
+      </w:r>
+    </w:p>
+    <w:bookmarkStart w:id="37" w:name="src4"/>
+    <w:p>
+      <w:pPr>
+        <w:spacing w:line="360" w:lineRule="auto"/>
+        <w:ind w:firstLine="709"/>
+        <w:jc w:val="both"/>
+      </w:pPr>
+      <w:r>
+        <w:fldChar w:fldCharType="begin"/>
+      </w:r>
+      <w:r>
+        <w:instrText>SEQ Source \* ARABIC</w:instrText>
+      </w:r>
+      <w:r>
+        <w:fldChar w:fldCharType="separate"/>
+      </w:r>
+      <w:r>
+        <w:t>4</w:t>
+      </w:r>
+      <w:r>
+        <w:fldChar w:fldCharType="end"/>
+      </w:r>
+      <w:bookmarkEnd w:id="37"/>
+      <w:r>
+        <w:t xml:space="preserve">. Raspberry </w:t>
+      </w:r>
+      <w:r>
+        <w:t>Pi Ltd. Raspberry Pi Documentation [Электронный ресурс]. URL: https://www.raspberrypi.com/documentation/ (</w:t>
+      </w:r>
+      <w:proofErr w:type="spellStart"/>
+      <w:r>
+        <w:t>дата</w:t>
+      </w:r>
+      <w:proofErr w:type="spellEnd"/>
+      <w:r>
+        <w:t xml:space="preserve"> </w:t>
+      </w:r>
+      <w:proofErr w:type="spellStart"/>
+      <w:r>
+        <w:t>обращения</w:t>
+      </w:r>
+      <w:proofErr w:type="spellEnd"/>
+      <w:r>
+        <w:t>: 14.09.2026).</w:t>
+      </w:r>
+    </w:p>
+    <w:bookmarkStart w:id="38" w:name="src5"/>
+    <w:p>
+      <w:pPr>
+        <w:spacing w:line="360" w:lineRule="auto"/>
+        <w:ind w:firstLine="709"/>
+        <w:jc w:val="both"/>
+        <w:rPr>
+          <w:lang w:val="ru-RU"/>
+        </w:rPr>
+      </w:pPr>
+      <w:r>
+        <w:fldChar w:fldCharType="begin"/>
+      </w:r>
+      <w:r>
+        <w:instrText>SEQ Source \* ARABIC</w:instrText>
+      </w:r>
+      <w:r>
+        <w:fldChar w:fldCharType="separate"/>
+      </w:r>
+      <w:r>
+        <w:t>5</w:t>
+      </w:r>
+      <w:r>
+        <w:fldChar w:fldCharType="end"/>
+      </w:r>
+      <w:bookmarkEnd w:id="38"/>
+      <w:r>
+        <w:t>. Django Software Foundation. Django</w:t>
+      </w:r>
+      <w:r>
+        <w:rPr>
+          <w:lang w:val="ru-RU"/>
+        </w:rPr>
+        <w:t xml:space="preserve"> </w:t>
+      </w:r>
+      <w:r>
+        <w:t>Documentation</w:t>
+      </w:r>
+      <w:r>
+        <w:rPr>
+          <w:lang w:val="ru-RU"/>
+        </w:rPr>
+        <w:t xml:space="preserve"> [Электронный ресурс]. </w:t>
       </w:r>
       <w:r>
         <w:t>URL</w:t>
@@ -12236,7 +13067,7 @@
         <w:t>://</w:t>
       </w:r>
       <w:r>
-        <w:t>wiki</w:t>
+        <w:t>docs</w:t>
       </w:r>
       <w:r>
         <w:rPr>
@@ -12246,7 +13077,7 @@
       </w:r>
       <w:proofErr w:type="spellStart"/>
       <w:r>
-        <w:t>miem</w:t>
+        <w:t>djangoproject</w:t>
       </w:r>
       <w:proofErr w:type="spellEnd"/>
       <w:r>
@@ -12255,1006 +13086,90 @@
         </w:rPr>
         <w:t>.</w:t>
       </w:r>
+      <w:r>
+        <w:t>com</w:t>
+      </w:r>
+      <w:r>
+        <w:rPr>
+          <w:lang w:val="ru-RU"/>
+        </w:rPr>
+        <w:t>/ (дата обращения: 14.09.2026).</w:t>
+      </w:r>
+    </w:p>
+    <w:bookmarkStart w:id="39" w:name="src6"/>
+    <w:p>
+      <w:pPr>
+        <w:spacing w:line="360" w:lineRule="auto"/>
+        <w:ind w:firstLine="709"/>
+        <w:jc w:val="both"/>
+      </w:pPr>
+      <w:r>
+        <w:fldChar w:fldCharType="begin"/>
+      </w:r>
+      <w:r>
+        <w:instrText>SEQ Source \* ARABIC</w:instrText>
+      </w:r>
+      <w:r>
+        <w:fldChar w:fldCharType="separate"/>
+      </w:r>
+      <w:r>
+        <w:t>6</w:t>
+      </w:r>
+      <w:r>
+        <w:fldChar w:fldCharType="end"/>
+      </w:r>
+      <w:bookmarkEnd w:id="39"/>
+      <w:r>
+        <w:t>. React. React Documentation [Электронный ресурс]. URL: https://react.dev/ (</w:t>
+      </w:r>
       <w:proofErr w:type="spellStart"/>
       <w:r>
-        <w:t>hse</w:t>
+        <w:t>дата</w:t>
       </w:r>
       <w:proofErr w:type="spellEnd"/>
       <w:r>
-        <w:rPr>
-          <w:lang w:val="ru-RU"/>
-        </w:rPr>
-        <w:t>.</w:t>
+        <w:t xml:space="preserve"> </w:t>
       </w:r>
       <w:proofErr w:type="spellStart"/>
       <w:r>
-        <w:t>ru</w:t>
+        <w:t>обращения</w:t>
       </w:r>
       <w:proofErr w:type="spellEnd"/>
       <w:r>
-        <w:rPr>
-          <w:lang w:val="ru-RU"/>
-        </w:rPr>
-        <w:t>/</w:t>
-      </w:r>
-      <w:r>
-        <w:t>org</w:t>
-      </w:r>
-      <w:r>
-        <w:rPr>
-          <w:lang w:val="ru-RU"/>
-        </w:rPr>
-        <w:t>/</w:t>
-      </w:r>
-      <w:r>
-        <w:t>admin</w:t>
-      </w:r>
-      <w:r>
-        <w:rPr>
-          <w:lang w:val="ru-RU"/>
-        </w:rPr>
-        <w:t>/</w:t>
-      </w:r>
-      <w:proofErr w:type="spellStart"/>
-      <w:r>
-        <w:t>projectoffice</w:t>
-      </w:r>
-      <w:proofErr w:type="spellEnd"/>
-      <w:r>
-        <w:rPr>
-          <w:lang w:val="ru-RU"/>
-        </w:rPr>
-        <w:t>/</w:t>
-      </w:r>
-      <w:proofErr w:type="spellStart"/>
-      <w:r>
-        <w:t>reglament</w:t>
-      </w:r>
-      <w:proofErr w:type="spellEnd"/>
-      <w:r>
-        <w:rPr>
-          <w:lang w:val="ru-RU"/>
-        </w:rPr>
-        <w:t xml:space="preserve"> (дата обращения: 14.09.2026).</w:t>
+        <w:t>: 14.09.2026).</w:t>
       </w:r>
     </w:p>
+    <w:bookmarkStart w:id="40" w:name="src7"/>
     <w:p>
       <w:pPr>
         <w:spacing w:line="360" w:lineRule="auto"/>
-        <w:ind w:left="0" w:firstLine="709"/>
+        <w:ind w:firstLine="709"/>
         <w:jc w:val="both"/>
         <w:rPr>
           <w:lang w:val="ru-RU"/>
         </w:rPr>
       </w:pPr>
       <w:r>
-        <w:rPr>
-          <w:lang w:val="ru-RU"/>
-        </w:rPr>
-        <w:t>3. МИЭМ НИУ ВШЭ. Представления проектов с 02 по 06 февраля 2026 г., комиссия про</w:t>
-      </w:r>
-      <w:r>
-        <w:rPr>
-          <w:lang w:val="ru-RU"/>
-        </w:rPr>
-        <w:t xml:space="preserve">граммно-аппаратных проектов [Электронный ресурс]. </w:t>
-      </w:r>
-      <w:r>
-        <w:t>URL</w:t>
-      </w:r>
-      <w:r>
-        <w:rPr>
-          <w:lang w:val="ru-RU"/>
-        </w:rPr>
-        <w:t xml:space="preserve">: </w:t>
-      </w:r>
-      <w:r>
-        <w:t>https</w:t>
-      </w:r>
-      <w:r>
-        <w:rPr>
-          <w:lang w:val="ru-RU"/>
-        </w:rPr>
-        <w:t>://</w:t>
-      </w:r>
-      <w:proofErr w:type="spellStart"/>
-      <w:r>
-        <w:t>miem</w:t>
-      </w:r>
-      <w:proofErr w:type="spellEnd"/>
-      <w:r>
-        <w:rPr>
-          <w:lang w:val="ru-RU"/>
-        </w:rPr>
-        <w:t>.</w:t>
-      </w:r>
-      <w:proofErr w:type="spellStart"/>
-      <w:r>
-        <w:t>hse</w:t>
-      </w:r>
-      <w:proofErr w:type="spellEnd"/>
-      <w:r>
-        <w:rPr>
-          <w:lang w:val="ru-RU"/>
-        </w:rPr>
-        <w:t>.</w:t>
-      </w:r>
-      <w:proofErr w:type="spellStart"/>
-      <w:r>
-        <w:t>ru</w:t>
-      </w:r>
-      <w:proofErr w:type="spellEnd"/>
-      <w:r>
-        <w:rPr>
-          <w:lang w:val="ru-RU"/>
-        </w:rPr>
-        <w:t>/</w:t>
-      </w:r>
-      <w:r>
-        <w:t>mirror</w:t>
-      </w:r>
-      <w:r>
-        <w:rPr>
-          <w:lang w:val="ru-RU"/>
-        </w:rPr>
-        <w:t>/</w:t>
-      </w:r>
-      <w:r>
-        <w:t>pubs</w:t>
-      </w:r>
-      <w:r>
-        <w:rPr>
-          <w:lang w:val="ru-RU"/>
-        </w:rPr>
-        <w:t>/</w:t>
-      </w:r>
-      <w:r>
-        <w:t>share</w:t>
-      </w:r>
-      <w:r>
-        <w:rPr>
-          <w:lang w:val="ru-RU"/>
-        </w:rPr>
-        <w:t>/1120608236.</w:t>
-      </w:r>
-      <w:r>
-        <w:t>pdf</w:t>
-      </w:r>
-      <w:r>
-        <w:rPr>
-          <w:lang w:val="ru-RU"/>
-        </w:rPr>
-        <w:t xml:space="preserve"> (дата обращения: 14.09.2026).</w:t>
-      </w:r>
-    </w:p>
-    <w:p>
-      <w:pPr>
-        <w:spacing w:line="360" w:lineRule="auto"/>
-        <w:ind w:left="0" w:firstLine="709"/>
-        <w:jc w:val="both"/>
-        <w:rPr>
-          <w:lang w:val="ru-RU"/>
-        </w:rPr>
-      </w:pPr>
-      <w:r>
-        <w:rPr>
-          <w:lang w:val="ru-RU"/>
-        </w:rPr>
-        <w:t xml:space="preserve">4. Центр управления проектными разработками МИЭМ НИУ ВШЭ. Представление проекта: содержание для программно-аппаратных </w:t>
-      </w:r>
-      <w:r>
-        <w:rPr>
-          <w:lang w:val="ru-RU"/>
-        </w:rPr>
-        <w:t xml:space="preserve">проектов [Электронный ресурс]. </w:t>
-      </w:r>
-      <w:r>
-        <w:t>URL</w:t>
-      </w:r>
-      <w:r>
-        <w:rPr>
-          <w:lang w:val="ru-RU"/>
-        </w:rPr>
-        <w:t xml:space="preserve">: </w:t>
-      </w:r>
-      <w:r>
-        <w:t>https</w:t>
-      </w:r>
-      <w:r>
-        <w:rPr>
-          <w:lang w:val="ru-RU"/>
-        </w:rPr>
-        <w:t>://</w:t>
-      </w:r>
-      <w:proofErr w:type="spellStart"/>
-      <w:r>
-        <w:t>miem</w:t>
-      </w:r>
-      <w:proofErr w:type="spellEnd"/>
-      <w:r>
-        <w:rPr>
-          <w:lang w:val="ru-RU"/>
-        </w:rPr>
-        <w:t>.</w:t>
-      </w:r>
-      <w:proofErr w:type="spellStart"/>
-      <w:r>
-        <w:t>hse</w:t>
-      </w:r>
-      <w:proofErr w:type="spellEnd"/>
-      <w:r>
-        <w:rPr>
-          <w:lang w:val="ru-RU"/>
-        </w:rPr>
-        <w:t>.</w:t>
-      </w:r>
-      <w:proofErr w:type="spellStart"/>
-      <w:r>
-        <w:t>ru</w:t>
-      </w:r>
-      <w:proofErr w:type="spellEnd"/>
-      <w:r>
-        <w:rPr>
-          <w:lang w:val="ru-RU"/>
-        </w:rPr>
-        <w:t>/</w:t>
-      </w:r>
-      <w:r>
-        <w:t>project</w:t>
-      </w:r>
-      <w:r>
-        <w:rPr>
-          <w:lang w:val="ru-RU"/>
-        </w:rPr>
-        <w:t>_</w:t>
-      </w:r>
-      <w:r>
-        <w:t>office</w:t>
-      </w:r>
-      <w:r>
-        <w:rPr>
-          <w:lang w:val="ru-RU"/>
-        </w:rPr>
-        <w:t>/</w:t>
-      </w:r>
-      <w:r>
-        <w:t>presentation</w:t>
-      </w:r>
-      <w:r>
-        <w:rPr>
-          <w:lang w:val="ru-RU"/>
-        </w:rPr>
-        <w:t xml:space="preserve"> (дата обращения: 14.09.2026).</w:t>
-      </w:r>
-    </w:p>
-    <w:p>
-      <w:pPr>
-        <w:spacing w:line="360" w:lineRule="auto"/>
-        <w:ind w:left="0" w:firstLine="709"/>
-        <w:jc w:val="both"/>
-        <w:rPr>
-          <w:lang w:val="ru-RU"/>
-        </w:rPr>
-      </w:pPr>
-      <w:r>
-        <w:t>5. Terasic. DE10-Lite User Manual [Электронный ресурс]. URL</w:t>
-      </w:r>
-      <w:r>
-        <w:rPr>
-          <w:lang w:val="ru-RU"/>
-        </w:rPr>
-        <w:t xml:space="preserve">: </w:t>
-      </w:r>
-      <w:r>
-        <w:t>https</w:t>
-      </w:r>
-      <w:r>
-        <w:rPr>
-          <w:lang w:val="ru-RU"/>
-        </w:rPr>
-        <w:t>://</w:t>
-      </w:r>
-      <w:r>
-        <w:t>www</w:t>
-      </w:r>
-      <w:r>
-        <w:rPr>
-          <w:lang w:val="ru-RU"/>
-        </w:rPr>
-        <w:t>.</w:t>
-      </w:r>
-      <w:proofErr w:type="spellStart"/>
-      <w:r>
-        <w:t>terasic</w:t>
-      </w:r>
-      <w:proofErr w:type="spellEnd"/>
-      <w:r>
-        <w:rPr>
-          <w:lang w:val="ru-RU"/>
-        </w:rPr>
-        <w:t>.</w:t>
-      </w:r>
-      <w:r>
-        <w:t>com</w:t>
-      </w:r>
-      <w:r>
-        <w:rPr>
-          <w:lang w:val="ru-RU"/>
-        </w:rPr>
-        <w:t>.</w:t>
-      </w:r>
-      <w:proofErr w:type="spellStart"/>
-      <w:r>
-        <w:t>tw</w:t>
-      </w:r>
-      <w:proofErr w:type="spellEnd"/>
-      <w:r>
-        <w:rPr>
-          <w:lang w:val="ru-RU"/>
-        </w:rPr>
-        <w:t>/</w:t>
-      </w:r>
-      <w:proofErr w:type="spellStart"/>
-      <w:r>
-        <w:t>cgi</w:t>
-      </w:r>
-      <w:proofErr w:type="spellEnd"/>
-      <w:r>
-        <w:rPr>
-          <w:lang w:val="ru-RU"/>
-        </w:rPr>
-        <w:t>-</w:t>
-      </w:r>
-      <w:r>
-        <w:t>bin</w:t>
-      </w:r>
-      <w:r>
-        <w:rPr>
-          <w:lang w:val="ru-RU"/>
-        </w:rPr>
-        <w:t>/</w:t>
-      </w:r>
-      <w:r>
-        <w:t>page</w:t>
-      </w:r>
-      <w:r>
-        <w:rPr>
-          <w:lang w:val="ru-RU"/>
-        </w:rPr>
-        <w:t>/</w:t>
-      </w:r>
-      <w:r>
-        <w:t>archive</w:t>
-      </w:r>
-      <w:r>
-        <w:rPr>
-          <w:lang w:val="ru-RU"/>
-        </w:rPr>
-        <w:t>.</w:t>
-      </w:r>
-      <w:proofErr w:type="spellStart"/>
-      <w:r>
-        <w:t>pl</w:t>
-      </w:r>
-      <w:proofErr w:type="spellEnd"/>
-      <w:r>
-        <w:rPr>
-          <w:lang w:val="ru-RU"/>
-        </w:rPr>
-        <w:t>?</w:t>
-      </w:r>
-      <w:r>
-        <w:t>Language</w:t>
-      </w:r>
-      <w:r>
-        <w:rPr>
-          <w:lang w:val="ru-RU"/>
-        </w:rPr>
-        <w:t>=</w:t>
-      </w:r>
-      <w:r>
-        <w:t>English</w:t>
-      </w:r>
-      <w:r>
-        <w:rPr>
-          <w:lang w:val="ru-RU"/>
-        </w:rPr>
-        <w:t>&amp;</w:t>
-      </w:r>
-      <w:proofErr w:type="spellStart"/>
-      <w:r>
-        <w:t>CategoryNo</w:t>
-      </w:r>
-      <w:proofErr w:type="spellEnd"/>
-      <w:r>
-        <w:rPr>
-          <w:lang w:val="ru-RU"/>
-        </w:rPr>
-        <w:t>=21</w:t>
-      </w:r>
-      <w:r>
-        <w:rPr>
-          <w:lang w:val="ru-RU"/>
-        </w:rPr>
-        <w:t>8&amp;</w:t>
-      </w:r>
-      <w:r>
-        <w:t>No</w:t>
-      </w:r>
-      <w:r>
-        <w:rPr>
-          <w:lang w:val="ru-RU"/>
-        </w:rPr>
-        <w:t>=1021 (дата обращения: 14.09.2026).</w:t>
-      </w:r>
-    </w:p>
-    <w:p>
-      <w:pPr>
-        <w:spacing w:line="360" w:lineRule="auto"/>
-        <w:ind w:left="0" w:firstLine="709"/>
-        <w:jc w:val="both"/>
-        <w:rPr>
-          <w:lang w:val="ru-RU"/>
-        </w:rPr>
-      </w:pPr>
-      <w:r>
-        <w:t>6. Intel. Intel Quartus Prime Programmer User Guide [Электронный ресурс]. URL</w:t>
-      </w:r>
-      <w:r>
-        <w:rPr>
-          <w:lang w:val="ru-RU"/>
-        </w:rPr>
-        <w:t xml:space="preserve">: </w:t>
-      </w:r>
-      <w:r>
-        <w:t>https</w:t>
-      </w:r>
-      <w:r>
-        <w:rPr>
-          <w:lang w:val="ru-RU"/>
-        </w:rPr>
-        <w:t>://</w:t>
-      </w:r>
-      <w:r>
-        <w:t>www</w:t>
-      </w:r>
-      <w:r>
-        <w:rPr>
-          <w:lang w:val="ru-RU"/>
-        </w:rPr>
-        <w:t>.</w:t>
-      </w:r>
-      <w:r>
-        <w:t>intel</w:t>
-      </w:r>
-      <w:r>
-        <w:rPr>
-          <w:lang w:val="ru-RU"/>
-        </w:rPr>
-        <w:t>.</w:t>
-      </w:r>
-      <w:r>
-        <w:t>com</w:t>
-      </w:r>
-      <w:r>
-        <w:rPr>
-          <w:lang w:val="ru-RU"/>
-        </w:rPr>
-        <w:t>/</w:t>
-      </w:r>
-      <w:r>
-        <w:t>content</w:t>
-      </w:r>
-      <w:r>
-        <w:rPr>
-          <w:lang w:val="ru-RU"/>
-        </w:rPr>
-        <w:t>/</w:t>
-      </w:r>
-      <w:r>
-        <w:t>www</w:t>
-      </w:r>
-      <w:r>
-        <w:rPr>
-          <w:lang w:val="ru-RU"/>
-        </w:rPr>
-        <w:t>/</w:t>
-      </w:r>
-      <w:r>
-        <w:t>us</w:t>
-      </w:r>
-      <w:r>
-        <w:rPr>
-          <w:lang w:val="ru-RU"/>
-        </w:rPr>
-        <w:t>/</w:t>
-      </w:r>
-      <w:proofErr w:type="spellStart"/>
-      <w:r>
-        <w:t>en</w:t>
-      </w:r>
-      <w:proofErr w:type="spellEnd"/>
-      <w:r>
-        <w:rPr>
-          <w:lang w:val="ru-RU"/>
-        </w:rPr>
-        <w:t>/</w:t>
-      </w:r>
-      <w:r>
-        <w:t>docs</w:t>
-      </w:r>
-      <w:r>
-        <w:rPr>
-          <w:lang w:val="ru-RU"/>
-        </w:rPr>
-        <w:t>/</w:t>
-      </w:r>
-      <w:r>
-        <w:t>programmable</w:t>
-      </w:r>
-      <w:r>
-        <w:rPr>
-          <w:lang w:val="ru-RU"/>
-        </w:rPr>
-        <w:t>/683472/</w:t>
-      </w:r>
-      <w:r>
-        <w:t>current</w:t>
-      </w:r>
-      <w:r>
-        <w:rPr>
-          <w:lang w:val="ru-RU"/>
-        </w:rPr>
-        <w:t>/</w:t>
-      </w:r>
-      <w:r>
-        <w:t>overview</w:t>
-      </w:r>
-      <w:r>
-        <w:rPr>
-          <w:lang w:val="ru-RU"/>
-        </w:rPr>
-        <w:t>.</w:t>
-      </w:r>
-      <w:r>
-        <w:t>html</w:t>
-      </w:r>
-      <w:r>
-        <w:rPr>
-          <w:lang w:val="ru-RU"/>
-        </w:rPr>
-        <w:t xml:space="preserve"> (дата обращения: 14.09.2026).</w:t>
-      </w:r>
-    </w:p>
-    <w:p>
-      <w:pPr>
-        <w:spacing w:line="360" w:lineRule="auto"/>
-        <w:ind w:left="0" w:firstLine="709"/>
-        <w:jc w:val="both"/>
-        <w:rPr>
-          <w:lang w:val="ru-RU"/>
-        </w:rPr>
-      </w:pPr>
-      <w:r>
-        <w:t>7. OpenOCD. Open On-</w:t>
-      </w:r>
-      <w:r>
-        <w:t>Chip Debugger User’s Guide [Электронный ресурс]. URL</w:t>
-      </w:r>
-      <w:r>
-        <w:rPr>
-          <w:lang w:val="ru-RU"/>
-        </w:rPr>
-        <w:t xml:space="preserve">: </w:t>
-      </w:r>
-      <w:r>
-        <w:t>https</w:t>
-      </w:r>
-      <w:r>
-        <w:rPr>
-          <w:lang w:val="ru-RU"/>
-        </w:rPr>
-        <w:t>://</w:t>
-      </w:r>
-      <w:proofErr w:type="spellStart"/>
-      <w:r>
-        <w:t>openocd</w:t>
-      </w:r>
-      <w:proofErr w:type="spellEnd"/>
-      <w:r>
-        <w:rPr>
-          <w:lang w:val="ru-RU"/>
-        </w:rPr>
-        <w:t>.</w:t>
-      </w:r>
-      <w:r>
-        <w:t>org</w:t>
-      </w:r>
-      <w:r>
-        <w:rPr>
-          <w:lang w:val="ru-RU"/>
-        </w:rPr>
-        <w:t>/</w:t>
-      </w:r>
-      <w:r>
-        <w:t>doc</w:t>
-      </w:r>
-      <w:r>
-        <w:rPr>
-          <w:lang w:val="ru-RU"/>
-        </w:rPr>
-        <w:t>/</w:t>
-      </w:r>
-      <w:r>
-        <w:t>html</w:t>
-      </w:r>
-      <w:r>
-        <w:rPr>
-          <w:lang w:val="ru-RU"/>
-        </w:rPr>
-        <w:t>/</w:t>
-      </w:r>
-      <w:r>
-        <w:t>index</w:t>
-      </w:r>
-      <w:r>
-        <w:rPr>
-          <w:lang w:val="ru-RU"/>
-        </w:rPr>
-        <w:t>.</w:t>
-      </w:r>
-      <w:r>
-        <w:t>html</w:t>
-      </w:r>
-      <w:r>
-        <w:rPr>
-          <w:lang w:val="ru-RU"/>
-        </w:rPr>
-        <w:t xml:space="preserve"> (дата обращения: 14.09.2026).</w:t>
-      </w:r>
-    </w:p>
-    <w:p>
-      <w:pPr>
-        <w:spacing w:line="360" w:lineRule="auto"/>
-        <w:ind w:left="0" w:firstLine="709"/>
-        <w:jc w:val="both"/>
-      </w:pPr>
-      <w:r>
-        <w:lastRenderedPageBreak/>
-        <w:t>8. Raspberry Pi Ltd. Raspberry Pi Documentation [Электронный ресурс]. URL: https://www.raspberrypi.com/documentation/ (дата обращени</w:t>
-      </w:r>
-      <w:r>
-        <w:t>я: 14.09.2026).</w:t>
-      </w:r>
-    </w:p>
-    <w:p>
-      <w:pPr>
-        <w:spacing w:line="360" w:lineRule="auto"/>
-        <w:ind w:left="0" w:firstLine="709"/>
-        <w:jc w:val="both"/>
-        <w:rPr>
-          <w:lang w:val="ru-RU"/>
-        </w:rPr>
-      </w:pPr>
-      <w:r>
-        <w:t>9. Django Software Foundation. Django</w:t>
-      </w:r>
-      <w:r>
-        <w:rPr>
-          <w:lang w:val="ru-RU"/>
-        </w:rPr>
-        <w:t xml:space="preserve"> </w:t>
-      </w:r>
-      <w:r>
-        <w:t>Documentation</w:t>
-      </w:r>
-      <w:r>
-        <w:rPr>
-          <w:lang w:val="ru-RU"/>
-        </w:rPr>
-        <w:t xml:space="preserve"> [Электронный ресурс]. </w:t>
-      </w:r>
-      <w:r>
-        <w:t>URL</w:t>
-      </w:r>
-      <w:r>
-        <w:rPr>
-          <w:lang w:val="ru-RU"/>
-        </w:rPr>
-        <w:t xml:space="preserve">: </w:t>
-      </w:r>
-      <w:r>
-        <w:t>https</w:t>
-      </w:r>
-      <w:r>
-        <w:rPr>
-          <w:lang w:val="ru-RU"/>
-        </w:rPr>
-        <w:t>://</w:t>
-      </w:r>
-      <w:r>
-        <w:t>docs</w:t>
-      </w:r>
-      <w:r>
-        <w:rPr>
-          <w:lang w:val="ru-RU"/>
-        </w:rPr>
-        <w:t>.</w:t>
-      </w:r>
-      <w:proofErr w:type="spellStart"/>
-      <w:r>
-        <w:t>djangoproject</w:t>
-      </w:r>
-      <w:proofErr w:type="spellEnd"/>
-      <w:r>
-        <w:rPr>
-          <w:lang w:val="ru-RU"/>
-        </w:rPr>
-        <w:t>.</w:t>
-      </w:r>
-      <w:r>
-        <w:t>com</w:t>
-      </w:r>
-      <w:r>
-        <w:rPr>
-          <w:lang w:val="ru-RU"/>
-        </w:rPr>
-        <w:t>/ (дата обращения: 14.09.2026).</w:t>
-      </w:r>
-    </w:p>
-    <w:p>
-      <w:pPr>
-        <w:spacing w:line="360" w:lineRule="auto"/>
-        <w:ind w:left="0" w:firstLine="709"/>
-        <w:jc w:val="both"/>
-        <w:rPr>
-          <w:lang w:val="ru-RU"/>
-        </w:rPr>
-      </w:pPr>
-      <w:r>
-        <w:t>10. Django Channels. Channels Documentation [Электронный ресурс]. URL</w:t>
-      </w:r>
-      <w:r>
-        <w:rPr>
-          <w:lang w:val="ru-RU"/>
-        </w:rPr>
-        <w:t xml:space="preserve">: </w:t>
-      </w:r>
-      <w:r>
-        <w:t>https</w:t>
-      </w:r>
-      <w:r>
-        <w:rPr>
-          <w:lang w:val="ru-RU"/>
-        </w:rPr>
-        <w:t>://</w:t>
-      </w:r>
-      <w:r>
-        <w:t>channels</w:t>
-      </w:r>
-      <w:r>
-        <w:rPr>
-          <w:lang w:val="ru-RU"/>
-        </w:rPr>
-        <w:t>.</w:t>
-      </w:r>
-      <w:proofErr w:type="spellStart"/>
-      <w:r>
-        <w:t>readthedocs</w:t>
-      </w:r>
-      <w:proofErr w:type="spellEnd"/>
-      <w:r>
-        <w:rPr>
-          <w:lang w:val="ru-RU"/>
-        </w:rPr>
-        <w:t>.</w:t>
-      </w:r>
-      <w:proofErr w:type="spellStart"/>
-      <w:r>
-        <w:t>io</w:t>
-      </w:r>
-      <w:proofErr w:type="spellEnd"/>
-      <w:r>
-        <w:rPr>
-          <w:lang w:val="ru-RU"/>
-        </w:rPr>
-        <w:t>/ (дата обращения: 14.09.2026).</w:t>
-      </w:r>
-    </w:p>
-    <w:p>
-      <w:pPr>
-        <w:spacing w:line="360" w:lineRule="auto"/>
-        <w:ind w:left="0" w:firstLine="709"/>
-        <w:jc w:val="both"/>
-        <w:rPr>
-          <w:lang w:val="ru-RU"/>
-        </w:rPr>
-      </w:pPr>
-      <w:r>
-        <w:rPr>
-          <w:lang w:val="ru-RU"/>
-        </w:rPr>
-        <w:t xml:space="preserve">11. </w:t>
-      </w:r>
-      <w:r>
-        <w:t>React</w:t>
-      </w:r>
-      <w:r>
-        <w:rPr>
-          <w:lang w:val="ru-RU"/>
-        </w:rPr>
-        <w:t xml:space="preserve">. </w:t>
-      </w:r>
-      <w:r>
-        <w:t>React</w:t>
-      </w:r>
-      <w:r>
-        <w:rPr>
-          <w:lang w:val="ru-RU"/>
-        </w:rPr>
-        <w:t xml:space="preserve"> </w:t>
-      </w:r>
-      <w:r>
-        <w:t>Documentation</w:t>
-      </w:r>
-      <w:r>
-        <w:rPr>
-          <w:lang w:val="ru-RU"/>
-        </w:rPr>
-        <w:t xml:space="preserve"> [Электронный ресурс]. </w:t>
-      </w:r>
-      <w:r>
-        <w:t>URL</w:t>
-      </w:r>
-      <w:r>
-        <w:rPr>
-          <w:lang w:val="ru-RU"/>
-        </w:rPr>
-        <w:t xml:space="preserve">: </w:t>
-      </w:r>
-      <w:r>
-        <w:t>https</w:t>
-      </w:r>
-      <w:r>
-        <w:rPr>
-          <w:lang w:val="ru-RU"/>
-        </w:rPr>
-        <w:t>://</w:t>
-      </w:r>
-      <w:r>
-        <w:t>react</w:t>
-      </w:r>
-      <w:r>
-        <w:rPr>
-          <w:lang w:val="ru-RU"/>
-        </w:rPr>
-        <w:t>.</w:t>
-      </w:r>
-      <w:r>
-        <w:t>dev</w:t>
-      </w:r>
-      <w:r>
-        <w:rPr>
-          <w:lang w:val="ru-RU"/>
-        </w:rPr>
-        <w:t>/ (дата обращения: 14.09.2026).</w:t>
-      </w:r>
-    </w:p>
-    <w:p>
-      <w:pPr>
-        <w:spacing w:line="360" w:lineRule="auto"/>
-        <w:ind w:left="0" w:firstLine="709"/>
-        <w:jc w:val="both"/>
-        <w:rPr>
-          <w:lang w:val="ru-RU"/>
-        </w:rPr>
-      </w:pPr>
-      <w:r>
-        <w:t>12. FFmpeg Project. FFmpeg Documentation [Электронный ресурс]. URL</w:t>
-      </w:r>
-      <w:r>
-        <w:rPr>
-          <w:lang w:val="ru-RU"/>
-        </w:rPr>
-        <w:t xml:space="preserve">: </w:t>
-      </w:r>
-      <w:r>
-        <w:t>https</w:t>
-      </w:r>
-      <w:r>
-        <w:rPr>
-          <w:lang w:val="ru-RU"/>
-        </w:rPr>
-        <w:t>://</w:t>
-      </w:r>
-      <w:proofErr w:type="spellStart"/>
-      <w:r>
-        <w:t>ffmpeg</w:t>
-      </w:r>
-      <w:proofErr w:type="spellEnd"/>
-      <w:r>
-        <w:rPr>
-          <w:lang w:val="ru-RU"/>
-        </w:rPr>
-        <w:t>.</w:t>
-      </w:r>
-      <w:r>
-        <w:t>org</w:t>
-      </w:r>
-      <w:r>
-        <w:rPr>
-          <w:lang w:val="ru-RU"/>
-        </w:rPr>
-        <w:t>/</w:t>
-      </w:r>
-      <w:r>
-        <w:t>documentation</w:t>
-      </w:r>
-      <w:r>
-        <w:rPr>
-          <w:lang w:val="ru-RU"/>
-        </w:rPr>
-        <w:t>.</w:t>
-      </w:r>
-      <w:r>
-        <w:t>html</w:t>
-      </w:r>
-      <w:r>
-        <w:rPr>
-          <w:lang w:val="ru-RU"/>
-        </w:rPr>
-        <w:t xml:space="preserve"> (дата об</w:t>
-      </w:r>
-      <w:r>
-        <w:rPr>
-          <w:lang w:val="ru-RU"/>
-        </w:rPr>
-        <w:t>ращения: 14.09.2026).</w:t>
-      </w:r>
-    </w:p>
-    <w:p>
-      <w:pPr>
-        <w:spacing w:line="360" w:lineRule="auto"/>
-        <w:ind w:left="0" w:firstLine="709"/>
-        <w:jc w:val="both"/>
-      </w:pPr>
-      <w:r>
-        <w:rPr>
-          <w:lang w:val="ru-RU"/>
-        </w:rPr>
-        <w:t xml:space="preserve">13. ГОСТ 34.602-2020. Информационные технологии. Комплекс стандартов на автоматизированные системы. </w:t>
-      </w:r>
-      <w:proofErr w:type="spellStart"/>
-      <w:r>
-        <w:t>Техническое</w:t>
-      </w:r>
-      <w:proofErr w:type="spellEnd"/>
-      <w:r>
-        <w:t xml:space="preserve"> </w:t>
-      </w:r>
-      <w:proofErr w:type="spellStart"/>
-      <w:r>
-        <w:t>задание</w:t>
-      </w:r>
-      <w:proofErr w:type="spellEnd"/>
-      <w:r>
-        <w:t xml:space="preserve"> </w:t>
-      </w:r>
-      <w:proofErr w:type="spellStart"/>
-      <w:r>
-        <w:t>на</w:t>
-      </w:r>
-      <w:proofErr w:type="spellEnd"/>
-      <w:r>
-        <w:t xml:space="preserve"> </w:t>
-      </w:r>
-      <w:proofErr w:type="spellStart"/>
-      <w:r>
-        <w:t>создание</w:t>
-      </w:r>
-      <w:proofErr w:type="spellEnd"/>
-      <w:r>
-        <w:t xml:space="preserve"> автоматизированной системы.</w:t>
+        <w:fldChar w:fldCharType="begin"/>
+      </w:r>
+      <w:r>
+        <w:instrText>SEQ Source \* ARABIC</w:instrText>
+      </w:r>
+      <w:r>
+        <w:fldChar w:fldCharType="separate"/>
+      </w:r>
+      <w:r>
+        <w:t>7</w:t>
+      </w:r>
+      <w:r>
+        <w:fldChar w:fldCharType="end"/>
+      </w:r>
+      <w:bookmarkEnd w:id="40"/>
+      <w:r>
+        <w:t>. FFmpeg Project. FFmpeg Documentation [Э</w:t>
+      </w:r>
+      <w:r>
+        <w:t>лектронный ресурс]. URL: https://ffmpeg.org/documentation.html (дата обращения: 14.09.2026).</w:t>
       </w:r>
     </w:p>
     <w:sectPr>
@@ -13325,7 +13240,7 @@
         <w:noProof/>
         <w:sz w:val="24"/>
       </w:rPr>
-      <w:t>10</w:t>
+      <w:t>24</w:t>
     </w:r>
     <w:r>
       <w:rPr>
@@ -14457,7 +14372,7 @@
     <w:unhideWhenUsed/>
     <w:rsid w:val="00AA1D8D"/>
     <w:pPr>
-      <w:ind w:left="0" w:firstLine="709"/>
+      <w:ind w:firstLine="709"/>
       <w:contextualSpacing/>
     </w:pPr>
   </w:style>
@@ -14468,7 +14383,7 @@
     <w:unhideWhenUsed/>
     <w:rsid w:val="00326F90"/>
     <w:pPr>
-      <w:ind w:left="0" w:firstLine="709"/>
+      <w:ind w:firstLine="709"/>
       <w:contextualSpacing/>
     </w:pPr>
   </w:style>
@@ -14479,7 +14394,7 @@
     <w:unhideWhenUsed/>
     <w:rsid w:val="00326F90"/>
     <w:pPr>
-      <w:ind w:left="0" w:firstLine="709"/>
+      <w:ind w:firstLine="709"/>
       <w:contextualSpacing/>
     </w:pPr>
   </w:style>
@@ -25320,7 +25235,7 @@
 </file>
 
 <file path=customXml/itemProps1.xml><?xml version="1.0" encoding="utf-8"?>
-<ds:datastoreItem xmlns:ds="http://schemas.openxmlformats.org/officeDocument/2006/customXml" ds:itemID="{4E86A31B-3C7B-4694-952A-2E090FF2EE15}">
+<ds:datastoreItem xmlns:ds="http://schemas.openxmlformats.org/officeDocument/2006/customXml" ds:itemID="{4ED40465-8115-4E73-93ED-B91571669FC6}">
   <ds:schemaRefs>
     <ds:schemaRef ds:uri="http://schemas.openxmlformats.org/officeDocument/2006/bibliography"/>
   </ds:schemaRefs>
